--- a/Alur Kerja Baf-Inquiry.docx
+++ b/Alur Kerja Baf-Inquiry.docx
@@ -4,6 +4,68 @@
   <w:body>
     <w:p>
       <w:pPr>
+        <w:pStyle w:val="Title"/>
+        <w:keepNext w:val="0"/>
+        <w:keepLines w:val="0"/>
+        <w:pageBreakBefore w:val="0"/>
+        <w:widowControl w:val="0"/>
+        <w:pBdr>
+          <w:top w:space="0" w:sz="0" w:val="nil"/>
+          <w:left w:space="0" w:sz="0" w:val="nil"/>
+          <w:bottom w:space="0" w:sz="0" w:val="nil"/>
+          <w:right w:space="0" w:sz="0" w:val="nil"/>
+          <w:between w:space="0" w:sz="0" w:val="nil"/>
+        </w:pBdr>
+        <w:shd w:fill="auto" w:val="clear"/>
+        <w:spacing w:after="0" w:before="0" w:line="276" w:lineRule="auto"/>
+        <w:ind w:left="0" w:right="0" w:firstLine="0"/>
+        <w:jc w:val="left"/>
+        <w:rPr>
+          <w:rFonts w:ascii="Arial" w:cs="Arial" w:eastAsia="Arial" w:hAnsi="Arial"/>
+          <w:b w:val="0"/>
+          <w:i w:val="0"/>
+          <w:smallCaps w:val="0"/>
+          <w:strike w:val="0"/>
+          <w:color w:val="000000"/>
+          <w:sz w:val="22"/>
+          <w:szCs w:val="22"/>
+          <w:u w:val="none"/>
+          <w:shd w:fill="auto" w:val="clear"/>
+          <w:vertAlign w:val="baseline"/>
+        </w:rPr>
+        <w:sectPr>
+          <w:pgSz w:h="16834" w:w="11909" w:orient="portrait"/>
+          <w:pgMar w:bottom="1440" w:top="1440" w:left="1440" w:right="1440" w:header="720" w:footer="720"/>
+          <w:pgNumType w:start="1"/>
+        </w:sectPr>
+      </w:pPr>
+      <w:bookmarkStart w:colFirst="0" w:colLast="0" w:name="_fzjquelgd4nn" w:id="0"/>
+      <w:bookmarkEnd w:id="0"/>
+      <w:r>
+        <w:rPr>
+          <w:rFonts w:ascii="Arial" w:cs="Arial" w:eastAsia="Arial" w:hAnsi="Arial"/>
+          <w:b w:val="0"/>
+          <w:i w:val="0"/>
+          <w:smallCaps w:val="0"/>
+          <w:strike w:val="0"/>
+          <w:color w:val="000000"/>
+          <w:sz w:val="52"/>
+          <w:szCs w:val="52"/>
+          <w:u w:val="none"/>
+          <w:shd w:fill="auto" w:val="clear"/>
+          <w:vertAlign w:val="baseline"/>
+          <w:rtl w:val="0"/>
+        </w:rPr>
+        <w:t xml:space="preserve">Tab 1</w:t>
+      </w:r>
+      <w:r>
+        <w:rPr>
+          <w:rtl w:val="0"/>
+        </w:rPr>
+      </w:r>
+    </w:p>
+    <w:p>
+      <w:pPr>
         <w:spacing w:after="240" w:before="240" w:lineRule="auto"/>
         <w:rPr/>
       </w:pPr>
@@ -54,8 +116,8 @@
           <w:szCs w:val="46"/>
         </w:rPr>
       </w:pPr>
-      <w:bookmarkStart w:colFirst="0" w:colLast="0" w:name="_4cwz9yyqpi8i" w:id="0"/>
-      <w:bookmarkEnd w:id="0"/>
+      <w:bookmarkStart w:colFirst="0" w:colLast="0" w:name="_4cwz9yyqpi8i" w:id="1"/>
+      <w:bookmarkEnd w:id="1"/>
       <w:r>
         <w:rPr>
           <w:b w:val="1"/>
@@ -70,7 +132,7 @@
       <w:pPr>
         <w:numPr>
           <w:ilvl w:val="0"/>
-          <w:numId w:val="3"/>
+          <w:numId w:val="8"/>
         </w:numPr>
         <w:spacing w:after="0" w:afterAutospacing="0" w:before="240" w:lineRule="auto"/>
         <w:ind w:left="720" w:hanging="360"/>
@@ -88,7 +150,7 @@
       <w:pPr>
         <w:numPr>
           <w:ilvl w:val="1"/>
-          <w:numId w:val="3"/>
+          <w:numId w:val="8"/>
         </w:numPr>
         <w:spacing w:after="0" w:afterAutospacing="0" w:before="0" w:beforeAutospacing="0" w:lineRule="auto"/>
         <w:ind w:left="1440" w:hanging="360"/>
@@ -119,7 +181,7 @@
       <w:pPr>
         <w:numPr>
           <w:ilvl w:val="0"/>
-          <w:numId w:val="3"/>
+          <w:numId w:val="8"/>
         </w:numPr>
         <w:spacing w:after="0" w:afterAutospacing="0" w:before="0" w:beforeAutospacing="0" w:lineRule="auto"/>
         <w:ind w:left="720" w:hanging="360"/>
@@ -137,7 +199,7 @@
       <w:pPr>
         <w:numPr>
           <w:ilvl w:val="1"/>
-          <w:numId w:val="3"/>
+          <w:numId w:val="8"/>
         </w:numPr>
         <w:spacing w:after="0" w:afterAutospacing="0" w:before="0" w:beforeAutospacing="0" w:lineRule="auto"/>
         <w:ind w:left="1440" w:hanging="360"/>
@@ -224,7 +286,7 @@
       <w:pPr>
         <w:numPr>
           <w:ilvl w:val="1"/>
-          <w:numId w:val="3"/>
+          <w:numId w:val="8"/>
         </w:numPr>
         <w:spacing w:after="0" w:afterAutospacing="0" w:before="0" w:beforeAutospacing="0" w:lineRule="auto"/>
         <w:ind w:left="1440" w:hanging="360"/>
@@ -242,7 +304,7 @@
       <w:pPr>
         <w:numPr>
           <w:ilvl w:val="0"/>
-          <w:numId w:val="3"/>
+          <w:numId w:val="8"/>
         </w:numPr>
         <w:spacing w:after="0" w:afterAutospacing="0" w:before="0" w:beforeAutospacing="0" w:lineRule="auto"/>
         <w:ind w:left="720" w:hanging="360"/>
@@ -260,7 +322,7 @@
       <w:pPr>
         <w:numPr>
           <w:ilvl w:val="1"/>
-          <w:numId w:val="3"/>
+          <w:numId w:val="8"/>
         </w:numPr>
         <w:spacing w:after="0" w:afterAutospacing="0" w:before="0" w:beforeAutospacing="0" w:lineRule="auto"/>
         <w:ind w:left="1440" w:hanging="360"/>
@@ -290,7 +352,7 @@
       <w:pPr>
         <w:numPr>
           <w:ilvl w:val="0"/>
-          <w:numId w:val="3"/>
+          <w:numId w:val="8"/>
         </w:numPr>
         <w:spacing w:after="0" w:afterAutospacing="0" w:before="0" w:beforeAutospacing="0" w:lineRule="auto"/>
         <w:ind w:left="720" w:hanging="360"/>
@@ -308,7 +370,7 @@
       <w:pPr>
         <w:numPr>
           <w:ilvl w:val="1"/>
-          <w:numId w:val="3"/>
+          <w:numId w:val="8"/>
         </w:numPr>
         <w:spacing w:after="0" w:afterAutospacing="0" w:before="0" w:beforeAutospacing="0" w:lineRule="auto"/>
         <w:ind w:left="1440" w:hanging="360"/>
@@ -325,7 +387,7 @@
       <w:pPr>
         <w:numPr>
           <w:ilvl w:val="0"/>
-          <w:numId w:val="3"/>
+          <w:numId w:val="8"/>
         </w:numPr>
         <w:spacing w:after="0" w:afterAutospacing="0" w:before="0" w:beforeAutospacing="0" w:lineRule="auto"/>
         <w:ind w:left="720" w:hanging="360"/>
@@ -343,7 +405,7 @@
       <w:pPr>
         <w:numPr>
           <w:ilvl w:val="1"/>
-          <w:numId w:val="3"/>
+          <w:numId w:val="8"/>
         </w:numPr>
         <w:spacing w:after="0" w:afterAutospacing="0" w:before="0" w:beforeAutospacing="0" w:lineRule="auto"/>
         <w:ind w:left="1440" w:hanging="360"/>
@@ -387,7 +449,7 @@
       <w:pPr>
         <w:numPr>
           <w:ilvl w:val="2"/>
-          <w:numId w:val="3"/>
+          <w:numId w:val="8"/>
         </w:numPr>
         <w:spacing w:after="0" w:afterAutospacing="0" w:before="0" w:beforeAutospacing="0" w:lineRule="auto"/>
         <w:ind w:left="2160" w:hanging="360"/>
@@ -425,7 +487,7 @@
       <w:pPr>
         <w:numPr>
           <w:ilvl w:val="2"/>
-          <w:numId w:val="3"/>
+          <w:numId w:val="8"/>
         </w:numPr>
         <w:spacing w:after="0" w:afterAutospacing="0" w:before="0" w:beforeAutospacing="0" w:lineRule="auto"/>
         <w:ind w:left="2160" w:hanging="360"/>
@@ -450,7 +512,7 @@
       <w:pPr>
         <w:numPr>
           <w:ilvl w:val="2"/>
-          <w:numId w:val="3"/>
+          <w:numId w:val="8"/>
         </w:numPr>
         <w:spacing w:after="0" w:afterAutospacing="0" w:before="0" w:beforeAutospacing="0" w:lineRule="auto"/>
         <w:ind w:left="2160" w:hanging="360"/>
@@ -474,7 +536,7 @@
       <w:pPr>
         <w:numPr>
           <w:ilvl w:val="0"/>
-          <w:numId w:val="3"/>
+          <w:numId w:val="8"/>
         </w:numPr>
         <w:spacing w:after="0" w:afterAutospacing="0" w:before="0" w:beforeAutospacing="0" w:lineRule="auto"/>
         <w:ind w:left="720" w:hanging="360"/>
@@ -493,7 +555,7 @@
       <w:pPr>
         <w:numPr>
           <w:ilvl w:val="1"/>
-          <w:numId w:val="3"/>
+          <w:numId w:val="8"/>
         </w:numPr>
         <w:spacing w:after="0" w:afterAutospacing="0" w:before="0" w:beforeAutospacing="0" w:lineRule="auto"/>
         <w:ind w:left="1440" w:hanging="360"/>
@@ -510,7 +572,7 @@
       <w:pPr>
         <w:numPr>
           <w:ilvl w:val="1"/>
-          <w:numId w:val="3"/>
+          <w:numId w:val="8"/>
         </w:numPr>
         <w:spacing w:after="0" w:afterAutospacing="0" w:before="0" w:beforeAutospacing="0" w:lineRule="auto"/>
         <w:ind w:left="1440" w:hanging="360"/>
@@ -577,7 +639,7 @@
       <w:pPr>
         <w:numPr>
           <w:ilvl w:val="1"/>
-          <w:numId w:val="3"/>
+          <w:numId w:val="8"/>
         </w:numPr>
         <w:spacing w:after="0" w:afterAutospacing="0" w:before="0" w:beforeAutospacing="0" w:lineRule="auto"/>
         <w:ind w:left="1440" w:hanging="360"/>
@@ -601,7 +663,7 @@
       <w:pPr>
         <w:numPr>
           <w:ilvl w:val="1"/>
-          <w:numId w:val="3"/>
+          <w:numId w:val="8"/>
         </w:numPr>
         <w:spacing w:after="0" w:afterAutospacing="0" w:before="0" w:beforeAutospacing="0" w:lineRule="auto"/>
         <w:ind w:left="1440" w:hanging="360"/>
@@ -651,7 +713,7 @@
       <w:pPr>
         <w:numPr>
           <w:ilvl w:val="1"/>
-          <w:numId w:val="3"/>
+          <w:numId w:val="8"/>
         </w:numPr>
         <w:spacing w:after="240" w:before="0" w:beforeAutospacing="0" w:lineRule="auto"/>
         <w:ind w:left="1440" w:hanging="360"/>
@@ -736,8 +798,8 @@
           <w:szCs w:val="46"/>
         </w:rPr>
       </w:pPr>
-      <w:bookmarkStart w:colFirst="0" w:colLast="0" w:name="_yjnounspqt2b" w:id="1"/>
-      <w:bookmarkEnd w:id="1"/>
+      <w:bookmarkStart w:colFirst="0" w:colLast="0" w:name="_yjnounspqt2b" w:id="2"/>
+      <w:bookmarkEnd w:id="2"/>
       <w:r>
         <w:rPr>
           <w:b w:val="1"/>
@@ -752,7 +814,7 @@
       <w:pPr>
         <w:numPr>
           <w:ilvl w:val="0"/>
-          <w:numId w:val="2"/>
+          <w:numId w:val="7"/>
         </w:numPr>
         <w:spacing w:after="0" w:afterAutospacing="0" w:before="240" w:lineRule="auto"/>
         <w:ind w:left="720" w:hanging="360"/>
@@ -835,7 +897,7 @@
       <w:pPr>
         <w:numPr>
           <w:ilvl w:val="0"/>
-          <w:numId w:val="2"/>
+          <w:numId w:val="7"/>
         </w:numPr>
         <w:spacing w:after="0" w:afterAutospacing="0" w:before="0" w:beforeAutospacing="0" w:lineRule="auto"/>
         <w:ind w:left="720" w:hanging="360"/>
@@ -876,7 +938,7 @@
       <w:pPr>
         <w:numPr>
           <w:ilvl w:val="0"/>
-          <w:numId w:val="2"/>
+          <w:numId w:val="7"/>
         </w:numPr>
         <w:spacing w:after="0" w:afterAutospacing="0" w:before="0" w:beforeAutospacing="0" w:lineRule="auto"/>
         <w:ind w:left="720" w:hanging="360"/>
@@ -916,7 +978,7 @@
       <w:pPr>
         <w:numPr>
           <w:ilvl w:val="0"/>
-          <w:numId w:val="2"/>
+          <w:numId w:val="7"/>
         </w:numPr>
         <w:spacing w:after="0" w:afterAutospacing="0" w:before="0" w:beforeAutospacing="0" w:lineRule="auto"/>
         <w:ind w:left="720" w:hanging="360"/>
@@ -934,7 +996,7 @@
       <w:pPr>
         <w:numPr>
           <w:ilvl w:val="1"/>
-          <w:numId w:val="2"/>
+          <w:numId w:val="7"/>
         </w:numPr>
         <w:spacing w:after="0" w:afterAutospacing="0" w:before="0" w:beforeAutospacing="0" w:lineRule="auto"/>
         <w:ind w:left="1440" w:hanging="360"/>
@@ -965,7 +1027,7 @@
       <w:pPr>
         <w:numPr>
           <w:ilvl w:val="1"/>
-          <w:numId w:val="2"/>
+          <w:numId w:val="7"/>
         </w:numPr>
         <w:spacing w:after="0" w:afterAutospacing="0" w:before="0" w:beforeAutospacing="0" w:lineRule="auto"/>
         <w:ind w:left="1440" w:hanging="360"/>
@@ -1044,7 +1106,7 @@
       <w:pPr>
         <w:numPr>
           <w:ilvl w:val="1"/>
-          <w:numId w:val="2"/>
+          <w:numId w:val="7"/>
         </w:numPr>
         <w:spacing w:after="0" w:afterAutospacing="0" w:before="0" w:beforeAutospacing="0" w:lineRule="auto"/>
         <w:ind w:left="1440" w:hanging="360"/>
@@ -1068,7 +1130,7 @@
       <w:pPr>
         <w:numPr>
           <w:ilvl w:val="0"/>
-          <w:numId w:val="2"/>
+          <w:numId w:val="7"/>
         </w:numPr>
         <w:spacing w:after="0" w:afterAutospacing="0" w:before="0" w:beforeAutospacing="0" w:lineRule="auto"/>
         <w:ind w:left="720" w:hanging="360"/>
@@ -1087,7 +1149,7 @@
       <w:pPr>
         <w:numPr>
           <w:ilvl w:val="1"/>
-          <w:numId w:val="2"/>
+          <w:numId w:val="7"/>
         </w:numPr>
         <w:spacing w:after="0" w:afterAutospacing="0" w:before="0" w:beforeAutospacing="0" w:lineRule="auto"/>
         <w:ind w:left="1440" w:hanging="360"/>
@@ -1131,7 +1193,7 @@
       <w:pPr>
         <w:numPr>
           <w:ilvl w:val="1"/>
-          <w:numId w:val="2"/>
+          <w:numId w:val="7"/>
         </w:numPr>
         <w:spacing w:after="0" w:afterAutospacing="0" w:before="0" w:beforeAutospacing="0" w:lineRule="auto"/>
         <w:ind w:left="1440" w:hanging="360"/>
@@ -1155,7 +1217,7 @@
       <w:pPr>
         <w:numPr>
           <w:ilvl w:val="2"/>
-          <w:numId w:val="2"/>
+          <w:numId w:val="7"/>
         </w:numPr>
         <w:spacing w:after="0" w:afterAutospacing="0" w:before="0" w:beforeAutospacing="0" w:lineRule="auto"/>
         <w:ind w:left="2160" w:hanging="360"/>
@@ -1180,7 +1242,7 @@
       <w:pPr>
         <w:numPr>
           <w:ilvl w:val="2"/>
-          <w:numId w:val="2"/>
+          <w:numId w:val="7"/>
         </w:numPr>
         <w:spacing w:after="0" w:afterAutospacing="0" w:before="0" w:beforeAutospacing="0" w:lineRule="auto"/>
         <w:ind w:left="2160" w:hanging="360"/>
@@ -1219,7 +1281,7 @@
       <w:pPr>
         <w:numPr>
           <w:ilvl w:val="2"/>
-          <w:numId w:val="2"/>
+          <w:numId w:val="7"/>
         </w:numPr>
         <w:spacing w:after="0" w:afterAutospacing="0" w:before="0" w:beforeAutospacing="0" w:lineRule="auto"/>
         <w:ind w:left="2160" w:hanging="360"/>
@@ -1244,7 +1306,7 @@
       <w:pPr>
         <w:numPr>
           <w:ilvl w:val="2"/>
-          <w:numId w:val="2"/>
+          <w:numId w:val="7"/>
         </w:numPr>
         <w:spacing w:after="0" w:afterAutospacing="0" w:before="0" w:beforeAutospacing="0" w:lineRule="auto"/>
         <w:ind w:left="2160" w:hanging="360"/>
@@ -1286,7 +1348,7 @@
       <w:pPr>
         <w:numPr>
           <w:ilvl w:val="1"/>
-          <w:numId w:val="2"/>
+          <w:numId w:val="7"/>
         </w:numPr>
         <w:spacing w:after="0" w:afterAutospacing="0" w:before="0" w:beforeAutospacing="0" w:lineRule="auto"/>
         <w:ind w:left="1440" w:hanging="360"/>
@@ -1408,7 +1470,7 @@
       <w:pPr>
         <w:numPr>
           <w:ilvl w:val="1"/>
-          <w:numId w:val="2"/>
+          <w:numId w:val="7"/>
         </w:numPr>
         <w:spacing w:after="0" w:afterAutospacing="0" w:before="0" w:beforeAutospacing="0" w:lineRule="auto"/>
         <w:ind w:left="1440" w:hanging="360"/>
@@ -1438,7 +1500,7 @@
       <w:pPr>
         <w:numPr>
           <w:ilvl w:val="0"/>
-          <w:numId w:val="2"/>
+          <w:numId w:val="7"/>
         </w:numPr>
         <w:spacing w:after="0" w:afterAutospacing="0" w:before="0" w:beforeAutospacing="0" w:lineRule="auto"/>
         <w:ind w:left="720" w:hanging="360"/>
@@ -1457,7 +1519,7 @@
       <w:pPr>
         <w:numPr>
           <w:ilvl w:val="1"/>
-          <w:numId w:val="2"/>
+          <w:numId w:val="7"/>
         </w:numPr>
         <w:spacing w:after="0" w:afterAutospacing="0" w:before="0" w:beforeAutospacing="0" w:lineRule="auto"/>
         <w:ind w:left="1440" w:hanging="360"/>
@@ -1502,7 +1564,7 @@
       <w:pPr>
         <w:numPr>
           <w:ilvl w:val="1"/>
-          <w:numId w:val="2"/>
+          <w:numId w:val="7"/>
         </w:numPr>
         <w:spacing w:after="0" w:afterAutospacing="0" w:before="0" w:beforeAutospacing="0" w:lineRule="auto"/>
         <w:ind w:left="1440" w:hanging="360"/>
@@ -1532,7 +1594,7 @@
       <w:pPr>
         <w:numPr>
           <w:ilvl w:val="0"/>
-          <w:numId w:val="2"/>
+          <w:numId w:val="7"/>
         </w:numPr>
         <w:spacing w:after="0" w:afterAutospacing="0" w:before="0" w:beforeAutospacing="0" w:lineRule="auto"/>
         <w:ind w:left="720" w:hanging="360"/>
@@ -1550,7 +1612,7 @@
       <w:pPr>
         <w:numPr>
           <w:ilvl w:val="1"/>
-          <w:numId w:val="2"/>
+          <w:numId w:val="7"/>
         </w:numPr>
         <w:spacing w:after="0" w:afterAutospacing="0" w:before="0" w:beforeAutospacing="0" w:lineRule="auto"/>
         <w:ind w:left="1440" w:hanging="360"/>
@@ -1594,7 +1656,7 @@
       <w:pPr>
         <w:numPr>
           <w:ilvl w:val="1"/>
-          <w:numId w:val="2"/>
+          <w:numId w:val="7"/>
         </w:numPr>
         <w:spacing w:after="0" w:afterAutospacing="0" w:before="0" w:beforeAutospacing="0" w:lineRule="auto"/>
         <w:ind w:left="1440" w:hanging="360"/>
@@ -1625,7 +1687,7 @@
       <w:pPr>
         <w:numPr>
           <w:ilvl w:val="0"/>
-          <w:numId w:val="2"/>
+          <w:numId w:val="7"/>
         </w:numPr>
         <w:spacing w:after="0" w:afterAutospacing="0" w:before="0" w:beforeAutospacing="0" w:lineRule="auto"/>
         <w:ind w:left="720" w:hanging="360"/>
@@ -1644,7 +1706,7 @@
       <w:pPr>
         <w:numPr>
           <w:ilvl w:val="1"/>
-          <w:numId w:val="2"/>
+          <w:numId w:val="7"/>
         </w:numPr>
         <w:spacing w:after="0" w:afterAutospacing="0" w:before="0" w:beforeAutospacing="0" w:lineRule="auto"/>
         <w:ind w:left="1440" w:hanging="360"/>
@@ -1689,7 +1751,7 @@
       <w:pPr>
         <w:numPr>
           <w:ilvl w:val="1"/>
-          <w:numId w:val="2"/>
+          <w:numId w:val="7"/>
         </w:numPr>
         <w:spacing w:after="0" w:afterAutospacing="0" w:before="0" w:beforeAutospacing="0" w:lineRule="auto"/>
         <w:ind w:left="1440" w:hanging="360"/>
@@ -1734,7 +1796,7 @@
       <w:pPr>
         <w:numPr>
           <w:ilvl w:val="1"/>
-          <w:numId w:val="2"/>
+          <w:numId w:val="7"/>
         </w:numPr>
         <w:spacing w:after="240" w:before="0" w:beforeAutospacing="0" w:lineRule="auto"/>
         <w:ind w:left="1440" w:hanging="360"/>
@@ -1787,8 +1849,8 @@
           <w:szCs w:val="46"/>
         </w:rPr>
       </w:pPr>
-      <w:bookmarkStart w:colFirst="0" w:colLast="0" w:name="_3jnfjrpz0uxn" w:id="2"/>
-      <w:bookmarkEnd w:id="2"/>
+      <w:bookmarkStart w:colFirst="0" w:colLast="0" w:name="_3jnfjrpz0uxn" w:id="3"/>
+      <w:bookmarkEnd w:id="3"/>
       <w:r>
         <w:rPr>
           <w:b w:val="1"/>
@@ -1803,7 +1865,7 @@
       <w:pPr>
         <w:numPr>
           <w:ilvl w:val="0"/>
-          <w:numId w:val="1"/>
+          <w:numId w:val="3"/>
         </w:numPr>
         <w:spacing w:after="0" w:afterAutospacing="0" w:before="240" w:lineRule="auto"/>
         <w:ind w:left="720" w:hanging="360"/>
@@ -1837,7 +1899,7 @@
       <w:pPr>
         <w:numPr>
           <w:ilvl w:val="0"/>
-          <w:numId w:val="1"/>
+          <w:numId w:val="3"/>
         </w:numPr>
         <w:spacing w:after="0" w:afterAutospacing="0" w:before="0" w:beforeAutospacing="0" w:lineRule="auto"/>
         <w:ind w:left="720" w:hanging="360"/>
@@ -1878,7 +1940,7 @@
       <w:pPr>
         <w:numPr>
           <w:ilvl w:val="0"/>
-          <w:numId w:val="1"/>
+          <w:numId w:val="3"/>
         </w:numPr>
         <w:spacing w:after="0" w:afterAutospacing="0" w:before="0" w:beforeAutospacing="0" w:lineRule="auto"/>
         <w:ind w:left="720" w:hanging="360"/>
@@ -1903,7 +1965,7 @@
       <w:pPr>
         <w:numPr>
           <w:ilvl w:val="0"/>
-          <w:numId w:val="1"/>
+          <w:numId w:val="3"/>
         </w:numPr>
         <w:spacing w:after="0" w:afterAutospacing="0" w:before="0" w:beforeAutospacing="0" w:lineRule="auto"/>
         <w:ind w:left="720" w:hanging="360"/>
@@ -1922,7 +1984,7 @@
       <w:pPr>
         <w:numPr>
           <w:ilvl w:val="1"/>
-          <w:numId w:val="1"/>
+          <w:numId w:val="3"/>
         </w:numPr>
         <w:spacing w:after="0" w:afterAutospacing="0" w:before="0" w:beforeAutospacing="0" w:lineRule="auto"/>
         <w:ind w:left="1440" w:hanging="360"/>
@@ -1966,7 +2028,7 @@
       <w:pPr>
         <w:numPr>
           <w:ilvl w:val="1"/>
-          <w:numId w:val="1"/>
+          <w:numId w:val="3"/>
         </w:numPr>
         <w:spacing w:after="0" w:afterAutospacing="0" w:before="0" w:beforeAutospacing="0" w:lineRule="auto"/>
         <w:ind w:left="1440" w:hanging="360"/>
@@ -1999,7 +2061,7 @@
       <w:pPr>
         <w:numPr>
           <w:ilvl w:val="0"/>
-          <w:numId w:val="1"/>
+          <w:numId w:val="3"/>
         </w:numPr>
         <w:spacing w:after="0" w:afterAutospacing="0" w:before="0" w:beforeAutospacing="0" w:lineRule="auto"/>
         <w:ind w:left="720" w:hanging="360"/>
@@ -2017,7 +2079,7 @@
       <w:pPr>
         <w:numPr>
           <w:ilvl w:val="1"/>
-          <w:numId w:val="1"/>
+          <w:numId w:val="3"/>
         </w:numPr>
         <w:spacing w:after="0" w:afterAutospacing="0" w:before="0" w:beforeAutospacing="0" w:lineRule="auto"/>
         <w:ind w:left="1440" w:hanging="360"/>
@@ -2041,7 +2103,7 @@
       <w:pPr>
         <w:numPr>
           <w:ilvl w:val="1"/>
-          <w:numId w:val="1"/>
+          <w:numId w:val="3"/>
         </w:numPr>
         <w:spacing w:after="240" w:before="0" w:beforeAutospacing="0" w:lineRule="auto"/>
         <w:ind w:left="1440" w:hanging="360"/>
@@ -2137,8 +2199,8 @@
           <w:szCs w:val="46"/>
         </w:rPr>
       </w:pPr>
-      <w:bookmarkStart w:colFirst="0" w:colLast="0" w:name="_vbecgert4m71" w:id="3"/>
-      <w:bookmarkEnd w:id="3"/>
+      <w:bookmarkStart w:colFirst="0" w:colLast="0" w:name="_vbecgert4m71" w:id="4"/>
+      <w:bookmarkEnd w:id="4"/>
       <w:r>
         <w:rPr>
           <w:b w:val="1"/>
@@ -2153,7 +2215,7 @@
       <w:pPr>
         <w:numPr>
           <w:ilvl w:val="0"/>
-          <w:numId w:val="4"/>
+          <w:numId w:val="9"/>
         </w:numPr>
         <w:spacing w:after="0" w:afterAutospacing="0" w:before="240" w:lineRule="auto"/>
         <w:ind w:left="720" w:hanging="360"/>
@@ -2192,7 +2254,7 @@
       <w:pPr>
         <w:numPr>
           <w:ilvl w:val="0"/>
-          <w:numId w:val="4"/>
+          <w:numId w:val="9"/>
         </w:numPr>
         <w:spacing w:after="0" w:afterAutospacing="0" w:before="0" w:beforeAutospacing="0" w:lineRule="auto"/>
         <w:ind w:left="720" w:hanging="360"/>
@@ -2217,7 +2279,7 @@
       <w:pPr>
         <w:numPr>
           <w:ilvl w:val="0"/>
-          <w:numId w:val="4"/>
+          <w:numId w:val="9"/>
         </w:numPr>
         <w:spacing w:after="0" w:afterAutospacing="0" w:before="0" w:beforeAutospacing="0" w:lineRule="auto"/>
         <w:ind w:left="720" w:hanging="360"/>
@@ -2295,7 +2357,7 @@
       <w:pPr>
         <w:numPr>
           <w:ilvl w:val="0"/>
-          <w:numId w:val="4"/>
+          <w:numId w:val="9"/>
         </w:numPr>
         <w:spacing w:after="240" w:before="0" w:beforeAutospacing="0" w:lineRule="auto"/>
         <w:ind w:left="720" w:hanging="360"/>
@@ -2348,8 +2410,8 @@
           <w:szCs w:val="46"/>
         </w:rPr>
       </w:pPr>
-      <w:bookmarkStart w:colFirst="0" w:colLast="0" w:name="_mqyi5dh70aqc" w:id="4"/>
-      <w:bookmarkEnd w:id="4"/>
+      <w:bookmarkStart w:colFirst="0" w:colLast="0" w:name="_mqyi5dh70aqc" w:id="5"/>
+      <w:bookmarkEnd w:id="5"/>
       <w:r>
         <w:rPr>
           <w:b w:val="1"/>
@@ -2364,7 +2426,7 @@
       <w:pPr>
         <w:numPr>
           <w:ilvl w:val="0"/>
-          <w:numId w:val="5"/>
+          <w:numId w:val="10"/>
         </w:numPr>
         <w:spacing w:after="0" w:afterAutospacing="0" w:before="240" w:lineRule="auto"/>
         <w:ind w:left="720" w:hanging="360"/>
@@ -2460,7 +2522,7 @@
       <w:pPr>
         <w:numPr>
           <w:ilvl w:val="0"/>
-          <w:numId w:val="5"/>
+          <w:numId w:val="10"/>
         </w:numPr>
         <w:spacing w:after="0" w:afterAutospacing="0" w:before="0" w:beforeAutospacing="0" w:lineRule="auto"/>
         <w:ind w:left="720" w:hanging="360"/>
@@ -2484,7 +2546,7 @@
       <w:pPr>
         <w:numPr>
           <w:ilvl w:val="0"/>
-          <w:numId w:val="5"/>
+          <w:numId w:val="10"/>
         </w:numPr>
         <w:spacing w:after="240" w:before="0" w:beforeAutospacing="0" w:lineRule="auto"/>
         <w:ind w:left="720" w:hanging="360"/>
@@ -2559,8 +2621,8 @@
           <w:szCs w:val="46"/>
         </w:rPr>
       </w:pPr>
-      <w:bookmarkStart w:colFirst="0" w:colLast="0" w:name="_18ahdx3f2j0l" w:id="5"/>
-      <w:bookmarkEnd w:id="5"/>
+      <w:bookmarkStart w:colFirst="0" w:colLast="0" w:name="_18ahdx3f2j0l" w:id="6"/>
+      <w:bookmarkEnd w:id="6"/>
       <w:r>
         <w:rPr>
           <w:rFonts w:ascii="Arial Unicode MS" w:cs="Arial Unicode MS" w:eastAsia="Arial Unicode MS" w:hAnsi="Arial Unicode MS"/>
@@ -2576,7 +2638,7 @@
       <w:pPr>
         <w:numPr>
           <w:ilvl w:val="0"/>
-          <w:numId w:val="6"/>
+          <w:numId w:val="11"/>
         </w:numPr>
         <w:spacing w:after="0" w:afterAutospacing="0" w:before="240" w:lineRule="auto"/>
         <w:ind w:left="720" w:hanging="360"/>
@@ -2643,7 +2705,7 @@
       <w:pPr>
         <w:numPr>
           <w:ilvl w:val="0"/>
-          <w:numId w:val="6"/>
+          <w:numId w:val="11"/>
         </w:numPr>
         <w:spacing w:after="0" w:afterAutospacing="0" w:before="0" w:beforeAutospacing="0" w:lineRule="auto"/>
         <w:ind w:left="720" w:hanging="360"/>
@@ -2682,7 +2744,7 @@
       <w:pPr>
         <w:numPr>
           <w:ilvl w:val="0"/>
-          <w:numId w:val="6"/>
+          <w:numId w:val="11"/>
         </w:numPr>
         <w:spacing w:after="0" w:afterAutospacing="0" w:before="0" w:beforeAutospacing="0" w:lineRule="auto"/>
         <w:ind w:left="720" w:hanging="360"/>
@@ -2721,7 +2783,7 @@
       <w:pPr>
         <w:numPr>
           <w:ilvl w:val="0"/>
-          <w:numId w:val="6"/>
+          <w:numId w:val="11"/>
         </w:numPr>
         <w:spacing w:after="240" w:before="0" w:beforeAutospacing="0" w:lineRule="auto"/>
         <w:ind w:left="720" w:hanging="360"/>
@@ -2783,8 +2845,8 @@
           <w:szCs w:val="46"/>
         </w:rPr>
       </w:pPr>
-      <w:bookmarkStart w:colFirst="0" w:colLast="0" w:name="_ma8bar9glhyk" w:id="6"/>
-      <w:bookmarkEnd w:id="6"/>
+      <w:bookmarkStart w:colFirst="0" w:colLast="0" w:name="_ma8bar9glhyk" w:id="7"/>
+      <w:bookmarkEnd w:id="7"/>
       <w:r>
         <w:rPr>
           <w:b w:val="1"/>
@@ -2799,7 +2861,7 @@
       <w:pPr>
         <w:numPr>
           <w:ilvl w:val="0"/>
-          <w:numId w:val="7"/>
+          <w:numId w:val="12"/>
         </w:numPr>
         <w:spacing w:after="0" w:afterAutospacing="0" w:before="240" w:lineRule="auto"/>
         <w:ind w:left="720" w:hanging="360"/>
@@ -2850,7 +2912,7 @@
       <w:pPr>
         <w:numPr>
           <w:ilvl w:val="0"/>
-          <w:numId w:val="7"/>
+          <w:numId w:val="12"/>
         </w:numPr>
         <w:spacing w:after="0" w:afterAutospacing="0" w:before="0" w:beforeAutospacing="0" w:lineRule="auto"/>
         <w:ind w:left="720" w:hanging="360"/>
@@ -2874,7 +2936,7 @@
       <w:pPr>
         <w:numPr>
           <w:ilvl w:val="0"/>
-          <w:numId w:val="7"/>
+          <w:numId w:val="12"/>
         </w:numPr>
         <w:spacing w:after="0" w:afterAutospacing="0" w:before="0" w:beforeAutospacing="0" w:lineRule="auto"/>
         <w:ind w:left="720" w:hanging="360"/>
@@ -2898,7 +2960,7 @@
       <w:pPr>
         <w:numPr>
           <w:ilvl w:val="0"/>
-          <w:numId w:val="7"/>
+          <w:numId w:val="12"/>
         </w:numPr>
         <w:spacing w:after="0" w:afterAutospacing="0" w:before="0" w:beforeAutospacing="0" w:lineRule="auto"/>
         <w:ind w:left="720" w:hanging="360"/>
@@ -2922,7 +2984,7 @@
       <w:pPr>
         <w:numPr>
           <w:ilvl w:val="0"/>
-          <w:numId w:val="7"/>
+          <w:numId w:val="12"/>
         </w:numPr>
         <w:spacing w:after="240" w:before="0" w:beforeAutospacing="0" w:lineRule="auto"/>
         <w:ind w:left="720" w:hanging="360"/>
@@ -2998,6 +3060,8 @@
     </w:p>
     <w:p>
       <w:pPr>
+        <w:spacing w:after="240" w:before="240" w:lineRule="auto"/>
+        <w:ind w:left="600" w:right="600" w:firstLine="0"/>
         <w:rPr/>
       </w:pPr>
       <w:r>
@@ -3006,7 +3070,3287 @@
         </w:rPr>
       </w:r>
     </w:p>
+    <w:p>
+      <w:pPr>
+        <w:spacing w:after="240" w:before="240" w:lineRule="auto"/>
+        <w:ind w:left="600" w:right="600" w:firstLine="0"/>
+        <w:rPr/>
+      </w:pPr>
+      <w:r>
+        <w:rPr>
+          <w:rtl w:val="0"/>
+        </w:rPr>
+      </w:r>
+    </w:p>
+    <w:p>
+      <w:pPr>
+        <w:spacing w:after="240" w:before="240" w:lineRule="auto"/>
+        <w:ind w:left="600" w:right="600" w:firstLine="0"/>
+        <w:rPr>
+          <w:b w:val="1"/>
+        </w:rPr>
+      </w:pPr>
+      <w:r>
+        <w:rPr>
+          <w:b w:val="1"/>
+          <w:rtl w:val="0"/>
+        </w:rPr>
+        <w:t xml:space="preserve">FUNGSI DARI SETIAP SCRIPT PER FOLDER</w:t>
+      </w:r>
+    </w:p>
+    <w:p>
+      <w:pPr>
+        <w:spacing w:after="240" w:before="240" w:lineRule="auto"/>
+        <w:ind w:left="600" w:right="600" w:firstLine="0"/>
+        <w:rPr>
+          <w:b w:val="1"/>
+        </w:rPr>
+      </w:pPr>
+      <w:r>
+        <w:rPr>
+          <w:rtl w:val="0"/>
+        </w:rPr>
+      </w:r>
+    </w:p>
+    <w:p>
+      <w:pPr>
+        <w:rPr/>
+        <w:sectPr>
+          <w:type w:val="nextPage"/>
+          <w:pgSz w:h="16834" w:w="11909" w:orient="portrait"/>
+          <w:pgMar w:bottom="1440" w:top="1440" w:left="1440" w:right="1440" w:header="720" w:footer="720"/>
+          <w:pgNumType w:start="1"/>
+        </w:sectPr>
+      </w:pPr>
+      <w:r>
+        <w:rPr>
+          <w:rtl w:val="0"/>
+        </w:rPr>
+      </w:r>
+    </w:p>
+    <w:p>
+      <w:pPr>
+        <w:pStyle w:val="Title"/>
+        <w:keepNext w:val="0"/>
+        <w:keepLines w:val="0"/>
+        <w:pageBreakBefore w:val="0"/>
+        <w:widowControl w:val="0"/>
+        <w:pBdr>
+          <w:top w:space="0" w:sz="0" w:val="nil"/>
+          <w:left w:space="0" w:sz="0" w:val="nil"/>
+          <w:bottom w:space="0" w:sz="0" w:val="nil"/>
+          <w:right w:space="0" w:sz="0" w:val="nil"/>
+          <w:between w:space="0" w:sz="0" w:val="nil"/>
+        </w:pBdr>
+        <w:shd w:fill="auto" w:val="clear"/>
+        <w:spacing w:after="0" w:before="0" w:line="276" w:lineRule="auto"/>
+        <w:ind w:left="0" w:right="0" w:firstLine="0"/>
+        <w:jc w:val="left"/>
+        <w:rPr/>
+        <w:sectPr>
+          <w:type w:val="nextPage"/>
+          <w:pgSz w:h="16834" w:w="11909" w:orient="portrait"/>
+          <w:pgMar w:bottom="1440" w:top="1440" w:left="1440" w:right="1440" w:header="720" w:footer="720"/>
+          <w:pgNumType w:start="1"/>
+        </w:sectPr>
+      </w:pPr>
+      <w:bookmarkStart w:colFirst="0" w:colLast="0" w:name="_5rt08oqmp287" w:id="8"/>
+      <w:bookmarkEnd w:id="8"/>
+      <w:r>
+        <w:rPr>
+          <w:rFonts w:ascii="Arial" w:cs="Arial" w:eastAsia="Arial" w:hAnsi="Arial"/>
+          <w:b w:val="0"/>
+          <w:i w:val="0"/>
+          <w:smallCaps w:val="0"/>
+          <w:strike w:val="0"/>
+          <w:color w:val="000000"/>
+          <w:sz w:val="52"/>
+          <w:szCs w:val="52"/>
+          <w:u w:val="none"/>
+          <w:shd w:fill="auto" w:val="clear"/>
+          <w:vertAlign w:val="baseline"/>
+          <w:rtl w:val="0"/>
+        </w:rPr>
+        <w:t xml:space="preserve">Tab 2</w:t>
+      </w:r>
+      <w:r>
+        <w:rPr>
+          <w:rtl w:val="0"/>
+        </w:rPr>
+      </w:r>
+    </w:p>
+    <w:p>
+      <w:pPr>
+        <w:rPr>
+          <w:b w:val="1"/>
+        </w:rPr>
+      </w:pPr>
+      <w:r>
+        <w:rPr>
+          <w:b w:val="1"/>
+          <w:rtl w:val="0"/>
+        </w:rPr>
+        <w:t xml:space="preserve">FUNGSI DARI SETIAP SCRIPT PER FOLDER</w:t>
+      </w:r>
+    </w:p>
+    <w:p>
+      <w:pPr>
+        <w:rPr>
+          <w:b w:val="1"/>
+        </w:rPr>
+      </w:pPr>
+      <w:r>
+        <w:rPr>
+          <w:rtl w:val="0"/>
+        </w:rPr>
+      </w:r>
+    </w:p>
+    <w:p>
+      <w:pPr>
+        <w:pStyle w:val="Heading1"/>
+        <w:keepNext w:val="0"/>
+        <w:keepLines w:val="0"/>
+        <w:spacing w:before="480" w:lineRule="auto"/>
+        <w:rPr>
+          <w:b w:val="1"/>
+          <w:sz w:val="46"/>
+          <w:szCs w:val="46"/>
+        </w:rPr>
+      </w:pPr>
+      <w:bookmarkStart w:colFirst="0" w:colLast="0" w:name="_6qy2r9yyvva4" w:id="9"/>
+      <w:bookmarkEnd w:id="9"/>
+      <w:r>
+        <w:rPr>
+          <w:b w:val="1"/>
+          <w:sz w:val="46"/>
+          <w:szCs w:val="46"/>
+          <w:rtl w:val="0"/>
+        </w:rPr>
+        <w:t xml:space="preserve">Root</w:t>
+      </w:r>
+    </w:p>
+    <w:p>
+      <w:pPr>
+        <w:numPr>
+          <w:ilvl w:val="0"/>
+          <w:numId w:val="17"/>
+        </w:numPr>
+        <w:spacing w:after="0" w:afterAutospacing="0" w:before="240" w:lineRule="auto"/>
+        <w:ind w:left="720" w:hanging="360"/>
+      </w:pPr>
+      <w:r>
+        <w:rPr>
+          <w:rFonts w:ascii="Roboto Mono" w:cs="Roboto Mono" w:eastAsia="Roboto Mono" w:hAnsi="Roboto Mono"/>
+          <w:b w:val="1"/>
+          <w:color w:val="188038"/>
+          <w:rtl w:val="0"/>
+        </w:rPr>
+        <w:t xml:space="preserve">go.mod</w:t>
+      </w:r>
+      <w:r>
+        <w:rPr>
+          <w:b w:val="1"/>
+          <w:rtl w:val="0"/>
+        </w:rPr>
+        <w:t xml:space="preserve"> / </w:t>
+      </w:r>
+      <w:r>
+        <w:rPr>
+          <w:rFonts w:ascii="Roboto Mono" w:cs="Roboto Mono" w:eastAsia="Roboto Mono" w:hAnsi="Roboto Mono"/>
+          <w:b w:val="1"/>
+          <w:color w:val="188038"/>
+          <w:rtl w:val="0"/>
+        </w:rPr>
+        <w:t xml:space="preserve">go.sum</w:t>
+        <w:br w:type="textWrapping"/>
+      </w:r>
+      <w:r>
+        <w:rPr>
+          <w:rtl w:val="0"/>
+        </w:rPr>
+        <w:t xml:space="preserve"> Modul Go + dependency lock untuk build.</w:t>
+        <w:br w:type="textWrapping"/>
+      </w:r>
+    </w:p>
+    <w:p>
+      <w:pPr>
+        <w:numPr>
+          <w:ilvl w:val="0"/>
+          <w:numId w:val="17"/>
+        </w:numPr>
+        <w:spacing w:after="0" w:afterAutospacing="0" w:before="0" w:beforeAutospacing="0" w:lineRule="auto"/>
+        <w:ind w:left="720" w:hanging="360"/>
+      </w:pPr>
+      <w:r>
+        <w:rPr>
+          <w:rFonts w:ascii="Roboto Mono" w:cs="Roboto Mono" w:eastAsia="Roboto Mono" w:hAnsi="Roboto Mono"/>
+          <w:b w:val="1"/>
+          <w:color w:val="188038"/>
+          <w:rtl w:val="0"/>
+        </w:rPr>
+        <w:t xml:space="preserve">Makefile</w:t>
+        <w:br w:type="textWrapping"/>
+      </w:r>
+      <w:r>
+        <w:rPr>
+          <w:rtl w:val="0"/>
+        </w:rPr>
+        <w:t xml:space="preserve"> Target praktis:</w:t>
+        <w:br w:type="textWrapping"/>
+      </w:r>
+    </w:p>
+    <w:p>
+      <w:pPr>
+        <w:numPr>
+          <w:ilvl w:val="1"/>
+          <w:numId w:val="17"/>
+        </w:numPr>
+        <w:spacing w:after="0" w:afterAutospacing="0" w:before="0" w:beforeAutospacing="0" w:lineRule="auto"/>
+        <w:ind w:left="1440" w:hanging="360"/>
+      </w:pPr>
+      <w:r>
+        <w:rPr>
+          <w:rFonts w:ascii="Roboto Mono" w:cs="Roboto Mono" w:eastAsia="Roboto Mono" w:hAnsi="Roboto Mono"/>
+          <w:color w:val="188038"/>
+          <w:rtl w:val="0"/>
+        </w:rPr>
+        <w:t xml:space="preserve">buf-gen</w:t>
+      </w:r>
+      <w:r>
+        <w:rPr>
+          <w:rFonts w:ascii="Arial Unicode MS" w:cs="Arial Unicode MS" w:eastAsia="Arial Unicode MS" w:hAnsi="Arial Unicode MS"/>
+          <w:rtl w:val="0"/>
+        </w:rPr>
+        <w:t xml:space="preserve"> → generate Go/gRPC/grpc-gateway + OpenAPI dari </w:t>
+      </w:r>
+      <w:r>
+        <w:rPr>
+          <w:rFonts w:ascii="Roboto Mono" w:cs="Roboto Mono" w:eastAsia="Roboto Mono" w:hAnsi="Roboto Mono"/>
+          <w:color w:val="188038"/>
+          <w:rtl w:val="0"/>
+        </w:rPr>
+        <w:t xml:space="preserve">.proto</w:t>
+      </w:r>
+      <w:r>
+        <w:rPr>
+          <w:rtl w:val="0"/>
+        </w:rPr>
+        <w:t xml:space="preserve">.</w:t>
+        <w:br w:type="textWrapping"/>
+      </w:r>
+    </w:p>
+    <w:p>
+      <w:pPr>
+        <w:numPr>
+          <w:ilvl w:val="1"/>
+          <w:numId w:val="17"/>
+        </w:numPr>
+        <w:spacing w:after="0" w:afterAutospacing="0" w:before="0" w:beforeAutospacing="0" w:lineRule="auto"/>
+        <w:ind w:left="1440" w:hanging="360"/>
+      </w:pPr>
+      <w:r>
+        <w:rPr>
+          <w:rFonts w:ascii="Roboto Mono" w:cs="Roboto Mono" w:eastAsia="Roboto Mono" w:hAnsi="Roboto Mono"/>
+          <w:color w:val="188038"/>
+          <w:rtl w:val="0"/>
+        </w:rPr>
+        <w:t xml:space="preserve">run-grpc</w:t>
+      </w:r>
+      <w:r>
+        <w:rPr>
+          <w:rFonts w:ascii="Arial Unicode MS" w:cs="Arial Unicode MS" w:eastAsia="Arial Unicode MS" w:hAnsi="Arial Unicode MS"/>
+          <w:rtl w:val="0"/>
+        </w:rPr>
+        <w:t xml:space="preserve"> → jalankan backend gRPC (port default </w:t>
+      </w:r>
+      <w:r>
+        <w:rPr>
+          <w:rFonts w:ascii="Roboto Mono" w:cs="Roboto Mono" w:eastAsia="Roboto Mono" w:hAnsi="Roboto Mono"/>
+          <w:color w:val="188038"/>
+          <w:rtl w:val="0"/>
+        </w:rPr>
+        <w:t xml:space="preserve">:9090</w:t>
+      </w:r>
+      <w:r>
+        <w:rPr>
+          <w:rtl w:val="0"/>
+        </w:rPr>
+        <w:t xml:space="preserve">).</w:t>
+        <w:br w:type="textWrapping"/>
+      </w:r>
+    </w:p>
+    <w:p>
+      <w:pPr>
+        <w:numPr>
+          <w:ilvl w:val="1"/>
+          <w:numId w:val="17"/>
+        </w:numPr>
+        <w:spacing w:after="0" w:afterAutospacing="0" w:before="0" w:beforeAutospacing="0" w:lineRule="auto"/>
+        <w:ind w:left="1440" w:hanging="360"/>
+      </w:pPr>
+      <w:r>
+        <w:rPr>
+          <w:rFonts w:ascii="Roboto Mono" w:cs="Roboto Mono" w:eastAsia="Roboto Mono" w:hAnsi="Roboto Mono"/>
+          <w:color w:val="188038"/>
+          <w:rtl w:val="0"/>
+        </w:rPr>
+        <w:t xml:space="preserve">run-grpcgw</w:t>
+      </w:r>
+      <w:r>
+        <w:rPr>
+          <w:rFonts w:ascii="Arial Unicode MS" w:cs="Arial Unicode MS" w:eastAsia="Arial Unicode MS" w:hAnsi="Arial Unicode MS"/>
+          <w:rtl w:val="0"/>
+        </w:rPr>
+        <w:t xml:space="preserve"> → jalankan grpc-gateway HTTP (port default </w:t>
+      </w:r>
+      <w:r>
+        <w:rPr>
+          <w:rFonts w:ascii="Roboto Mono" w:cs="Roboto Mono" w:eastAsia="Roboto Mono" w:hAnsi="Roboto Mono"/>
+          <w:color w:val="188038"/>
+          <w:rtl w:val="0"/>
+        </w:rPr>
+        <w:t xml:space="preserve">:8087</w:t>
+      </w:r>
+      <w:r>
+        <w:rPr>
+          <w:rtl w:val="0"/>
+        </w:rPr>
+        <w:t xml:space="preserve">).</w:t>
+        <w:br w:type="textWrapping"/>
+      </w:r>
+    </w:p>
+    <w:p>
+      <w:pPr>
+        <w:numPr>
+          <w:ilvl w:val="0"/>
+          <w:numId w:val="17"/>
+        </w:numPr>
+        <w:spacing w:after="240" w:before="0" w:beforeAutospacing="0" w:lineRule="auto"/>
+        <w:ind w:left="720" w:hanging="360"/>
+      </w:pPr>
+      <w:r>
+        <w:rPr>
+          <w:rFonts w:ascii="Roboto Mono" w:cs="Roboto Mono" w:eastAsia="Roboto Mono" w:hAnsi="Roboto Mono"/>
+          <w:b w:val="1"/>
+          <w:color w:val="188038"/>
+          <w:rtl w:val="0"/>
+        </w:rPr>
+        <w:t xml:space="preserve">buf.yaml</w:t>
+      </w:r>
+      <w:r>
+        <w:rPr>
+          <w:b w:val="1"/>
+          <w:rtl w:val="0"/>
+        </w:rPr>
+        <w:t xml:space="preserve"> / </w:t>
+      </w:r>
+      <w:r>
+        <w:rPr>
+          <w:rFonts w:ascii="Roboto Mono" w:cs="Roboto Mono" w:eastAsia="Roboto Mono" w:hAnsi="Roboto Mono"/>
+          <w:b w:val="1"/>
+          <w:color w:val="188038"/>
+          <w:rtl w:val="0"/>
+        </w:rPr>
+        <w:t xml:space="preserve">buf.gen.yaml</w:t>
+        <w:br w:type="textWrapping"/>
+      </w:r>
+      <w:r>
+        <w:rPr>
+          <w:rtl w:val="0"/>
+        </w:rPr>
+        <w:t xml:space="preserve"> Konfigurasi </w:t>
+      </w:r>
+      <w:r>
+        <w:rPr>
+          <w:b w:val="1"/>
+          <w:rtl w:val="0"/>
+        </w:rPr>
+        <w:t xml:space="preserve">Buf</w:t>
+      </w:r>
+      <w:r>
+        <w:rPr>
+          <w:rtl w:val="0"/>
+        </w:rPr>
+        <w:t xml:space="preserve"> (repo </w:t>
+      </w:r>
+      <w:r>
+        <w:rPr>
+          <w:rFonts w:ascii="Roboto Mono" w:cs="Roboto Mono" w:eastAsia="Roboto Mono" w:hAnsi="Roboto Mono"/>
+          <w:color w:val="188038"/>
+          <w:rtl w:val="0"/>
+        </w:rPr>
+        <w:t xml:space="preserve">googleapis</w:t>
+      </w:r>
+      <w:r>
+        <w:rPr>
+          <w:rtl w:val="0"/>
+        </w:rPr>
+        <w:t xml:space="preserve"> sebagai dep) + plugin generator (go, go-grpc, grpc-gateway, openapiv2).</w:t>
+        <w:br w:type="textWrapping"/>
+      </w:r>
+    </w:p>
+    <w:p>
+      <w:pPr>
+        <w:rPr/>
+      </w:pPr>
+      <w:r>
+        <w:pict>
+          <v:rect style="width:0.0pt;height:1.5pt" o:hr="t" o:hrstd="t" o:hralign="center" fillcolor="#A0A0A0" stroked="f"/>
+        </w:pict>
+      </w:r>
+      <w:r>
+        <w:rPr>
+          <w:rtl w:val="0"/>
+        </w:rPr>
+      </w:r>
+    </w:p>
+    <w:p>
+      <w:pPr>
+        <w:pStyle w:val="Heading1"/>
+        <w:keepNext w:val="0"/>
+        <w:keepLines w:val="0"/>
+        <w:spacing w:before="480" w:lineRule="auto"/>
+        <w:rPr>
+          <w:b w:val="1"/>
+          <w:sz w:val="46"/>
+          <w:szCs w:val="46"/>
+        </w:rPr>
+      </w:pPr>
+      <w:bookmarkStart w:colFirst="0" w:colLast="0" w:name="_39pz5qawu7x4" w:id="10"/>
+      <w:bookmarkEnd w:id="10"/>
+      <w:r>
+        <w:rPr>
+          <w:b w:val="1"/>
+          <w:sz w:val="46"/>
+          <w:szCs w:val="46"/>
+          <w:rtl w:val="0"/>
+        </w:rPr>
+        <w:t xml:space="preserve">Proto &amp; hasil generate</w:t>
+      </w:r>
+    </w:p>
+    <w:p>
+      <w:pPr>
+        <w:numPr>
+          <w:ilvl w:val="0"/>
+          <w:numId w:val="14"/>
+        </w:numPr>
+        <w:spacing w:after="0" w:afterAutospacing="0" w:before="240" w:lineRule="auto"/>
+        <w:ind w:left="720" w:hanging="360"/>
+      </w:pPr>
+      <w:r>
+        <w:rPr>
+          <w:rFonts w:ascii="Roboto Mono" w:cs="Roboto Mono" w:eastAsia="Roboto Mono" w:hAnsi="Roboto Mono"/>
+          <w:b w:val="1"/>
+          <w:color w:val="188038"/>
+          <w:rtl w:val="0"/>
+        </w:rPr>
+        <w:t xml:space="preserve">proto/eci/v1/order_service.proto</w:t>
+        <w:br w:type="textWrapping"/>
+      </w:r>
+      <w:r>
+        <w:rPr>
+          <w:rtl w:val="0"/>
+        </w:rPr>
+        <w:t xml:space="preserve"> Satu sumber kebenaran API:</w:t>
+        <w:br w:type="textWrapping"/>
+      </w:r>
+    </w:p>
+    <w:p>
+      <w:pPr>
+        <w:numPr>
+          <w:ilvl w:val="1"/>
+          <w:numId w:val="14"/>
+        </w:numPr>
+        <w:spacing w:after="0" w:afterAutospacing="0" w:before="0" w:beforeAutospacing="0" w:lineRule="auto"/>
+        <w:ind w:left="1440" w:hanging="360"/>
+      </w:pPr>
+      <w:r>
+        <w:rPr>
+          <w:rFonts w:ascii="Roboto Mono" w:cs="Roboto Mono" w:eastAsia="Roboto Mono" w:hAnsi="Roboto Mono"/>
+          <w:color w:val="188038"/>
+          <w:rtl w:val="0"/>
+        </w:rPr>
+        <w:t xml:space="preserve">CreateOrder</w:t>
+      </w:r>
+      <w:r>
+        <w:rPr>
+          <w:rtl w:val="0"/>
+        </w:rPr>
+        <w:t xml:space="preserve"> (POST </w:t>
+      </w:r>
+      <w:r>
+        <w:rPr>
+          <w:rFonts w:ascii="Roboto Mono" w:cs="Roboto Mono" w:eastAsia="Roboto Mono" w:hAnsi="Roboto Mono"/>
+          <w:color w:val="188038"/>
+          <w:rtl w:val="0"/>
+        </w:rPr>
+        <w:t xml:space="preserve">/v1/merchants/{merchant_id}/orders</w:t>
+      </w:r>
+      <w:r>
+        <w:rPr>
+          <w:rtl w:val="0"/>
+        </w:rPr>
+        <w:t xml:space="preserve">) — body: </w:t>
+      </w:r>
+      <w:r>
+        <w:rPr>
+          <w:rFonts w:ascii="Roboto Mono" w:cs="Roboto Mono" w:eastAsia="Roboto Mono" w:hAnsi="Roboto Mono"/>
+          <w:color w:val="188038"/>
+          <w:rtl w:val="0"/>
+        </w:rPr>
+        <w:t xml:space="preserve">google.protobuf.Struct</w:t>
+      </w:r>
+      <w:r>
+        <w:rPr>
+          <w:rFonts w:ascii="Arial Unicode MS" w:cs="Arial Unicode MS" w:eastAsia="Arial Unicode MS" w:hAnsi="Arial Unicode MS"/>
+          <w:rtl w:val="0"/>
+        </w:rPr>
+        <w:t xml:space="preserve"> → dukung payload dinamis.</w:t>
+        <w:br w:type="textWrapping"/>
+      </w:r>
+    </w:p>
+    <w:p>
+      <w:pPr>
+        <w:numPr>
+          <w:ilvl w:val="1"/>
+          <w:numId w:val="14"/>
+        </w:numPr>
+        <w:spacing w:after="0" w:afterAutospacing="0" w:before="0" w:beforeAutospacing="0" w:lineRule="auto"/>
+        <w:ind w:left="1440" w:hanging="360"/>
+      </w:pPr>
+      <w:r>
+        <w:rPr>
+          <w:rFonts w:ascii="Roboto Mono" w:cs="Roboto Mono" w:eastAsia="Roboto Mono" w:hAnsi="Roboto Mono"/>
+          <w:color w:val="188038"/>
+          <w:rtl w:val="0"/>
+        </w:rPr>
+        <w:t xml:space="preserve">ListOrders</w:t>
+      </w:r>
+      <w:r>
+        <w:rPr>
+          <w:rtl w:val="0"/>
+        </w:rPr>
+        <w:t xml:space="preserve"> (GET </w:t>
+      </w:r>
+      <w:r>
+        <w:rPr>
+          <w:rFonts w:ascii="Roboto Mono" w:cs="Roboto Mono" w:eastAsia="Roboto Mono" w:hAnsi="Roboto Mono"/>
+          <w:color w:val="188038"/>
+          <w:rtl w:val="0"/>
+        </w:rPr>
+        <w:t xml:space="preserve">/v1/merchants/{merchant_id}/orders</w:t>
+      </w:r>
+      <w:r>
+        <w:rPr>
+          <w:rtl w:val="0"/>
+        </w:rPr>
+        <w:t xml:space="preserve">) — query: </w:t>
+      </w:r>
+      <w:r>
+        <w:rPr>
+          <w:rFonts w:ascii="Roboto Mono" w:cs="Roboto Mono" w:eastAsia="Roboto Mono" w:hAnsi="Roboto Mono"/>
+          <w:color w:val="188038"/>
+          <w:rtl w:val="0"/>
+        </w:rPr>
+        <w:t xml:space="preserve">limit/offset/status/q/...</w:t>
+      </w:r>
+      <w:r>
+        <w:rPr>
+          <w:rtl w:val="0"/>
+        </w:rPr>
+        <w:t xml:space="preserve">.</w:t>
+        <w:br w:type="textWrapping"/>
+      </w:r>
+    </w:p>
+    <w:p>
+      <w:pPr>
+        <w:numPr>
+          <w:ilvl w:val="1"/>
+          <w:numId w:val="14"/>
+        </w:numPr>
+        <w:spacing w:after="0" w:afterAutospacing="0" w:before="0" w:beforeAutospacing="0" w:lineRule="auto"/>
+        <w:ind w:left="1440" w:hanging="360"/>
+      </w:pPr>
+      <w:r>
+        <w:rPr>
+          <w:rtl w:val="0"/>
+        </w:rPr>
+        <w:t xml:space="preserve">Import </w:t>
+      </w:r>
+      <w:r>
+        <w:rPr>
+          <w:b w:val="1"/>
+          <w:rtl w:val="0"/>
+        </w:rPr>
+        <w:t xml:space="preserve">googleapis</w:t>
+      </w:r>
+      <w:r>
+        <w:rPr>
+          <w:rtl w:val="0"/>
+        </w:rPr>
+        <w:t xml:space="preserve"> (</w:t>
+      </w:r>
+      <w:r>
+        <w:rPr>
+          <w:rFonts w:ascii="Roboto Mono" w:cs="Roboto Mono" w:eastAsia="Roboto Mono" w:hAnsi="Roboto Mono"/>
+          <w:color w:val="188038"/>
+          <w:rtl w:val="0"/>
+        </w:rPr>
+        <w:t xml:space="preserve">google/api/annotations.proto</w:t>
+      </w:r>
+      <w:r>
+        <w:rPr>
+          <w:rtl w:val="0"/>
+        </w:rPr>
+        <w:t xml:space="preserve">) untuk HTTP mapping.</w:t>
+        <w:br w:type="textWrapping"/>
+      </w:r>
+    </w:p>
+    <w:p>
+      <w:pPr>
+        <w:numPr>
+          <w:ilvl w:val="0"/>
+          <w:numId w:val="14"/>
+        </w:numPr>
+        <w:spacing w:after="0" w:afterAutospacing="0" w:before="0" w:beforeAutospacing="0" w:lineRule="auto"/>
+        <w:ind w:left="720" w:hanging="360"/>
+      </w:pPr>
+      <w:r>
+        <w:rPr>
+          <w:rFonts w:ascii="Roboto Mono" w:cs="Roboto Mono" w:eastAsia="Roboto Mono" w:hAnsi="Roboto Mono"/>
+          <w:b w:val="1"/>
+          <w:color w:val="188038"/>
+          <w:rtl w:val="0"/>
+        </w:rPr>
+        <w:t xml:space="preserve">gen/go/...</w:t>
+      </w:r>
+      <w:r>
+        <w:rPr>
+          <w:rtl w:val="0"/>
+        </w:rPr>
+        <w:t xml:space="preserve"> </w:t>
+      </w:r>
+      <w:r>
+        <w:rPr>
+          <w:i w:val="1"/>
+          <w:rtl w:val="0"/>
+        </w:rPr>
+        <w:t xml:space="preserve">(terbuat oleh </w:t>
+      </w:r>
+      <w:r>
+        <w:rPr>
+          <w:rFonts w:ascii="Roboto Mono" w:cs="Roboto Mono" w:eastAsia="Roboto Mono" w:hAnsi="Roboto Mono"/>
+          <w:i w:val="1"/>
+          <w:color w:val="188038"/>
+          <w:rtl w:val="0"/>
+        </w:rPr>
+        <w:t xml:space="preserve">buf generate</w:t>
+      </w:r>
+      <w:r>
+        <w:rPr>
+          <w:i w:val="1"/>
+          <w:rtl w:val="0"/>
+        </w:rPr>
+        <w:t xml:space="preserve">)</w:t>
+        <w:br w:type="textWrapping"/>
+      </w:r>
+      <w:r>
+        <w:rPr>
+          <w:rtl w:val="0"/>
+        </w:rPr>
+        <w:t xml:space="preserve"> Kode Go untuk message &amp; service (server &amp; client stubs).</w:t>
+        <w:br w:type="textWrapping"/>
+      </w:r>
+    </w:p>
+    <w:p>
+      <w:pPr>
+        <w:numPr>
+          <w:ilvl w:val="0"/>
+          <w:numId w:val="14"/>
+        </w:numPr>
+        <w:spacing w:after="240" w:before="0" w:beforeAutospacing="0" w:lineRule="auto"/>
+        <w:ind w:left="720" w:hanging="360"/>
+      </w:pPr>
+      <w:r>
+        <w:rPr>
+          <w:rFonts w:ascii="Roboto Mono" w:cs="Roboto Mono" w:eastAsia="Roboto Mono" w:hAnsi="Roboto Mono"/>
+          <w:b w:val="1"/>
+          <w:color w:val="188038"/>
+          <w:rtl w:val="0"/>
+        </w:rPr>
+        <w:t xml:space="preserve">openapi/eci.swagger.json</w:t>
+      </w:r>
+      <w:r>
+        <w:rPr>
+          <w:rtl w:val="0"/>
+        </w:rPr>
+        <w:t xml:space="preserve"> </w:t>
+      </w:r>
+      <w:r>
+        <w:rPr>
+          <w:i w:val="1"/>
+          <w:rtl w:val="0"/>
+        </w:rPr>
+        <w:t xml:space="preserve">(terbuat oleh </w:t>
+      </w:r>
+      <w:r>
+        <w:rPr>
+          <w:rFonts w:ascii="Roboto Mono" w:cs="Roboto Mono" w:eastAsia="Roboto Mono" w:hAnsi="Roboto Mono"/>
+          <w:i w:val="1"/>
+          <w:color w:val="188038"/>
+          <w:rtl w:val="0"/>
+        </w:rPr>
+        <w:t xml:space="preserve">buf generate</w:t>
+      </w:r>
+      <w:r>
+        <w:rPr>
+          <w:i w:val="1"/>
+          <w:rtl w:val="0"/>
+        </w:rPr>
+        <w:t xml:space="preserve">)</w:t>
+        <w:br w:type="textWrapping"/>
+      </w:r>
+      <w:r>
+        <w:rPr>
+          <w:rtl w:val="0"/>
+        </w:rPr>
+        <w:t xml:space="preserve"> OpenAPI hasil ekstrak dari anotasi </w:t>
+      </w:r>
+      <w:r>
+        <w:rPr>
+          <w:rFonts w:ascii="Roboto Mono" w:cs="Roboto Mono" w:eastAsia="Roboto Mono" w:hAnsi="Roboto Mono"/>
+          <w:color w:val="188038"/>
+          <w:rtl w:val="0"/>
+        </w:rPr>
+        <w:t xml:space="preserve">.proto</w:t>
+      </w:r>
+      <w:r>
+        <w:rPr>
+          <w:rtl w:val="0"/>
+        </w:rPr>
+        <w:t xml:space="preserve"> (bisa dimuat di Swagger UI/Postman).</w:t>
+        <w:br w:type="textWrapping"/>
+      </w:r>
+    </w:p>
+    <w:p>
+      <w:pPr>
+        <w:rPr/>
+      </w:pPr>
+      <w:r>
+        <w:pict>
+          <v:rect style="width:0.0pt;height:1.5pt" o:hr="t" o:hrstd="t" o:hralign="center" fillcolor="#A0A0A0" stroked="f"/>
+        </w:pict>
+      </w:r>
+      <w:r>
+        <w:rPr>
+          <w:rtl w:val="0"/>
+        </w:rPr>
+      </w:r>
+    </w:p>
+    <w:p>
+      <w:pPr>
+        <w:pStyle w:val="Heading1"/>
+        <w:keepNext w:val="0"/>
+        <w:keepLines w:val="0"/>
+        <w:spacing w:before="480" w:lineRule="auto"/>
+        <w:rPr>
+          <w:b w:val="1"/>
+          <w:sz w:val="46"/>
+          <w:szCs w:val="46"/>
+        </w:rPr>
+      </w:pPr>
+      <w:bookmarkStart w:colFirst="0" w:colLast="0" w:name="_v0p3k8wq3xvk" w:id="11"/>
+      <w:bookmarkEnd w:id="11"/>
+      <w:r>
+        <w:rPr>
+          <w:b w:val="1"/>
+          <w:sz w:val="46"/>
+          <w:szCs w:val="46"/>
+          <w:rtl w:val="0"/>
+        </w:rPr>
+        <w:t xml:space="preserve">Binaries (entrypoints)</w:t>
+      </w:r>
+    </w:p>
+    <w:p>
+      <w:pPr>
+        <w:numPr>
+          <w:ilvl w:val="0"/>
+          <w:numId w:val="1"/>
+        </w:numPr>
+        <w:spacing w:after="0" w:afterAutospacing="0" w:before="240" w:lineRule="auto"/>
+        <w:ind w:left="720" w:hanging="360"/>
+      </w:pPr>
+      <w:r>
+        <w:rPr>
+          <w:rFonts w:ascii="Roboto Mono" w:cs="Roboto Mono" w:eastAsia="Roboto Mono" w:hAnsi="Roboto Mono"/>
+          <w:b w:val="1"/>
+          <w:color w:val="188038"/>
+          <w:rtl w:val="0"/>
+        </w:rPr>
+        <w:t xml:space="preserve">cmd/grpc/main.go</w:t>
+        <w:br w:type="textWrapping"/>
+      </w:r>
+      <w:r>
+        <w:rPr>
+          <w:rtl w:val="0"/>
+        </w:rPr>
+        <w:t xml:space="preserve"> Bootstrap </w:t>
+      </w:r>
+      <w:r>
+        <w:rPr>
+          <w:b w:val="1"/>
+          <w:rtl w:val="0"/>
+        </w:rPr>
+        <w:t xml:space="preserve">backend gRPC</w:t>
+      </w:r>
+      <w:r>
+        <w:rPr>
+          <w:rtl w:val="0"/>
+        </w:rPr>
+        <w:t xml:space="preserve">:</w:t>
+        <w:br w:type="textWrapping"/>
+      </w:r>
+    </w:p>
+    <w:p>
+      <w:pPr>
+        <w:numPr>
+          <w:ilvl w:val="1"/>
+          <w:numId w:val="1"/>
+        </w:numPr>
+        <w:spacing w:after="0" w:afterAutospacing="0" w:before="0" w:beforeAutospacing="0" w:lineRule="auto"/>
+        <w:ind w:left="1440" w:hanging="360"/>
+      </w:pPr>
+      <w:r>
+        <w:rPr>
+          <w:rtl w:val="0"/>
+        </w:rPr>
+        <w:t xml:space="preserve">Load ENV (DSN Postgres, JWT secret/alg, path YAML).</w:t>
+        <w:br w:type="textWrapping"/>
+      </w:r>
+    </w:p>
+    <w:p>
+      <w:pPr>
+        <w:numPr>
+          <w:ilvl w:val="1"/>
+          <w:numId w:val="1"/>
+        </w:numPr>
+        <w:spacing w:after="0" w:afterAutospacing="0" w:before="0" w:beforeAutospacing="0" w:lineRule="auto"/>
+        <w:ind w:left="1440" w:hanging="360"/>
+      </w:pPr>
+      <w:r>
+        <w:rPr>
+          <w:rtl w:val="0"/>
+        </w:rPr>
+        <w:t xml:space="preserve">Inisialisasi </w:t>
+      </w:r>
+      <w:r>
+        <w:rPr>
+          <w:b w:val="1"/>
+          <w:rtl w:val="0"/>
+        </w:rPr>
+        <w:t xml:space="preserve">pgxpool</w:t>
+      </w:r>
+      <w:r>
+        <w:rPr>
+          <w:rtl w:val="0"/>
+        </w:rPr>
+        <w:t xml:space="preserve"> (+ </w:t>
+      </w:r>
+      <w:r>
+        <w:rPr>
+          <w:b w:val="1"/>
+          <w:rtl w:val="0"/>
+        </w:rPr>
+        <w:t xml:space="preserve">otelpgx</w:t>
+      </w:r>
+      <w:r>
+        <w:rPr>
+          <w:rtl w:val="0"/>
+        </w:rPr>
+        <w:t xml:space="preserve"> untuk DB tracing).</w:t>
+        <w:br w:type="textWrapping"/>
+      </w:r>
+    </w:p>
+    <w:p>
+      <w:pPr>
+        <w:numPr>
+          <w:ilvl w:val="1"/>
+          <w:numId w:val="1"/>
+        </w:numPr>
+        <w:spacing w:after="0" w:afterAutospacing="0" w:before="0" w:beforeAutospacing="0" w:lineRule="auto"/>
+        <w:ind w:left="1440" w:hanging="360"/>
+      </w:pPr>
+      <w:r>
+        <w:rPr>
+          <w:rtl w:val="0"/>
+        </w:rPr>
+        <w:t xml:space="preserve">Load </w:t>
+      </w:r>
+      <w:r>
+        <w:rPr>
+          <w:b w:val="1"/>
+          <w:rtl w:val="0"/>
+        </w:rPr>
+        <w:t xml:space="preserve">merchants.yaml</w:t>
+      </w:r>
+      <w:r>
+        <w:rPr>
+          <w:rFonts w:ascii="Arial Unicode MS" w:cs="Arial Unicode MS" w:eastAsia="Arial Unicode MS" w:hAnsi="Arial Unicode MS"/>
+          <w:rtl w:val="0"/>
+        </w:rPr>
+        <w:t xml:space="preserve"> → bangun </w:t>
+      </w:r>
+      <w:r>
+        <w:rPr>
+          <w:i w:val="1"/>
+          <w:rtl w:val="0"/>
+        </w:rPr>
+        <w:t xml:space="preserve">Transformer Registry</w:t>
+      </w:r>
+      <w:r>
+        <w:rPr>
+          <w:rtl w:val="0"/>
+        </w:rPr>
+        <w:t xml:space="preserve"> per </w:t>
+      </w:r>
+      <w:r>
+        <w:rPr>
+          <w:rFonts w:ascii="Roboto Mono" w:cs="Roboto Mono" w:eastAsia="Roboto Mono" w:hAnsi="Roboto Mono"/>
+          <w:color w:val="188038"/>
+          <w:rtl w:val="0"/>
+        </w:rPr>
+        <w:t xml:space="preserve">merchant_id</w:t>
+      </w:r>
+      <w:r>
+        <w:rPr>
+          <w:rtl w:val="0"/>
+        </w:rPr>
+        <w:t xml:space="preserve">.</w:t>
+        <w:br w:type="textWrapping"/>
+      </w:r>
+    </w:p>
+    <w:p>
+      <w:pPr>
+        <w:numPr>
+          <w:ilvl w:val="1"/>
+          <w:numId w:val="1"/>
+        </w:numPr>
+        <w:spacing w:after="0" w:afterAutospacing="0" w:before="0" w:beforeAutospacing="0" w:lineRule="auto"/>
+        <w:ind w:left="1440" w:hanging="360"/>
+      </w:pPr>
+      <w:r>
+        <w:rPr>
+          <w:rtl w:val="0"/>
+        </w:rPr>
+        <w:t xml:space="preserve">Pasang </w:t>
+      </w:r>
+      <w:r>
+        <w:rPr>
+          <w:b w:val="1"/>
+          <w:rtl w:val="0"/>
+        </w:rPr>
+        <w:t xml:space="preserve">interceptors</w:t>
+      </w:r>
+      <w:r>
+        <w:rPr>
+          <w:rtl w:val="0"/>
+        </w:rPr>
+        <w:t xml:space="preserve">:</w:t>
+        <w:br w:type="textWrapping"/>
+      </w:r>
+    </w:p>
+    <w:p>
+      <w:pPr>
+        <w:numPr>
+          <w:ilvl w:val="2"/>
+          <w:numId w:val="1"/>
+        </w:numPr>
+        <w:spacing w:after="0" w:afterAutospacing="0" w:before="0" w:beforeAutospacing="0" w:lineRule="auto"/>
+        <w:ind w:left="2160" w:hanging="360"/>
+      </w:pPr>
+      <w:r>
+        <w:rPr>
+          <w:b w:val="1"/>
+          <w:rtl w:val="0"/>
+        </w:rPr>
+        <w:t xml:space="preserve">JWTUnaryServerInterceptor</w:t>
+      </w:r>
+      <w:r>
+        <w:rPr>
+          <w:rtl w:val="0"/>
+        </w:rPr>
+        <w:t xml:space="preserve"> (wajib Bearer token).</w:t>
+        <w:br w:type="textWrapping"/>
+      </w:r>
+    </w:p>
+    <w:p>
+      <w:pPr>
+        <w:numPr>
+          <w:ilvl w:val="2"/>
+          <w:numId w:val="1"/>
+        </w:numPr>
+        <w:spacing w:after="0" w:afterAutospacing="0" w:before="0" w:beforeAutospacing="0" w:lineRule="auto"/>
+        <w:ind w:left="2160" w:hanging="360"/>
+      </w:pPr>
+      <w:r>
+        <w:rPr>
+          <w:b w:val="1"/>
+          <w:rtl w:val="0"/>
+        </w:rPr>
+        <w:t xml:space="preserve">Idempotency interceptor</w:t>
+      </w:r>
+      <w:r>
+        <w:rPr>
+          <w:rtl w:val="0"/>
+        </w:rPr>
+        <w:t xml:space="preserve"> (replay body untuk Create).</w:t>
+        <w:br w:type="textWrapping"/>
+      </w:r>
+    </w:p>
+    <w:p>
+      <w:pPr>
+        <w:numPr>
+          <w:ilvl w:val="2"/>
+          <w:numId w:val="1"/>
+        </w:numPr>
+        <w:spacing w:after="0" w:afterAutospacing="0" w:before="0" w:beforeAutospacing="0" w:lineRule="auto"/>
+        <w:ind w:left="2160" w:hanging="360"/>
+      </w:pPr>
+      <w:r>
+        <w:rPr>
+          <w:b w:val="1"/>
+          <w:rtl w:val="0"/>
+        </w:rPr>
+        <w:t xml:space="preserve">otelgrpc</w:t>
+      </w:r>
+      <w:r>
+        <w:rPr>
+          <w:rtl w:val="0"/>
+        </w:rPr>
+        <w:t xml:space="preserve"> (OpenTelemetry tracing).</w:t>
+        <w:br w:type="textWrapping"/>
+      </w:r>
+    </w:p>
+    <w:p>
+      <w:pPr>
+        <w:numPr>
+          <w:ilvl w:val="1"/>
+          <w:numId w:val="1"/>
+        </w:numPr>
+        <w:spacing w:after="0" w:afterAutospacing="0" w:before="0" w:beforeAutospacing="0" w:lineRule="auto"/>
+        <w:ind w:left="1440" w:hanging="360"/>
+      </w:pPr>
+      <w:r>
+        <w:rPr>
+          <w:rtl w:val="0"/>
+        </w:rPr>
+        <w:t xml:space="preserve">Register </w:t>
+      </w:r>
+      <w:r>
+        <w:rPr>
+          <w:rFonts w:ascii="Roboto Mono" w:cs="Roboto Mono" w:eastAsia="Roboto Mono" w:hAnsi="Roboto Mono"/>
+          <w:color w:val="188038"/>
+          <w:rtl w:val="0"/>
+        </w:rPr>
+        <w:t xml:space="preserve">OrderService</w:t>
+      </w:r>
+      <w:r>
+        <w:rPr>
+          <w:rtl w:val="0"/>
+        </w:rPr>
+        <w:t xml:space="preserve"> (adapter) &amp; serve pada </w:t>
+      </w:r>
+      <w:r>
+        <w:rPr>
+          <w:rFonts w:ascii="Roboto Mono" w:cs="Roboto Mono" w:eastAsia="Roboto Mono" w:hAnsi="Roboto Mono"/>
+          <w:color w:val="188038"/>
+          <w:rtl w:val="0"/>
+        </w:rPr>
+        <w:t xml:space="preserve">:9090</w:t>
+      </w:r>
+      <w:r>
+        <w:rPr>
+          <w:rtl w:val="0"/>
+        </w:rPr>
+        <w:t xml:space="preserve">.</w:t>
+        <w:br w:type="textWrapping"/>
+      </w:r>
+    </w:p>
+    <w:p>
+      <w:pPr>
+        <w:numPr>
+          <w:ilvl w:val="0"/>
+          <w:numId w:val="1"/>
+        </w:numPr>
+        <w:spacing w:after="0" w:afterAutospacing="0" w:before="0" w:beforeAutospacing="0" w:lineRule="auto"/>
+        <w:ind w:left="720" w:hanging="360"/>
+      </w:pPr>
+      <w:r>
+        <w:rPr>
+          <w:rFonts w:ascii="Roboto Mono" w:cs="Roboto Mono" w:eastAsia="Roboto Mono" w:hAnsi="Roboto Mono"/>
+          <w:b w:val="1"/>
+          <w:color w:val="188038"/>
+          <w:rtl w:val="0"/>
+        </w:rPr>
+        <w:t xml:space="preserve">cmd/gateway-grpcgw/main.go</w:t>
+        <w:br w:type="textWrapping"/>
+      </w:r>
+      <w:r>
+        <w:rPr>
+          <w:rtl w:val="0"/>
+        </w:rPr>
+        <w:t xml:space="preserve"> Bootstrap </w:t>
+      </w:r>
+      <w:r>
+        <w:rPr>
+          <w:rFonts w:ascii="Arial Unicode MS" w:cs="Arial Unicode MS" w:eastAsia="Arial Unicode MS" w:hAnsi="Arial Unicode MS"/>
+          <w:b w:val="1"/>
+          <w:rtl w:val="0"/>
+        </w:rPr>
+        <w:t xml:space="preserve">grpc-gateway (HTTP→gRPC)</w:t>
+      </w:r>
+      <w:r>
+        <w:rPr>
+          <w:rtl w:val="0"/>
+        </w:rPr>
+        <w:t xml:space="preserve">:</w:t>
+        <w:br w:type="textWrapping"/>
+      </w:r>
+    </w:p>
+    <w:p>
+      <w:pPr>
+        <w:numPr>
+          <w:ilvl w:val="1"/>
+          <w:numId w:val="1"/>
+        </w:numPr>
+        <w:spacing w:after="0" w:afterAutospacing="0" w:before="0" w:beforeAutospacing="0" w:lineRule="auto"/>
+        <w:ind w:left="1440" w:hanging="360"/>
+      </w:pPr>
+      <w:r>
+        <w:rPr>
+          <w:rtl w:val="0"/>
+        </w:rPr>
+        <w:t xml:space="preserve">Registrasi handler dari </w:t>
+      </w:r>
+      <w:r>
+        <w:rPr>
+          <w:rFonts w:ascii="Roboto Mono" w:cs="Roboto Mono" w:eastAsia="Roboto Mono" w:hAnsi="Roboto Mono"/>
+          <w:color w:val="188038"/>
+          <w:rtl w:val="0"/>
+        </w:rPr>
+        <w:t xml:space="preserve">.proto</w:t>
+      </w:r>
+      <w:r>
+        <w:rPr>
+          <w:rtl w:val="0"/>
+        </w:rPr>
+        <w:t xml:space="preserve"> (mapping REST otomatis).</w:t>
+        <w:br w:type="textWrapping"/>
+      </w:r>
+    </w:p>
+    <w:p>
+      <w:pPr>
+        <w:numPr>
+          <w:ilvl w:val="1"/>
+          <w:numId w:val="1"/>
+        </w:numPr>
+        <w:spacing w:after="0" w:afterAutospacing="0" w:before="0" w:beforeAutospacing="0" w:lineRule="auto"/>
+        <w:ind w:left="1440" w:hanging="360"/>
+      </w:pPr>
+      <w:r>
+        <w:rPr>
+          <w:b w:val="1"/>
+          <w:rtl w:val="0"/>
+        </w:rPr>
+        <w:t xml:space="preserve">Header passthrough</w:t>
+      </w:r>
+      <w:r>
+        <w:rPr>
+          <w:rtl w:val="0"/>
+        </w:rPr>
+        <w:t xml:space="preserve">: </w:t>
+      </w:r>
+      <w:r>
+        <w:rPr>
+          <w:rFonts w:ascii="Roboto Mono" w:cs="Roboto Mono" w:eastAsia="Roboto Mono" w:hAnsi="Roboto Mono"/>
+          <w:color w:val="188038"/>
+          <w:rtl w:val="0"/>
+        </w:rPr>
+        <w:t xml:space="preserve">Authorization</w:t>
+      </w:r>
+      <w:r>
+        <w:rPr>
+          <w:rtl w:val="0"/>
+        </w:rPr>
+        <w:t xml:space="preserve">, </w:t>
+      </w:r>
+      <w:r>
+        <w:rPr>
+          <w:rFonts w:ascii="Roboto Mono" w:cs="Roboto Mono" w:eastAsia="Roboto Mono" w:hAnsi="Roboto Mono"/>
+          <w:color w:val="188038"/>
+          <w:rtl w:val="0"/>
+        </w:rPr>
+        <w:t xml:space="preserve">Idempotency-Key</w:t>
+      </w:r>
+      <w:r>
+        <w:rPr>
+          <w:rtl w:val="0"/>
+        </w:rPr>
+        <w:t xml:space="preserve">, </w:t>
+      </w:r>
+      <w:r>
+        <w:rPr>
+          <w:rFonts w:ascii="Roboto Mono" w:cs="Roboto Mono" w:eastAsia="Roboto Mono" w:hAnsi="Roboto Mono"/>
+          <w:color w:val="188038"/>
+          <w:rtl w:val="0"/>
+        </w:rPr>
+        <w:t xml:space="preserve">X-Transaction-Id</w:t>
+      </w:r>
+      <w:r>
+        <w:rPr>
+          <w:rtl w:val="0"/>
+        </w:rPr>
+        <w:t xml:space="preserve">.</w:t>
+        <w:br w:type="textWrapping"/>
+      </w:r>
+    </w:p>
+    <w:p>
+      <w:pPr>
+        <w:numPr>
+          <w:ilvl w:val="1"/>
+          <w:numId w:val="1"/>
+        </w:numPr>
+        <w:spacing w:after="0" w:afterAutospacing="0" w:before="0" w:beforeAutospacing="0" w:lineRule="auto"/>
+        <w:ind w:left="1440" w:hanging="360"/>
+      </w:pPr>
+      <w:r>
+        <w:rPr>
+          <w:b w:val="1"/>
+          <w:rtl w:val="0"/>
+        </w:rPr>
+        <w:t xml:space="preserve">ForwardResponseOption</w:t>
+      </w:r>
+      <w:r>
+        <w:rPr>
+          <w:rtl w:val="0"/>
+        </w:rPr>
+        <w:t xml:space="preserve">: set </w:t>
+      </w:r>
+      <w:r>
+        <w:rPr>
+          <w:b w:val="1"/>
+          <w:rtl w:val="0"/>
+        </w:rPr>
+        <w:t xml:space="preserve">HTTP 201</w:t>
+      </w:r>
+      <w:r>
+        <w:rPr>
+          <w:rtl w:val="0"/>
+        </w:rPr>
+        <w:t xml:space="preserve"> saat create pertama, </w:t>
+      </w:r>
+      <w:r>
+        <w:rPr>
+          <w:b w:val="1"/>
+          <w:rtl w:val="0"/>
+        </w:rPr>
+        <w:t xml:space="preserve">HTTP 200 + Idempotency-Replayed:true</w:t>
+      </w:r>
+      <w:r>
+        <w:rPr>
+          <w:rtl w:val="0"/>
+        </w:rPr>
+        <w:t xml:space="preserve"> saat replay.</w:t>
+        <w:br w:type="textWrapping"/>
+      </w:r>
+    </w:p>
+    <w:p>
+      <w:pPr>
+        <w:numPr>
+          <w:ilvl w:val="1"/>
+          <w:numId w:val="1"/>
+        </w:numPr>
+        <w:spacing w:after="0" w:afterAutospacing="0" w:before="0" w:beforeAutospacing="0" w:lineRule="auto"/>
+        <w:ind w:left="1440" w:hanging="360"/>
+      </w:pPr>
+      <w:r>
+        <w:rPr>
+          <w:b w:val="1"/>
+          <w:rtl w:val="0"/>
+        </w:rPr>
+        <w:t xml:space="preserve">Rate limiting</w:t>
+      </w:r>
+      <w:r>
+        <w:rPr>
+          <w:rtl w:val="0"/>
+        </w:rPr>
+        <w:t xml:space="preserve"> (token bucket) pada layer HTTP.</w:t>
+        <w:br w:type="textWrapping"/>
+      </w:r>
+    </w:p>
+    <w:p>
+      <w:pPr>
+        <w:numPr>
+          <w:ilvl w:val="1"/>
+          <w:numId w:val="1"/>
+        </w:numPr>
+        <w:spacing w:after="0" w:afterAutospacing="0" w:before="0" w:beforeAutospacing="0" w:lineRule="auto"/>
+        <w:ind w:left="1440" w:hanging="360"/>
+      </w:pPr>
+      <w:r>
+        <w:rPr>
+          <w:rtl w:val="0"/>
+        </w:rPr>
+        <w:t xml:space="preserve">Endpoint </w:t>
+      </w:r>
+      <w:r>
+        <w:rPr>
+          <w:b w:val="1"/>
+          <w:rtl w:val="0"/>
+        </w:rPr>
+        <w:t xml:space="preserve">infra</w:t>
+      </w:r>
+      <w:r>
+        <w:rPr>
+          <w:rtl w:val="0"/>
+        </w:rPr>
+        <w:t xml:space="preserve">: </w:t>
+      </w:r>
+      <w:r>
+        <w:rPr>
+          <w:rFonts w:ascii="Roboto Mono" w:cs="Roboto Mono" w:eastAsia="Roboto Mono" w:hAnsi="Roboto Mono"/>
+          <w:color w:val="188038"/>
+          <w:rtl w:val="0"/>
+        </w:rPr>
+        <w:t xml:space="preserve">/healthz</w:t>
+      </w:r>
+      <w:r>
+        <w:rPr>
+          <w:rtl w:val="0"/>
+        </w:rPr>
+        <w:t xml:space="preserve">, </w:t>
+      </w:r>
+      <w:r>
+        <w:rPr>
+          <w:rFonts w:ascii="Roboto Mono" w:cs="Roboto Mono" w:eastAsia="Roboto Mono" w:hAnsi="Roboto Mono"/>
+          <w:color w:val="188038"/>
+          <w:rtl w:val="0"/>
+        </w:rPr>
+        <w:t xml:space="preserve">/readyz</w:t>
+      </w:r>
+      <w:r>
+        <w:rPr>
+          <w:rtl w:val="0"/>
+        </w:rPr>
+        <w:t xml:space="preserve"> (cek koneksi TCP ke gRPC), </w:t>
+      </w:r>
+      <w:r>
+        <w:rPr>
+          <w:rFonts w:ascii="Roboto Mono" w:cs="Roboto Mono" w:eastAsia="Roboto Mono" w:hAnsi="Roboto Mono"/>
+          <w:color w:val="188038"/>
+          <w:rtl w:val="0"/>
+        </w:rPr>
+        <w:t xml:space="preserve">/metrics</w:t>
+      </w:r>
+      <w:r>
+        <w:rPr>
+          <w:rtl w:val="0"/>
+        </w:rPr>
+        <w:t xml:space="preserve"> (Prometheus).</w:t>
+        <w:br w:type="textWrapping"/>
+      </w:r>
+    </w:p>
+    <w:p>
+      <w:pPr>
+        <w:numPr>
+          <w:ilvl w:val="1"/>
+          <w:numId w:val="1"/>
+        </w:numPr>
+        <w:spacing w:after="240" w:before="0" w:beforeAutospacing="0" w:lineRule="auto"/>
+        <w:ind w:left="1440" w:hanging="360"/>
+      </w:pPr>
+      <w:r>
+        <w:rPr>
+          <w:rtl w:val="0"/>
+        </w:rPr>
+        <w:t xml:space="preserve">Meneruskan ke backend </w:t>
+      </w:r>
+      <w:r>
+        <w:rPr>
+          <w:rFonts w:ascii="Roboto Mono" w:cs="Roboto Mono" w:eastAsia="Roboto Mono" w:hAnsi="Roboto Mono"/>
+          <w:color w:val="188038"/>
+          <w:rtl w:val="0"/>
+        </w:rPr>
+        <w:t xml:space="preserve">:9090</w:t>
+      </w:r>
+      <w:r>
+        <w:rPr>
+          <w:rtl w:val="0"/>
+        </w:rPr>
+        <w:t xml:space="preserve">, listen di </w:t>
+      </w:r>
+      <w:r>
+        <w:rPr>
+          <w:rFonts w:ascii="Roboto Mono" w:cs="Roboto Mono" w:eastAsia="Roboto Mono" w:hAnsi="Roboto Mono"/>
+          <w:color w:val="188038"/>
+          <w:rtl w:val="0"/>
+        </w:rPr>
+        <w:t xml:space="preserve">:8087</w:t>
+      </w:r>
+      <w:r>
+        <w:rPr>
+          <w:rtl w:val="0"/>
+        </w:rPr>
+        <w:t xml:space="preserve">.</w:t>
+        <w:br w:type="textWrapping"/>
+      </w:r>
+    </w:p>
+    <w:p>
+      <w:pPr>
+        <w:rPr/>
+      </w:pPr>
+      <w:r>
+        <w:pict>
+          <v:rect style="width:0.0pt;height:1.5pt" o:hr="t" o:hrstd="t" o:hralign="center" fillcolor="#A0A0A0" stroked="f"/>
+        </w:pict>
+      </w:r>
+      <w:r>
+        <w:rPr>
+          <w:rtl w:val="0"/>
+        </w:rPr>
+      </w:r>
+    </w:p>
+    <w:p>
+      <w:pPr>
+        <w:pStyle w:val="Heading1"/>
+        <w:keepNext w:val="0"/>
+        <w:keepLines w:val="0"/>
+        <w:spacing w:before="480" w:lineRule="auto"/>
+        <w:rPr>
+          <w:b w:val="1"/>
+          <w:sz w:val="46"/>
+          <w:szCs w:val="46"/>
+        </w:rPr>
+      </w:pPr>
+      <w:bookmarkStart w:colFirst="0" w:colLast="0" w:name="_fn1a0grbjg02" w:id="12"/>
+      <w:bookmarkEnd w:id="12"/>
+      <w:r>
+        <w:rPr>
+          <w:rFonts w:ascii="Arial Unicode MS" w:cs="Arial Unicode MS" w:eastAsia="Arial Unicode MS" w:hAnsi="Arial Unicode MS"/>
+          <w:b w:val="1"/>
+          <w:sz w:val="46"/>
+          <w:szCs w:val="46"/>
+          <w:rtl w:val="0"/>
+        </w:rPr>
+        <w:t xml:space="preserve">Adapter gRPC → Service</w:t>
+      </w:r>
+    </w:p>
+    <w:p>
+      <w:pPr>
+        <w:numPr>
+          <w:ilvl w:val="0"/>
+          <w:numId w:val="13"/>
+        </w:numPr>
+        <w:spacing w:after="0" w:afterAutospacing="0" w:before="240" w:lineRule="auto"/>
+        <w:ind w:left="720" w:hanging="360"/>
+      </w:pPr>
+      <w:r>
+        <w:rPr>
+          <w:rFonts w:ascii="Roboto Mono" w:cs="Roboto Mono" w:eastAsia="Roboto Mono" w:hAnsi="Roboto Mono"/>
+          <w:b w:val="1"/>
+          <w:color w:val="188038"/>
+          <w:rtl w:val="0"/>
+        </w:rPr>
+        <w:t xml:space="preserve">internal/grpc/eci_v1_adapter.go</w:t>
+        <w:br w:type="textWrapping"/>
+      </w:r>
+      <w:r>
+        <w:rPr>
+          <w:rtl w:val="0"/>
+        </w:rPr>
+        <w:t xml:space="preserve"> Menjembatani protokol gRPC ke service layer:</w:t>
+        <w:br w:type="textWrapping"/>
+      </w:r>
+    </w:p>
+    <w:p>
+      <w:pPr>
+        <w:numPr>
+          <w:ilvl w:val="1"/>
+          <w:numId w:val="13"/>
+        </w:numPr>
+        <w:spacing w:after="0" w:afterAutospacing="0" w:before="0" w:beforeAutospacing="0" w:lineRule="auto"/>
+        <w:ind w:left="1440" w:hanging="360"/>
+      </w:pPr>
+      <w:r>
+        <w:rPr>
+          <w:rFonts w:ascii="Roboto Mono" w:cs="Roboto Mono" w:eastAsia="Roboto Mono" w:hAnsi="Roboto Mono"/>
+          <w:b w:val="1"/>
+          <w:color w:val="188038"/>
+          <w:rtl w:val="0"/>
+        </w:rPr>
+        <w:t xml:space="preserve">CreateOrder</w:t>
+      </w:r>
+      <w:r>
+        <w:rPr>
+          <w:rtl w:val="0"/>
+        </w:rPr>
+        <w:t xml:space="preserve">: </w:t>
+      </w:r>
+      <w:r>
+        <w:rPr>
+          <w:rFonts w:ascii="Roboto Mono" w:cs="Roboto Mono" w:eastAsia="Roboto Mono" w:hAnsi="Roboto Mono"/>
+          <w:color w:val="188038"/>
+          <w:rtl w:val="0"/>
+        </w:rPr>
+        <w:t xml:space="preserve">Struct</w:t>
+      </w:r>
+      <w:r>
+        <w:rPr>
+          <w:rFonts w:ascii="Arial Unicode MS" w:cs="Arial Unicode MS" w:eastAsia="Arial Unicode MS" w:hAnsi="Arial Unicode MS"/>
+          <w:rtl w:val="0"/>
+        </w:rPr>
+        <w:t xml:space="preserve"> → </w:t>
+      </w:r>
+      <w:r>
+        <w:rPr>
+          <w:rFonts w:ascii="Roboto Mono" w:cs="Roboto Mono" w:eastAsia="Roboto Mono" w:hAnsi="Roboto Mono"/>
+          <w:color w:val="188038"/>
+          <w:rtl w:val="0"/>
+        </w:rPr>
+        <w:t xml:space="preserve">map[string]any</w:t>
+      </w:r>
+      <w:r>
+        <w:rPr>
+          <w:rtl w:val="0"/>
+        </w:rPr>
+        <w:t xml:space="preserve">, panggil </w:t>
+      </w:r>
+      <w:r>
+        <w:rPr>
+          <w:rFonts w:ascii="Roboto Mono" w:cs="Roboto Mono" w:eastAsia="Roboto Mono" w:hAnsi="Roboto Mono"/>
+          <w:color w:val="188038"/>
+          <w:rtl w:val="0"/>
+        </w:rPr>
+        <w:t xml:space="preserve">OrderService.CreateOrder</w:t>
+      </w:r>
+      <w:r>
+        <w:rPr>
+          <w:rtl w:val="0"/>
+        </w:rPr>
+        <w:t xml:space="preserve">, bungkus ke </w:t>
+      </w:r>
+      <w:r>
+        <w:rPr>
+          <w:rFonts w:ascii="Roboto Mono" w:cs="Roboto Mono" w:eastAsia="Roboto Mono" w:hAnsi="Roboto Mono"/>
+          <w:color w:val="188038"/>
+          <w:rtl w:val="0"/>
+        </w:rPr>
+        <w:t xml:space="preserve">CreateOrderResponse</w:t>
+      </w:r>
+      <w:r>
+        <w:rPr>
+          <w:rtl w:val="0"/>
+        </w:rPr>
+        <w:t xml:space="preserve">.</w:t>
+        <w:br w:type="textWrapping"/>
+      </w:r>
+    </w:p>
+    <w:p>
+      <w:pPr>
+        <w:numPr>
+          <w:ilvl w:val="1"/>
+          <w:numId w:val="13"/>
+        </w:numPr>
+        <w:spacing w:after="0" w:afterAutospacing="0" w:before="0" w:beforeAutospacing="0" w:lineRule="auto"/>
+        <w:ind w:left="1440" w:hanging="360"/>
+      </w:pPr>
+      <w:r>
+        <w:rPr>
+          <w:rFonts w:ascii="Roboto Mono" w:cs="Roboto Mono" w:eastAsia="Roboto Mono" w:hAnsi="Roboto Mono"/>
+          <w:b w:val="1"/>
+          <w:color w:val="188038"/>
+          <w:rtl w:val="0"/>
+        </w:rPr>
+        <w:t xml:space="preserve">ListOrders</w:t>
+      </w:r>
+      <w:r>
+        <w:rPr>
+          <w:rtl w:val="0"/>
+        </w:rPr>
+        <w:t xml:space="preserve">: mapping query jadi </w:t>
+      </w:r>
+      <w:r>
+        <w:rPr>
+          <w:rFonts w:ascii="Roboto Mono" w:cs="Roboto Mono" w:eastAsia="Roboto Mono" w:hAnsi="Roboto Mono"/>
+          <w:color w:val="188038"/>
+          <w:rtl w:val="0"/>
+        </w:rPr>
+        <w:t xml:space="preserve">ListFilters</w:t>
+      </w:r>
+      <w:r>
+        <w:rPr>
+          <w:rtl w:val="0"/>
+        </w:rPr>
+        <w:t xml:space="preserve">, panggil repo, kembalikan </w:t>
+      </w:r>
+      <w:r>
+        <w:rPr>
+          <w:rFonts w:ascii="Roboto Mono" w:cs="Roboto Mono" w:eastAsia="Roboto Mono" w:hAnsi="Roboto Mono"/>
+          <w:color w:val="188038"/>
+          <w:rtl w:val="0"/>
+        </w:rPr>
+        <w:t xml:space="preserve">ListOrdersResponse</w:t>
+      </w:r>
+      <w:r>
+        <w:rPr>
+          <w:rtl w:val="0"/>
+        </w:rPr>
+        <w:t xml:space="preserve">.</w:t>
+        <w:br w:type="textWrapping"/>
+      </w:r>
+    </w:p>
+    <w:p>
+      <w:pPr>
+        <w:numPr>
+          <w:ilvl w:val="1"/>
+          <w:numId w:val="13"/>
+        </w:numPr>
+        <w:spacing w:after="240" w:before="0" w:beforeAutospacing="0" w:lineRule="auto"/>
+        <w:ind w:left="1440" w:hanging="360"/>
+      </w:pPr>
+      <w:r>
+        <w:rPr>
+          <w:rtl w:val="0"/>
+        </w:rPr>
+        <w:t xml:space="preserve">Helper util: clamp limit/offset, parse RFC3339, dsb.</w:t>
+        <w:br w:type="textWrapping"/>
+      </w:r>
+    </w:p>
+    <w:p>
+      <w:pPr>
+        <w:rPr/>
+      </w:pPr>
+      <w:r>
+        <w:pict>
+          <v:rect style="width:0.0pt;height:1.5pt" o:hr="t" o:hrstd="t" o:hralign="center" fillcolor="#A0A0A0" stroked="f"/>
+        </w:pict>
+      </w:r>
+      <w:r>
+        <w:rPr>
+          <w:rtl w:val="0"/>
+        </w:rPr>
+      </w:r>
+    </w:p>
+    <w:p>
+      <w:pPr>
+        <w:pStyle w:val="Heading1"/>
+        <w:keepNext w:val="0"/>
+        <w:keepLines w:val="0"/>
+        <w:spacing w:before="480" w:lineRule="auto"/>
+        <w:rPr>
+          <w:b w:val="1"/>
+          <w:sz w:val="46"/>
+          <w:szCs w:val="46"/>
+        </w:rPr>
+      </w:pPr>
+      <w:bookmarkStart w:colFirst="0" w:colLast="0" w:name="_f869libyiesp" w:id="13"/>
+      <w:bookmarkEnd w:id="13"/>
+      <w:r>
+        <w:rPr>
+          <w:b w:val="1"/>
+          <w:sz w:val="46"/>
+          <w:szCs w:val="46"/>
+          <w:rtl w:val="0"/>
+        </w:rPr>
+        <w:t xml:space="preserve">Service (domain &amp; rules)</w:t>
+      </w:r>
+    </w:p>
+    <w:p>
+      <w:pPr>
+        <w:numPr>
+          <w:ilvl w:val="0"/>
+          <w:numId w:val="5"/>
+        </w:numPr>
+        <w:spacing w:after="0" w:afterAutospacing="0" w:before="240" w:lineRule="auto"/>
+        <w:ind w:left="720" w:hanging="360"/>
+      </w:pPr>
+      <w:r>
+        <w:rPr>
+          <w:rFonts w:ascii="Roboto Mono" w:cs="Roboto Mono" w:eastAsia="Roboto Mono" w:hAnsi="Roboto Mono"/>
+          <w:b w:val="1"/>
+          <w:color w:val="188038"/>
+          <w:rtl w:val="0"/>
+        </w:rPr>
+        <w:t xml:space="preserve">internal/service/order.go</w:t>
+        <w:br w:type="textWrapping"/>
+      </w:r>
+      <w:r>
+        <w:rPr>
+          <w:rtl w:val="0"/>
+        </w:rPr>
+        <w:t xml:space="preserve"> Domain model </w:t>
+      </w:r>
+      <w:r>
+        <w:rPr>
+          <w:rFonts w:ascii="Roboto Mono" w:cs="Roboto Mono" w:eastAsia="Roboto Mono" w:hAnsi="Roboto Mono"/>
+          <w:color w:val="188038"/>
+          <w:rtl w:val="0"/>
+        </w:rPr>
+        <w:t xml:space="preserve">Order</w:t>
+      </w:r>
+      <w:r>
+        <w:rPr>
+          <w:rtl w:val="0"/>
+        </w:rPr>
+        <w:t xml:space="preserve">, </w:t>
+      </w:r>
+      <w:r>
+        <w:rPr>
+          <w:rFonts w:ascii="Roboto Mono" w:cs="Roboto Mono" w:eastAsia="Roboto Mono" w:hAnsi="Roboto Mono"/>
+          <w:color w:val="188038"/>
+          <w:rtl w:val="0"/>
+        </w:rPr>
+        <w:t xml:space="preserve">ListFilters</w:t>
+      </w:r>
+      <w:r>
+        <w:rPr>
+          <w:rtl w:val="0"/>
+        </w:rPr>
+        <w:t xml:space="preserve">, dan </w:t>
+      </w:r>
+      <w:r>
+        <w:rPr>
+          <w:rFonts w:ascii="Roboto Mono" w:cs="Roboto Mono" w:eastAsia="Roboto Mono" w:hAnsi="Roboto Mono"/>
+          <w:color w:val="188038"/>
+          <w:rtl w:val="0"/>
+        </w:rPr>
+        <w:t xml:space="preserve">OrderService</w:t>
+      </w:r>
+      <w:r>
+        <w:rPr>
+          <w:rtl w:val="0"/>
+        </w:rPr>
+        <w:t xml:space="preserve"> (memanggil repository).</w:t>
+        <w:br w:type="textWrapping"/>
+      </w:r>
+    </w:p>
+    <w:p>
+      <w:pPr>
+        <w:numPr>
+          <w:ilvl w:val="0"/>
+          <w:numId w:val="5"/>
+        </w:numPr>
+        <w:spacing w:after="0" w:afterAutospacing="0" w:before="0" w:beforeAutospacing="0" w:lineRule="auto"/>
+        <w:ind w:left="720" w:hanging="360"/>
+      </w:pPr>
+      <w:r>
+        <w:rPr>
+          <w:rFonts w:ascii="Roboto Mono" w:cs="Roboto Mono" w:eastAsia="Roboto Mono" w:hAnsi="Roboto Mono"/>
+          <w:b w:val="1"/>
+          <w:color w:val="188038"/>
+          <w:rtl w:val="0"/>
+        </w:rPr>
+        <w:t xml:space="preserve">internal/service/yaml_rules.go</w:t>
+        <w:br w:type="textWrapping"/>
+      </w:r>
+      <w:r>
+        <w:rPr>
+          <w:rtl w:val="0"/>
+        </w:rPr>
+        <w:t xml:space="preserve"> Definisi </w:t>
+      </w:r>
+      <w:r>
+        <w:rPr>
+          <w:b w:val="1"/>
+          <w:rtl w:val="0"/>
+        </w:rPr>
+        <w:t xml:space="preserve">rule</w:t>
+      </w:r>
+      <w:r>
+        <w:rPr>
+          <w:rtl w:val="0"/>
+        </w:rPr>
+        <w:t xml:space="preserve"> &amp; </w:t>
+      </w:r>
+      <w:r>
+        <w:rPr>
+          <w:b w:val="1"/>
+          <w:rtl w:val="0"/>
+        </w:rPr>
+        <w:t xml:space="preserve">schema</w:t>
+      </w:r>
+      <w:r>
+        <w:rPr>
+          <w:rtl w:val="0"/>
+        </w:rPr>
+        <w:t xml:space="preserve"> per merchant:</w:t>
+        <w:br w:type="textWrapping"/>
+      </w:r>
+    </w:p>
+    <w:p>
+      <w:pPr>
+        <w:numPr>
+          <w:ilvl w:val="1"/>
+          <w:numId w:val="5"/>
+        </w:numPr>
+        <w:spacing w:after="0" w:afterAutospacing="0" w:before="0" w:beforeAutospacing="0" w:lineRule="auto"/>
+        <w:ind w:left="1440" w:hanging="360"/>
+      </w:pPr>
+      <w:r>
+        <w:rPr>
+          <w:rFonts w:ascii="Roboto Mono" w:cs="Roboto Mono" w:eastAsia="Roboto Mono" w:hAnsi="Roboto Mono"/>
+          <w:color w:val="188038"/>
+          <w:rtl w:val="0"/>
+        </w:rPr>
+        <w:t xml:space="preserve">Schema</w:t>
+      </w:r>
+      <w:r>
+        <w:rPr>
+          <w:rtl w:val="0"/>
+        </w:rPr>
+        <w:t xml:space="preserve">: </w:t>
+      </w:r>
+      <w:r>
+        <w:rPr>
+          <w:rFonts w:ascii="Roboto Mono" w:cs="Roboto Mono" w:eastAsia="Roboto Mono" w:hAnsi="Roboto Mono"/>
+          <w:color w:val="188038"/>
+          <w:rtl w:val="0"/>
+        </w:rPr>
+        <w:t xml:space="preserve">strict</w:t>
+      </w:r>
+      <w:r>
+        <w:rPr>
+          <w:rtl w:val="0"/>
+        </w:rPr>
+        <w:t xml:space="preserve">, </w:t>
+      </w:r>
+      <w:r>
+        <w:rPr>
+          <w:rFonts w:ascii="Roboto Mono" w:cs="Roboto Mono" w:eastAsia="Roboto Mono" w:hAnsi="Roboto Mono"/>
+          <w:color w:val="188038"/>
+          <w:rtl w:val="0"/>
+        </w:rPr>
+        <w:t xml:space="preserve">allowed_prefixes</w:t>
+      </w:r>
+      <w:r>
+        <w:rPr>
+          <w:rtl w:val="0"/>
+        </w:rPr>
+        <w:t xml:space="preserve">, </w:t>
+      </w:r>
+      <w:r>
+        <w:rPr>
+          <w:rFonts w:ascii="Roboto Mono" w:cs="Roboto Mono" w:eastAsia="Roboto Mono" w:hAnsi="Roboto Mono"/>
+          <w:color w:val="188038"/>
+          <w:rtl w:val="0"/>
+        </w:rPr>
+        <w:t xml:space="preserve">required</w:t>
+      </w:r>
+      <w:r>
+        <w:rPr>
+          <w:rtl w:val="0"/>
+        </w:rPr>
+        <w:t xml:space="preserve">, </w:t>
+      </w:r>
+      <w:r>
+        <w:rPr>
+          <w:rFonts w:ascii="Roboto Mono" w:cs="Roboto Mono" w:eastAsia="Roboto Mono" w:hAnsi="Roboto Mono"/>
+          <w:color w:val="188038"/>
+          <w:rtl w:val="0"/>
+        </w:rPr>
+        <w:t xml:space="preserve">types</w:t>
+      </w:r>
+      <w:r>
+        <w:rPr>
+          <w:rtl w:val="0"/>
+        </w:rPr>
+        <w:t xml:space="preserve">, </w:t>
+      </w:r>
+      <w:r>
+        <w:rPr>
+          <w:rFonts w:ascii="Roboto Mono" w:cs="Roboto Mono" w:eastAsia="Roboto Mono" w:hAnsi="Roboto Mono"/>
+          <w:color w:val="188038"/>
+          <w:rtl w:val="0"/>
+        </w:rPr>
+        <w:t xml:space="preserve">forbid</w:t>
+      </w:r>
+      <w:r>
+        <w:rPr>
+          <w:rtl w:val="0"/>
+        </w:rPr>
+        <w:t xml:space="preserve">.</w:t>
+        <w:br w:type="textWrapping"/>
+      </w:r>
+    </w:p>
+    <w:p>
+      <w:pPr>
+        <w:numPr>
+          <w:ilvl w:val="1"/>
+          <w:numId w:val="5"/>
+        </w:numPr>
+        <w:spacing w:after="0" w:afterAutospacing="0" w:before="0" w:beforeAutospacing="0" w:lineRule="auto"/>
+        <w:ind w:left="1440" w:hanging="360"/>
+      </w:pPr>
+      <w:r>
+        <w:rPr>
+          <w:rFonts w:ascii="Roboto Mono" w:cs="Roboto Mono" w:eastAsia="Roboto Mono" w:hAnsi="Roboto Mono"/>
+          <w:color w:val="188038"/>
+          <w:rtl w:val="0"/>
+        </w:rPr>
+        <w:t xml:space="preserve">Rule</w:t>
+      </w:r>
+      <w:r>
+        <w:rPr>
+          <w:rtl w:val="0"/>
+        </w:rPr>
+        <w:t xml:space="preserve">: </w:t>
+      </w:r>
+      <w:r>
+        <w:rPr>
+          <w:rFonts w:ascii="Roboto Mono" w:cs="Roboto Mono" w:eastAsia="Roboto Mono" w:hAnsi="Roboto Mono"/>
+          <w:color w:val="188038"/>
+          <w:rtl w:val="0"/>
+        </w:rPr>
+        <w:t xml:space="preserve">rename/uppercase/slug/number/required/enum/regex_replace/copy/move/required_if/format/min/max/round/truncate/calc</w:t>
+      </w:r>
+      <w:r>
+        <w:rPr>
+          <w:rtl w:val="0"/>
+        </w:rPr>
+        <w:t xml:space="preserve">.</w:t>
+        <w:br w:type="textWrapping"/>
+      </w:r>
+    </w:p>
+    <w:p>
+      <w:pPr>
+        <w:numPr>
+          <w:ilvl w:val="1"/>
+          <w:numId w:val="5"/>
+        </w:numPr>
+        <w:spacing w:after="0" w:afterAutospacing="0" w:before="0" w:beforeAutospacing="0" w:lineRule="auto"/>
+        <w:ind w:left="1440" w:hanging="360"/>
+      </w:pPr>
+      <w:r>
+        <w:rPr>
+          <w:rFonts w:ascii="Roboto Mono" w:cs="Roboto Mono" w:eastAsia="Roboto Mono" w:hAnsi="Roboto Mono"/>
+          <w:color w:val="188038"/>
+          <w:rtl w:val="0"/>
+        </w:rPr>
+        <w:t xml:space="preserve">LoadRules(path)</w:t>
+      </w:r>
+      <w:r>
+        <w:rPr>
+          <w:rFonts w:ascii="Arial Unicode MS" w:cs="Arial Unicode MS" w:eastAsia="Arial Unicode MS" w:hAnsi="Arial Unicode MS"/>
+          <w:rtl w:val="0"/>
+        </w:rPr>
+        <w:t xml:space="preserve"> → parse </w:t>
+      </w:r>
+      <w:r>
+        <w:rPr>
+          <w:rFonts w:ascii="Roboto Mono" w:cs="Roboto Mono" w:eastAsia="Roboto Mono" w:hAnsi="Roboto Mono"/>
+          <w:color w:val="188038"/>
+          <w:rtl w:val="0"/>
+        </w:rPr>
+        <w:t xml:space="preserve">merchants.yaml</w:t>
+      </w:r>
+      <w:r>
+        <w:rPr>
+          <w:rtl w:val="0"/>
+        </w:rPr>
+        <w:t xml:space="preserve">.</w:t>
+        <w:br w:type="textWrapping"/>
+      </w:r>
+    </w:p>
+    <w:p>
+      <w:pPr>
+        <w:numPr>
+          <w:ilvl w:val="1"/>
+          <w:numId w:val="5"/>
+        </w:numPr>
+        <w:spacing w:after="0" w:afterAutospacing="0" w:before="0" w:beforeAutospacing="0" w:lineRule="auto"/>
+        <w:ind w:left="1440" w:hanging="360"/>
+      </w:pPr>
+      <w:r>
+        <w:rPr>
+          <w:rFonts w:ascii="Roboto Mono" w:cs="Roboto Mono" w:eastAsia="Roboto Mono" w:hAnsi="Roboto Mono"/>
+          <w:color w:val="188038"/>
+          <w:rtl w:val="0"/>
+        </w:rPr>
+        <w:t xml:space="preserve">YAMLTransformer.Transform()</w:t>
+      </w:r>
+      <w:r>
+        <w:rPr>
+          <w:rtl w:val="0"/>
+        </w:rPr>
+        <w:t xml:space="preserve">:</w:t>
+        <w:br w:type="textWrapping"/>
+      </w:r>
+    </w:p>
+    <w:p>
+      <w:pPr>
+        <w:numPr>
+          <w:ilvl w:val="2"/>
+          <w:numId w:val="5"/>
+        </w:numPr>
+        <w:spacing w:after="0" w:afterAutospacing="0" w:before="0" w:beforeAutospacing="0" w:lineRule="auto"/>
+        <w:ind w:left="2160" w:hanging="360"/>
+      </w:pPr>
+      <w:r>
+        <w:rPr>
+          <w:b w:val="1"/>
+          <w:rtl w:val="0"/>
+        </w:rPr>
+        <w:t xml:space="preserve">applySchema</w:t>
+      </w:r>
+      <w:r>
+        <w:rPr>
+          <w:rtl w:val="0"/>
+        </w:rPr>
+        <w:t xml:space="preserve"> (validasi keras per-merchant)</w:t>
+        <w:br w:type="textWrapping"/>
+      </w:r>
+    </w:p>
+    <w:p>
+      <w:pPr>
+        <w:numPr>
+          <w:ilvl w:val="2"/>
+          <w:numId w:val="5"/>
+        </w:numPr>
+        <w:spacing w:after="0" w:afterAutospacing="0" w:before="0" w:beforeAutospacing="0" w:lineRule="auto"/>
+        <w:ind w:left="2160" w:hanging="360"/>
+      </w:pPr>
+      <w:r>
+        <w:rPr>
+          <w:rtl w:val="0"/>
+        </w:rPr>
+        <w:t xml:space="preserve">Jalankan rule transform berurutan.</w:t>
+        <w:br w:type="textWrapping"/>
+      </w:r>
+    </w:p>
+    <w:p>
+      <w:pPr>
+        <w:numPr>
+          <w:ilvl w:val="0"/>
+          <w:numId w:val="5"/>
+        </w:numPr>
+        <w:spacing w:after="0" w:afterAutospacing="0" w:before="0" w:beforeAutospacing="0" w:lineRule="auto"/>
+        <w:ind w:left="720" w:hanging="360"/>
+      </w:pPr>
+      <w:r>
+        <w:rPr>
+          <w:rFonts w:ascii="Roboto Mono" w:cs="Roboto Mono" w:eastAsia="Roboto Mono" w:hAnsi="Roboto Mono"/>
+          <w:b w:val="1"/>
+          <w:color w:val="188038"/>
+          <w:rtl w:val="0"/>
+        </w:rPr>
+        <w:t xml:space="preserve">internal/service/yaml_ops.go</w:t>
+        <w:br w:type="textWrapping"/>
+      </w:r>
+      <w:r>
+        <w:rPr>
+          <w:rtl w:val="0"/>
+        </w:rPr>
+        <w:t xml:space="preserve"> Utilitas transform &amp; validasi:</w:t>
+        <w:br w:type="textWrapping"/>
+      </w:r>
+    </w:p>
+    <w:p>
+      <w:pPr>
+        <w:numPr>
+          <w:ilvl w:val="1"/>
+          <w:numId w:val="5"/>
+        </w:numPr>
+        <w:spacing w:after="0" w:afterAutospacing="0" w:before="0" w:beforeAutospacing="0" w:lineRule="auto"/>
+        <w:ind w:left="1440" w:hanging="360"/>
+      </w:pPr>
+      <w:r>
+        <w:rPr>
+          <w:rFonts w:ascii="Roboto Mono" w:cs="Roboto Mono" w:eastAsia="Roboto Mono" w:hAnsi="Roboto Mono"/>
+          <w:b w:val="1"/>
+          <w:color w:val="188038"/>
+          <w:rtl w:val="0"/>
+        </w:rPr>
+        <w:t xml:space="preserve">applySchema</w:t>
+      </w:r>
+      <w:r>
+        <w:rPr>
+          <w:rtl w:val="0"/>
+        </w:rPr>
+        <w:t xml:space="preserve">: cek </w:t>
+      </w:r>
+      <w:r>
+        <w:rPr>
+          <w:rFonts w:ascii="Roboto Mono" w:cs="Roboto Mono" w:eastAsia="Roboto Mono" w:hAnsi="Roboto Mono"/>
+          <w:color w:val="188038"/>
+          <w:rtl w:val="0"/>
+        </w:rPr>
+        <w:t xml:space="preserve">required/forbid/types/strict</w:t>
+      </w:r>
+      <w:r>
+        <w:rPr>
+          <w:rtl w:val="0"/>
+        </w:rPr>
+        <w:t xml:space="preserve"> (dengan </w:t>
+      </w:r>
+      <w:r>
+        <w:rPr>
+          <w:b w:val="1"/>
+          <w:rtl w:val="0"/>
+        </w:rPr>
+        <w:t xml:space="preserve">wildcard </w:t>
+      </w:r>
+      <w:r>
+        <w:rPr>
+          <w:rFonts w:ascii="Roboto Mono" w:cs="Roboto Mono" w:eastAsia="Roboto Mono" w:hAnsi="Roboto Mono"/>
+          <w:b w:val="1"/>
+          <w:color w:val="188038"/>
+          <w:rtl w:val="0"/>
+        </w:rPr>
+        <w:t xml:space="preserve">[]</w:t>
+      </w:r>
+      <w:r>
+        <w:rPr>
+          <w:rtl w:val="0"/>
+        </w:rPr>
+        <w:t xml:space="preserve"> di path: </w:t>
+      </w:r>
+      <w:r>
+        <w:rPr>
+          <w:rFonts w:ascii="Roboto Mono" w:cs="Roboto Mono" w:eastAsia="Roboto Mono" w:hAnsi="Roboto Mono"/>
+          <w:color w:val="188038"/>
+          <w:rtl w:val="0"/>
+        </w:rPr>
+        <w:t xml:space="preserve">items[].id</w:t>
+      </w:r>
+      <w:r>
+        <w:rPr>
+          <w:rtl w:val="0"/>
+        </w:rPr>
+        <w:t xml:space="preserve">).</w:t>
+        <w:br w:type="textWrapping"/>
+      </w:r>
+    </w:p>
+    <w:p>
+      <w:pPr>
+        <w:numPr>
+          <w:ilvl w:val="1"/>
+          <w:numId w:val="5"/>
+        </w:numPr>
+        <w:spacing w:after="240" w:before="0" w:beforeAutospacing="0" w:lineRule="auto"/>
+        <w:ind w:left="1440" w:hanging="360"/>
+      </w:pPr>
+      <w:r>
+        <w:rPr>
+          <w:rtl w:val="0"/>
+        </w:rPr>
+        <w:t xml:space="preserve">Helpers: </w:t>
+      </w:r>
+      <w:r>
+        <w:rPr>
+          <w:rFonts w:ascii="Roboto Mono" w:cs="Roboto Mono" w:eastAsia="Roboto Mono" w:hAnsi="Roboto Mono"/>
+          <w:color w:val="188038"/>
+          <w:rtl w:val="0"/>
+        </w:rPr>
+        <w:t xml:space="preserve">getNested/setNested</w:t>
+      </w:r>
+      <w:r>
+        <w:rPr>
+          <w:rtl w:val="0"/>
+        </w:rPr>
+        <w:t xml:space="preserve">, </w:t>
+      </w:r>
+      <w:r>
+        <w:rPr>
+          <w:rFonts w:ascii="Roboto Mono" w:cs="Roboto Mono" w:eastAsia="Roboto Mono" w:hAnsi="Roboto Mono"/>
+          <w:color w:val="188038"/>
+          <w:rtl w:val="0"/>
+        </w:rPr>
+        <w:t xml:space="preserve">applyRename/Uppercase/Slug/Number/Required/.../Calc</w:t>
+      </w:r>
+      <w:r>
+        <w:rPr>
+          <w:rtl w:val="0"/>
+        </w:rPr>
+        <w:t xml:space="preserve">, </w:t>
+      </w:r>
+      <w:r>
+        <w:rPr>
+          <w:rFonts w:ascii="Roboto Mono" w:cs="Roboto Mono" w:eastAsia="Roboto Mono" w:hAnsi="Roboto Mono"/>
+          <w:color w:val="188038"/>
+          <w:rtl w:val="0"/>
+        </w:rPr>
+        <w:t xml:space="preserve">toFloat</w:t>
+      </w:r>
+      <w:r>
+        <w:rPr>
+          <w:rtl w:val="0"/>
+        </w:rPr>
+        <w:t xml:space="preserve">, </w:t>
+      </w:r>
+      <w:r>
+        <w:rPr>
+          <w:rFonts w:ascii="Roboto Mono" w:cs="Roboto Mono" w:eastAsia="Roboto Mono" w:hAnsi="Roboto Mono"/>
+          <w:color w:val="188038"/>
+          <w:rtl w:val="0"/>
+        </w:rPr>
+        <w:t xml:space="preserve">leafPaths</w:t>
+      </w:r>
+      <w:r>
+        <w:rPr>
+          <w:rtl w:val="0"/>
+        </w:rPr>
+        <w:t xml:space="preserve">, dll.</w:t>
+        <w:br w:type="textWrapping"/>
+      </w:r>
+    </w:p>
+    <w:p>
+      <w:pPr>
+        <w:rPr/>
+      </w:pPr>
+      <w:r>
+        <w:pict>
+          <v:rect style="width:0.0pt;height:1.5pt" o:hr="t" o:hrstd="t" o:hralign="center" fillcolor="#A0A0A0" stroked="f"/>
+        </w:pict>
+      </w:r>
+      <w:r>
+        <w:rPr>
+          <w:rtl w:val="0"/>
+        </w:rPr>
+      </w:r>
+    </w:p>
+    <w:p>
+      <w:pPr>
+        <w:pStyle w:val="Heading1"/>
+        <w:keepNext w:val="0"/>
+        <w:keepLines w:val="0"/>
+        <w:spacing w:before="480" w:lineRule="auto"/>
+        <w:rPr>
+          <w:b w:val="1"/>
+          <w:sz w:val="46"/>
+          <w:szCs w:val="46"/>
+        </w:rPr>
+      </w:pPr>
+      <w:bookmarkStart w:colFirst="0" w:colLast="0" w:name="_bamuct2nnpqu" w:id="14"/>
+      <w:bookmarkEnd w:id="14"/>
+      <w:r>
+        <w:rPr>
+          <w:b w:val="1"/>
+          <w:sz w:val="46"/>
+          <w:szCs w:val="46"/>
+          <w:rtl w:val="0"/>
+        </w:rPr>
+        <w:t xml:space="preserve">Repository (DB)</w:t>
+      </w:r>
+    </w:p>
+    <w:p>
+      <w:pPr>
+        <w:numPr>
+          <w:ilvl w:val="0"/>
+          <w:numId w:val="6"/>
+        </w:numPr>
+        <w:spacing w:after="0" w:afterAutospacing="0" w:before="240" w:lineRule="auto"/>
+        <w:ind w:left="720" w:hanging="360"/>
+      </w:pPr>
+      <w:r>
+        <w:rPr>
+          <w:rFonts w:ascii="Roboto Mono" w:cs="Roboto Mono" w:eastAsia="Roboto Mono" w:hAnsi="Roboto Mono"/>
+          <w:b w:val="1"/>
+          <w:color w:val="188038"/>
+          <w:rtl w:val="0"/>
+        </w:rPr>
+        <w:t xml:space="preserve">internal/repository/orders_pgx.go</w:t>
+        <w:br w:type="textWrapping"/>
+      </w:r>
+      <w:r>
+        <w:rPr>
+          <w:rtl w:val="0"/>
+        </w:rPr>
+        <w:t xml:space="preserve"> Implementasi Postgres (pgxpool):</w:t>
+        <w:br w:type="textWrapping"/>
+      </w:r>
+    </w:p>
+    <w:p>
+      <w:pPr>
+        <w:numPr>
+          <w:ilvl w:val="1"/>
+          <w:numId w:val="6"/>
+        </w:numPr>
+        <w:spacing w:after="0" w:afterAutospacing="0" w:before="0" w:beforeAutospacing="0" w:lineRule="auto"/>
+        <w:ind w:left="1440" w:hanging="360"/>
+      </w:pPr>
+      <w:r>
+        <w:rPr>
+          <w:rFonts w:ascii="Roboto Mono" w:cs="Roboto Mono" w:eastAsia="Roboto Mono" w:hAnsi="Roboto Mono"/>
+          <w:b w:val="1"/>
+          <w:color w:val="188038"/>
+          <w:rtl w:val="0"/>
+        </w:rPr>
+        <w:t xml:space="preserve">ListOrders</w:t>
+      </w:r>
+      <w:r>
+        <w:rPr>
+          <w:rtl w:val="0"/>
+        </w:rPr>
+        <w:t xml:space="preserve">: compose </w:t>
+      </w:r>
+      <w:r>
+        <w:rPr>
+          <w:rFonts w:ascii="Roboto Mono" w:cs="Roboto Mono" w:eastAsia="Roboto Mono" w:hAnsi="Roboto Mono"/>
+          <w:color w:val="188038"/>
+          <w:rtl w:val="0"/>
+        </w:rPr>
+        <w:t xml:space="preserve">WHERE</w:t>
+      </w:r>
+      <w:r>
+        <w:rPr>
+          <w:rtl w:val="0"/>
+        </w:rPr>
+        <w:t xml:space="preserve"> dari filter (status CSV, q, tanggal, email, seller, amount range), whitelist kolom </w:t>
+      </w:r>
+      <w:r>
+        <w:rPr>
+          <w:rFonts w:ascii="Roboto Mono" w:cs="Roboto Mono" w:eastAsia="Roboto Mono" w:hAnsi="Roboto Mono"/>
+          <w:color w:val="188038"/>
+          <w:rtl w:val="0"/>
+        </w:rPr>
+        <w:t xml:space="preserve">ORDER BY</w:t>
+      </w:r>
+      <w:r>
+        <w:rPr>
+          <w:rtl w:val="0"/>
+        </w:rPr>
+        <w:t xml:space="preserve">, </w:t>
+      </w:r>
+      <w:r>
+        <w:rPr>
+          <w:rFonts w:ascii="Roboto Mono" w:cs="Roboto Mono" w:eastAsia="Roboto Mono" w:hAnsi="Roboto Mono"/>
+          <w:color w:val="188038"/>
+          <w:rtl w:val="0"/>
+        </w:rPr>
+        <w:t xml:space="preserve">LIMIT/OFFSET</w:t>
+      </w:r>
+      <w:r>
+        <w:rPr>
+          <w:rtl w:val="0"/>
+        </w:rPr>
+        <w:t xml:space="preserve">.</w:t>
+        <w:br w:type="textWrapping"/>
+      </w:r>
+    </w:p>
+    <w:p>
+      <w:pPr>
+        <w:numPr>
+          <w:ilvl w:val="1"/>
+          <w:numId w:val="6"/>
+        </w:numPr>
+        <w:spacing w:after="0" w:afterAutospacing="0" w:before="0" w:beforeAutospacing="0" w:lineRule="auto"/>
+        <w:ind w:left="1440" w:hanging="360"/>
+      </w:pPr>
+      <w:r>
+        <w:rPr>
+          <w:rtl w:val="0"/>
+        </w:rPr>
+        <w:t xml:space="preserve">Gunakan </w:t>
+      </w:r>
+      <w:r>
+        <w:rPr>
+          <w:rFonts w:ascii="Roboto Mono" w:cs="Roboto Mono" w:eastAsia="Roboto Mono" w:hAnsi="Roboto Mono"/>
+          <w:color w:val="188038"/>
+          <w:rtl w:val="0"/>
+        </w:rPr>
+        <w:t xml:space="preserve">COUNT(*) OVER()</w:t>
+      </w:r>
+      <w:r>
+        <w:rPr>
+          <w:rtl w:val="0"/>
+        </w:rPr>
+        <w:t xml:space="preserve"> untuk total di 1 roundtrip.</w:t>
+        <w:br w:type="textWrapping"/>
+      </w:r>
+    </w:p>
+    <w:p>
+      <w:pPr>
+        <w:numPr>
+          <w:ilvl w:val="1"/>
+          <w:numId w:val="6"/>
+        </w:numPr>
+        <w:spacing w:after="240" w:before="0" w:beforeAutospacing="0" w:lineRule="auto"/>
+        <w:ind w:left="1440" w:hanging="360"/>
+      </w:pPr>
+      <w:r>
+        <w:rPr>
+          <w:rtl w:val="0"/>
+        </w:rPr>
+        <w:t xml:space="preserve">Semua query </w:t>
+      </w:r>
+      <w:r>
+        <w:rPr>
+          <w:b w:val="1"/>
+          <w:rtl w:val="0"/>
+        </w:rPr>
+        <w:t xml:space="preserve">auto-trace</w:t>
+      </w:r>
+      <w:r>
+        <w:rPr>
+          <w:rtl w:val="0"/>
+        </w:rPr>
+        <w:t xml:space="preserve"> oleh </w:t>
+      </w:r>
+      <w:r>
+        <w:rPr>
+          <w:b w:val="1"/>
+          <w:rtl w:val="0"/>
+        </w:rPr>
+        <w:t xml:space="preserve">otelpgx</w:t>
+      </w:r>
+      <w:r>
+        <w:rPr>
+          <w:rtl w:val="0"/>
+        </w:rPr>
+        <w:t xml:space="preserve">.</w:t>
+        <w:br w:type="textWrapping"/>
+      </w:r>
+    </w:p>
+    <w:p>
+      <w:pPr>
+        <w:rPr/>
+      </w:pPr>
+      <w:r>
+        <w:pict>
+          <v:rect style="width:0.0pt;height:1.5pt" o:hr="t" o:hrstd="t" o:hralign="center" fillcolor="#A0A0A0" stroked="f"/>
+        </w:pict>
+      </w:r>
+      <w:r>
+        <w:rPr>
+          <w:rtl w:val="0"/>
+        </w:rPr>
+      </w:r>
+    </w:p>
+    <w:p>
+      <w:pPr>
+        <w:pStyle w:val="Heading1"/>
+        <w:keepNext w:val="0"/>
+        <w:keepLines w:val="0"/>
+        <w:spacing w:before="480" w:lineRule="auto"/>
+        <w:rPr>
+          <w:b w:val="1"/>
+          <w:sz w:val="46"/>
+          <w:szCs w:val="46"/>
+        </w:rPr>
+      </w:pPr>
+      <w:bookmarkStart w:colFirst="0" w:colLast="0" w:name="_ts779avi7jbi" w:id="15"/>
+      <w:bookmarkEnd w:id="15"/>
+      <w:r>
+        <w:rPr>
+          <w:b w:val="1"/>
+          <w:sz w:val="46"/>
+          <w:szCs w:val="46"/>
+          <w:rtl w:val="0"/>
+        </w:rPr>
+        <w:t xml:space="preserve">Middleware / Interceptors</w:t>
+      </w:r>
+    </w:p>
+    <w:p>
+      <w:pPr>
+        <w:numPr>
+          <w:ilvl w:val="0"/>
+          <w:numId w:val="2"/>
+        </w:numPr>
+        <w:spacing w:after="0" w:afterAutospacing="0" w:before="240" w:lineRule="auto"/>
+        <w:ind w:left="720" w:hanging="360"/>
+      </w:pPr>
+      <w:r>
+        <w:rPr>
+          <w:rFonts w:ascii="Roboto Mono" w:cs="Roboto Mono" w:eastAsia="Roboto Mono" w:hAnsi="Roboto Mono"/>
+          <w:b w:val="1"/>
+          <w:color w:val="188038"/>
+          <w:rtl w:val="0"/>
+        </w:rPr>
+        <w:t xml:space="preserve">internal/middleware/jwt_interceptor.go</w:t>
+      </w:r>
+      <w:r>
+        <w:rPr>
+          <w:rtl w:val="0"/>
+        </w:rPr>
+        <w:t xml:space="preserve"> </w:t>
+      </w:r>
+      <w:r>
+        <w:rPr>
+          <w:i w:val="1"/>
+          <w:rtl w:val="0"/>
+        </w:rPr>
+        <w:t xml:space="preserve">(kode yang kamu kirim)</w:t>
+        <w:br w:type="textWrapping"/>
+      </w:r>
+      <w:r>
+        <w:rPr>
+          <w:rtl w:val="0"/>
+        </w:rPr>
+        <w:t xml:space="preserve"> </w:t>
+      </w:r>
+      <w:r>
+        <w:rPr>
+          <w:rFonts w:ascii="Roboto Mono" w:cs="Roboto Mono" w:eastAsia="Roboto Mono" w:hAnsi="Roboto Mono"/>
+          <w:b w:val="1"/>
+          <w:color w:val="188038"/>
+          <w:rtl w:val="0"/>
+        </w:rPr>
+        <w:t xml:space="preserve">JWTUnaryServerInterceptor</w:t>
+      </w:r>
+      <w:r>
+        <w:rPr>
+          <w:rtl w:val="0"/>
+        </w:rPr>
+        <w:t xml:space="preserve">: wajib </w:t>
+      </w:r>
+      <w:r>
+        <w:rPr>
+          <w:rFonts w:ascii="Roboto Mono" w:cs="Roboto Mono" w:eastAsia="Roboto Mono" w:hAnsi="Roboto Mono"/>
+          <w:color w:val="188038"/>
+          <w:rtl w:val="0"/>
+        </w:rPr>
+        <w:t xml:space="preserve">Authorization: Bearer &lt;token&gt;</w:t>
+      </w:r>
+      <w:r>
+        <w:rPr>
+          <w:rtl w:val="0"/>
+        </w:rPr>
+        <w:t xml:space="preserve">, cek </w:t>
+      </w:r>
+      <w:r>
+        <w:rPr>
+          <w:b w:val="1"/>
+          <w:rtl w:val="0"/>
+        </w:rPr>
+        <w:t xml:space="preserve">alg</w:t>
+      </w:r>
+      <w:r>
+        <w:rPr>
+          <w:rtl w:val="0"/>
+        </w:rPr>
+        <w:t xml:space="preserve"> &amp; </w:t>
+      </w:r>
+      <w:r>
+        <w:rPr>
+          <w:b w:val="1"/>
+          <w:rtl w:val="0"/>
+        </w:rPr>
+        <w:t xml:space="preserve">signature</w:t>
+      </w:r>
+      <w:r>
+        <w:rPr>
+          <w:rtl w:val="0"/>
+        </w:rPr>
+        <w:t xml:space="preserve"> (dengan leeway).</w:t>
+        <w:br w:type="textWrapping"/>
+        <w:t xml:space="preserve"> (Opsional: inject claims ke context, cek </w:t>
+      </w:r>
+      <w:r>
+        <w:rPr>
+          <w:rFonts w:ascii="Roboto Mono" w:cs="Roboto Mono" w:eastAsia="Roboto Mono" w:hAnsi="Roboto Mono"/>
+          <w:color w:val="188038"/>
+          <w:rtl w:val="0"/>
+        </w:rPr>
+        <w:t xml:space="preserve">iss/aud</w:t>
+      </w:r>
+      <w:r>
+        <w:rPr>
+          <w:rtl w:val="0"/>
+        </w:rPr>
+        <w:t xml:space="preserve">).</w:t>
+        <w:br w:type="textWrapping"/>
+      </w:r>
+    </w:p>
+    <w:p>
+      <w:pPr>
+        <w:numPr>
+          <w:ilvl w:val="0"/>
+          <w:numId w:val="2"/>
+        </w:numPr>
+        <w:spacing w:after="240" w:before="0" w:beforeAutospacing="0" w:lineRule="auto"/>
+        <w:ind w:left="720" w:hanging="360"/>
+      </w:pPr>
+      <w:r>
+        <w:rPr>
+          <w:rFonts w:ascii="Roboto Mono" w:cs="Roboto Mono" w:eastAsia="Roboto Mono" w:hAnsi="Roboto Mono"/>
+          <w:b w:val="1"/>
+          <w:color w:val="188038"/>
+          <w:rtl w:val="0"/>
+        </w:rPr>
+        <w:t xml:space="preserve">internal/middleware/idempotency_interceptor.go</w:t>
+      </w:r>
+      <w:r>
+        <w:rPr>
+          <w:rtl w:val="0"/>
+        </w:rPr>
+        <w:t xml:space="preserve"> </w:t>
+      </w:r>
+      <w:r>
+        <w:rPr>
+          <w:i w:val="1"/>
+          <w:rtl w:val="0"/>
+        </w:rPr>
+        <w:t xml:space="preserve">(jika ada di repo kamu)</w:t>
+        <w:br w:type="textWrapping"/>
+      </w:r>
+      <w:r>
+        <w:rPr>
+          <w:rtl w:val="0"/>
+        </w:rPr>
+        <w:t xml:space="preserve"> Simpan &amp; replay </w:t>
+      </w:r>
+      <w:r>
+        <w:rPr>
+          <w:b w:val="1"/>
+          <w:rtl w:val="0"/>
+        </w:rPr>
+        <w:t xml:space="preserve">body respons pertama</w:t>
+      </w:r>
+      <w:r>
+        <w:rPr>
+          <w:rtl w:val="0"/>
+        </w:rPr>
+        <w:t xml:space="preserve"> berdasarkan </w:t>
+      </w:r>
+      <w:r>
+        <w:rPr>
+          <w:rFonts w:ascii="Roboto Mono" w:cs="Roboto Mono" w:eastAsia="Roboto Mono" w:hAnsi="Roboto Mono"/>
+          <w:color w:val="188038"/>
+          <w:rtl w:val="0"/>
+        </w:rPr>
+        <w:t xml:space="preserve">Idempotency-Key</w:t>
+      </w:r>
+      <w:r>
+        <w:rPr>
+          <w:rtl w:val="0"/>
+        </w:rPr>
+        <w:t xml:space="preserve">, sehingga retry aman &amp; konsisten.</w:t>
+        <w:br w:type="textWrapping"/>
+      </w:r>
+    </w:p>
+    <w:p>
+      <w:pPr>
+        <w:rPr/>
+      </w:pPr>
+      <w:r>
+        <w:pict>
+          <v:rect style="width:0.0pt;height:1.5pt" o:hr="t" o:hrstd="t" o:hralign="center" fillcolor="#A0A0A0" stroked="f"/>
+        </w:pict>
+      </w:r>
+      <w:r>
+        <w:rPr>
+          <w:rtl w:val="0"/>
+        </w:rPr>
+      </w:r>
+    </w:p>
+    <w:p>
+      <w:pPr>
+        <w:pStyle w:val="Heading1"/>
+        <w:keepNext w:val="0"/>
+        <w:keepLines w:val="0"/>
+        <w:spacing w:before="480" w:lineRule="auto"/>
+        <w:rPr>
+          <w:b w:val="1"/>
+          <w:sz w:val="46"/>
+          <w:szCs w:val="46"/>
+        </w:rPr>
+      </w:pPr>
+      <w:bookmarkStart w:colFirst="0" w:colLast="0" w:name="_hl659haux3z7" w:id="16"/>
+      <w:bookmarkEnd w:id="16"/>
+      <w:r>
+        <w:rPr>
+          <w:b w:val="1"/>
+          <w:sz w:val="46"/>
+          <w:szCs w:val="46"/>
+          <w:rtl w:val="0"/>
+        </w:rPr>
+        <w:t xml:space="preserve">Config &amp; Contoh</w:t>
+      </w:r>
+    </w:p>
+    <w:p>
+      <w:pPr>
+        <w:numPr>
+          <w:ilvl w:val="0"/>
+          <w:numId w:val="15"/>
+        </w:numPr>
+        <w:spacing w:after="0" w:afterAutospacing="0" w:before="240" w:lineRule="auto"/>
+        <w:ind w:left="720" w:hanging="360"/>
+      </w:pPr>
+      <w:r>
+        <w:rPr>
+          <w:rFonts w:ascii="Roboto Mono" w:cs="Roboto Mono" w:eastAsia="Roboto Mono" w:hAnsi="Roboto Mono"/>
+          <w:b w:val="1"/>
+          <w:color w:val="188038"/>
+          <w:rtl w:val="0"/>
+        </w:rPr>
+        <w:t xml:space="preserve">config/merchants.yaml</w:t>
+        <w:br w:type="textWrapping"/>
+      </w:r>
+      <w:r>
+        <w:rPr>
+          <w:rtl w:val="0"/>
+        </w:rPr>
+        <w:t xml:space="preserve"> Aturan per-merchant:</w:t>
+        <w:br w:type="textWrapping"/>
+      </w:r>
+    </w:p>
+    <w:p>
+      <w:pPr>
+        <w:numPr>
+          <w:ilvl w:val="1"/>
+          <w:numId w:val="15"/>
+        </w:numPr>
+        <w:spacing w:after="0" w:afterAutospacing="0" w:before="0" w:beforeAutospacing="0" w:lineRule="auto"/>
+        <w:ind w:left="1440" w:hanging="360"/>
+      </w:pPr>
+      <w:r>
+        <w:rPr>
+          <w:rFonts w:ascii="Roboto Mono" w:cs="Roboto Mono" w:eastAsia="Roboto Mono" w:hAnsi="Roboto Mono"/>
+          <w:b w:val="1"/>
+          <w:color w:val="188038"/>
+          <w:rtl w:val="0"/>
+        </w:rPr>
+        <w:t xml:space="preserve">schema</w:t>
+      </w:r>
+      <w:r>
+        <w:rPr>
+          <w:rFonts w:ascii="Arial Unicode MS" w:cs="Arial Unicode MS" w:eastAsia="Arial Unicode MS" w:hAnsi="Arial Unicode MS"/>
+          <w:rtl w:val="0"/>
+        </w:rPr>
+        <w:t xml:space="preserve"> → </w:t>
+      </w:r>
+      <w:r>
+        <w:rPr>
+          <w:i w:val="1"/>
+          <w:rtl w:val="0"/>
+        </w:rPr>
+        <w:t xml:space="preserve">guard-rail</w:t>
+      </w:r>
+      <w:r>
+        <w:rPr>
+          <w:rtl w:val="0"/>
+        </w:rPr>
+        <w:t xml:space="preserve"> bentuk payload (mencegah payload Merchant A dipakai di Merchant B).</w:t>
+        <w:br w:type="textWrapping"/>
+      </w:r>
+    </w:p>
+    <w:p>
+      <w:pPr>
+        <w:numPr>
+          <w:ilvl w:val="1"/>
+          <w:numId w:val="15"/>
+        </w:numPr>
+        <w:spacing w:after="0" w:afterAutospacing="0" w:before="0" w:beforeAutospacing="0" w:lineRule="auto"/>
+        <w:ind w:left="1440" w:hanging="360"/>
+      </w:pPr>
+      <w:r>
+        <w:rPr>
+          <w:rFonts w:ascii="Roboto Mono" w:cs="Roboto Mono" w:eastAsia="Roboto Mono" w:hAnsi="Roboto Mono"/>
+          <w:b w:val="1"/>
+          <w:color w:val="188038"/>
+          <w:rtl w:val="0"/>
+        </w:rPr>
+        <w:t xml:space="preserve">rules</w:t>
+      </w:r>
+      <w:r>
+        <w:rPr>
+          <w:rFonts w:ascii="Arial Unicode MS" w:cs="Arial Unicode MS" w:eastAsia="Arial Unicode MS" w:hAnsi="Arial Unicode MS"/>
+          <w:rtl w:val="0"/>
+        </w:rPr>
+        <w:t xml:space="preserve"> → transform/normalisasi (rename, format, kalkulasi, dsb.).</w:t>
+        <w:br w:type="textWrapping"/>
+        <w:t xml:space="preserve"> Mendukung </w:t>
+      </w:r>
+      <w:r>
+        <w:rPr>
+          <w:b w:val="1"/>
+          <w:rtl w:val="0"/>
+        </w:rPr>
+        <w:t xml:space="preserve">hot-reload</w:t>
+      </w:r>
+      <w:r>
+        <w:rPr>
+          <w:rtl w:val="0"/>
+        </w:rPr>
+        <w:t xml:space="preserve"> (fsnotify).</w:t>
+        <w:br w:type="textWrapping"/>
+      </w:r>
+    </w:p>
+    <w:p>
+      <w:pPr>
+        <w:numPr>
+          <w:ilvl w:val="0"/>
+          <w:numId w:val="15"/>
+        </w:numPr>
+        <w:spacing w:after="0" w:afterAutospacing="0" w:before="0" w:beforeAutospacing="0" w:lineRule="auto"/>
+        <w:ind w:left="720" w:hanging="360"/>
+      </w:pPr>
+      <w:r>
+        <w:rPr>
+          <w:rFonts w:ascii="Roboto Mono" w:cs="Roboto Mono" w:eastAsia="Roboto Mono" w:hAnsi="Roboto Mono"/>
+          <w:b w:val="1"/>
+          <w:color w:val="188038"/>
+          <w:rtl w:val="0"/>
+        </w:rPr>
+        <w:t xml:space="preserve">scripts/curl_merchant_0800.sh</w:t>
+      </w:r>
+      <w:r>
+        <w:rPr>
+          <w:b w:val="1"/>
+          <w:rtl w:val="0"/>
+        </w:rPr>
+        <w:t xml:space="preserve"> / </w:t>
+      </w:r>
+      <w:r>
+        <w:rPr>
+          <w:rFonts w:ascii="Roboto Mono" w:cs="Roboto Mono" w:eastAsia="Roboto Mono" w:hAnsi="Roboto Mono"/>
+          <w:b w:val="1"/>
+          <w:color w:val="188038"/>
+          <w:rtl w:val="0"/>
+        </w:rPr>
+        <w:t xml:space="preserve">scripts/curl_merchant_111.sh</w:t>
+        <w:br w:type="textWrapping"/>
+      </w:r>
+      <w:r>
+        <w:rPr>
+          <w:rtl w:val="0"/>
+        </w:rPr>
+        <w:t xml:space="preserve"> Contoh cURL </w:t>
+      </w:r>
+      <w:r>
+        <w:rPr>
+          <w:b w:val="1"/>
+          <w:rtl w:val="0"/>
+        </w:rPr>
+        <w:t xml:space="preserve">CreateOrder</w:t>
+      </w:r>
+      <w:r>
+        <w:rPr>
+          <w:rtl w:val="0"/>
+        </w:rPr>
+        <w:t xml:space="preserve"> untuk merchant berbeda (memudahkan QA/manual test).</w:t>
+        <w:br w:type="textWrapping"/>
+      </w:r>
+    </w:p>
+    <w:p>
+      <w:pPr>
+        <w:numPr>
+          <w:ilvl w:val="0"/>
+          <w:numId w:val="15"/>
+        </w:numPr>
+        <w:spacing w:after="240" w:before="0" w:beforeAutospacing="0" w:lineRule="auto"/>
+        <w:ind w:left="720" w:hanging="360"/>
+      </w:pPr>
+      <w:r>
+        <w:rPr>
+          <w:rFonts w:ascii="Roboto Mono" w:cs="Roboto Mono" w:eastAsia="Roboto Mono" w:hAnsi="Roboto Mono"/>
+          <w:b w:val="1"/>
+          <w:color w:val="188038"/>
+          <w:rtl w:val="0"/>
+        </w:rPr>
+        <w:t xml:space="preserve">internal/service/yaml_schema_test.go</w:t>
+        <w:br w:type="textWrapping"/>
+      </w:r>
+      <w:r>
+        <w:rPr>
+          <w:rtl w:val="0"/>
+        </w:rPr>
+        <w:t xml:space="preserve"> </w:t>
+      </w:r>
+      <w:r>
+        <w:rPr>
+          <w:b w:val="1"/>
+          <w:rtl w:val="0"/>
+        </w:rPr>
+        <w:t xml:space="preserve">Ginkgo</w:t>
+      </w:r>
+      <w:r>
+        <w:rPr>
+          <w:rtl w:val="0"/>
+        </w:rPr>
+        <w:t xml:space="preserve"> test: skenario accept/reject lintas-merchant (pastikan validasi schema bekerja).</w:t>
+        <w:br w:type="textWrapping"/>
+      </w:r>
+    </w:p>
+    <w:p>
+      <w:pPr>
+        <w:rPr/>
+      </w:pPr>
+      <w:r>
+        <w:pict>
+          <v:rect style="width:0.0pt;height:1.5pt" o:hr="t" o:hrstd="t" o:hralign="center" fillcolor="#A0A0A0" stroked="f"/>
+        </w:pict>
+      </w:r>
+      <w:r>
+        <w:rPr>
+          <w:rtl w:val="0"/>
+        </w:rPr>
+      </w:r>
+    </w:p>
+    <w:p>
+      <w:pPr>
+        <w:pStyle w:val="Heading1"/>
+        <w:keepNext w:val="0"/>
+        <w:keepLines w:val="0"/>
+        <w:spacing w:before="480" w:lineRule="auto"/>
+        <w:rPr>
+          <w:b w:val="1"/>
+          <w:sz w:val="46"/>
+          <w:szCs w:val="46"/>
+        </w:rPr>
+      </w:pPr>
+      <w:bookmarkStart w:colFirst="0" w:colLast="0" w:name="_c2lniu5ii0ax" w:id="17"/>
+      <w:bookmarkEnd w:id="17"/>
+      <w:r>
+        <w:rPr>
+          <w:b w:val="1"/>
+          <w:sz w:val="46"/>
+          <w:szCs w:val="46"/>
+          <w:rtl w:val="0"/>
+        </w:rPr>
+        <w:t xml:space="preserve">Artefak Dokumentasi</w:t>
+      </w:r>
+    </w:p>
+    <w:p>
+      <w:pPr>
+        <w:numPr>
+          <w:ilvl w:val="0"/>
+          <w:numId w:val="16"/>
+        </w:numPr>
+        <w:spacing w:after="0" w:afterAutospacing="0" w:before="240" w:lineRule="auto"/>
+        <w:ind w:left="720" w:hanging="360"/>
+      </w:pPr>
+      <w:r>
+        <w:rPr>
+          <w:rFonts w:ascii="Roboto Mono" w:cs="Roboto Mono" w:eastAsia="Roboto Mono" w:hAnsi="Roboto Mono"/>
+          <w:b w:val="1"/>
+          <w:color w:val="188038"/>
+          <w:rtl w:val="0"/>
+        </w:rPr>
+        <w:t xml:space="preserve">eci-payments-e2e-mermaid.md</w:t>
+        <w:br w:type="textWrapping"/>
+      </w:r>
+      <w:r>
+        <w:rPr>
+          <w:rtl w:val="0"/>
+        </w:rPr>
+        <w:t xml:space="preserve"> Kumpulan diagram Mermaid (arsitektur, sequence REST/gRPC, hot-reload YAML, idempotency).</w:t>
+        <w:br w:type="textWrapping"/>
+      </w:r>
+    </w:p>
+    <w:p>
+      <w:pPr>
+        <w:numPr>
+          <w:ilvl w:val="0"/>
+          <w:numId w:val="16"/>
+        </w:numPr>
+        <w:spacing w:after="240" w:before="0" w:beforeAutospacing="0" w:lineRule="auto"/>
+        <w:ind w:left="720" w:hanging="360"/>
+      </w:pPr>
+      <w:r>
+        <w:rPr>
+          <w:b w:val="1"/>
+          <w:rtl w:val="0"/>
+        </w:rPr>
+        <w:t xml:space="preserve">PNG / PDF diagram</w:t>
+        <w:br w:type="textWrapping"/>
+      </w:r>
+      <w:r>
+        <w:rPr>
+          <w:rtl w:val="0"/>
+        </w:rPr>
+        <w:t xml:space="preserve"> Visual siap presentasi (</w:t>
+      </w:r>
+      <w:r>
+        <w:rPr>
+          <w:rFonts w:ascii="Roboto Mono" w:cs="Roboto Mono" w:eastAsia="Roboto Mono" w:hAnsi="Roboto Mono"/>
+          <w:color w:val="188038"/>
+          <w:rtl w:val="0"/>
+        </w:rPr>
+        <w:t xml:space="preserve">architecture_overview.png</w:t>
+      </w:r>
+      <w:r>
+        <w:rPr>
+          <w:rtl w:val="0"/>
+        </w:rPr>
+        <w:t xml:space="preserve">, dsb., plus PDF multi-halaman).</w:t>
+        <w:br w:type="textWrapping"/>
+      </w:r>
+    </w:p>
+    <w:p>
+      <w:pPr>
+        <w:rPr/>
+      </w:pPr>
+      <w:r>
+        <w:pict>
+          <v:rect style="width:0.0pt;height:1.5pt" o:hr="t" o:hrstd="t" o:hralign="center" fillcolor="#A0A0A0" stroked="f"/>
+        </w:pict>
+      </w:r>
+      <w:r>
+        <w:rPr>
+          <w:rtl w:val="0"/>
+        </w:rPr>
+      </w:r>
+    </w:p>
+    <w:p>
+      <w:pPr>
+        <w:pStyle w:val="Heading1"/>
+        <w:keepNext w:val="0"/>
+        <w:keepLines w:val="0"/>
+        <w:spacing w:before="480" w:lineRule="auto"/>
+        <w:rPr>
+          <w:b w:val="1"/>
+          <w:sz w:val="46"/>
+          <w:szCs w:val="46"/>
+        </w:rPr>
+      </w:pPr>
+      <w:bookmarkStart w:colFirst="0" w:colLast="0" w:name="_cjfm6hlyuet1" w:id="18"/>
+      <w:bookmarkEnd w:id="18"/>
+      <w:r>
+        <w:rPr>
+          <w:b w:val="1"/>
+          <w:sz w:val="46"/>
+          <w:szCs w:val="46"/>
+          <w:rtl w:val="0"/>
+        </w:rPr>
+        <w:t xml:space="preserve">TL;DR alur runtime</w:t>
+      </w:r>
+    </w:p>
+    <w:p>
+      <w:pPr>
+        <w:numPr>
+          <w:ilvl w:val="0"/>
+          <w:numId w:val="4"/>
+        </w:numPr>
+        <w:spacing w:after="0" w:afterAutospacing="0" w:before="240" w:lineRule="auto"/>
+        <w:ind w:left="720" w:hanging="360"/>
+      </w:pPr>
+      <w:r>
+        <w:rPr>
+          <w:b w:val="1"/>
+          <w:rtl w:val="0"/>
+        </w:rPr>
+        <w:t xml:space="preserve">Gateway</w:t>
+      </w:r>
+      <w:r>
+        <w:rPr>
+          <w:rFonts w:ascii="Arial Unicode MS" w:cs="Arial Unicode MS" w:eastAsia="Arial Unicode MS" w:hAnsi="Arial Unicode MS"/>
+          <w:rtl w:val="0"/>
+        </w:rPr>
+        <w:t xml:space="preserve"> terima REST → teruskan header penting → gRPC backend.</w:t>
+        <w:br w:type="textWrapping"/>
+      </w:r>
+    </w:p>
+    <w:p>
+      <w:pPr>
+        <w:numPr>
+          <w:ilvl w:val="0"/>
+          <w:numId w:val="4"/>
+        </w:numPr>
+        <w:spacing w:after="0" w:afterAutospacing="0" w:before="0" w:beforeAutospacing="0" w:lineRule="auto"/>
+        <w:ind w:left="720" w:hanging="360"/>
+      </w:pPr>
+      <w:r>
+        <w:rPr>
+          <w:b w:val="1"/>
+          <w:rtl w:val="0"/>
+        </w:rPr>
+        <w:t xml:space="preserve">Interceptors</w:t>
+      </w:r>
+      <w:r>
+        <w:rPr>
+          <w:rFonts w:ascii="Arial Unicode MS" w:cs="Arial Unicode MS" w:eastAsia="Arial Unicode MS" w:hAnsi="Arial Unicode MS"/>
+          <w:rtl w:val="0"/>
+        </w:rPr>
+        <w:t xml:space="preserve">: JWT cek token → Idempotency cek replay.</w:t>
+        <w:br w:type="textWrapping"/>
+      </w:r>
+    </w:p>
+    <w:p>
+      <w:pPr>
+        <w:numPr>
+          <w:ilvl w:val="0"/>
+          <w:numId w:val="4"/>
+        </w:numPr>
+        <w:spacing w:after="0" w:afterAutospacing="0" w:before="0" w:beforeAutospacing="0" w:lineRule="auto"/>
+        <w:ind w:left="720" w:hanging="360"/>
+      </w:pPr>
+      <w:r>
+        <w:rPr>
+          <w:b w:val="1"/>
+          <w:rtl w:val="0"/>
+        </w:rPr>
+        <w:t xml:space="preserve">Service</w:t>
+      </w:r>
+      <w:r>
+        <w:rPr>
+          <w:rtl w:val="0"/>
+        </w:rPr>
+        <w:t xml:space="preserve"> pilih transformer by </w:t>
+      </w:r>
+      <w:r>
+        <w:rPr>
+          <w:rFonts w:ascii="Roboto Mono" w:cs="Roboto Mono" w:eastAsia="Roboto Mono" w:hAnsi="Roboto Mono"/>
+          <w:color w:val="188038"/>
+          <w:rtl w:val="0"/>
+        </w:rPr>
+        <w:t xml:space="preserve">merchant_id</w:t>
+      </w:r>
+      <w:r>
+        <w:rPr>
+          <w:rFonts w:ascii="Arial Unicode MS" w:cs="Arial Unicode MS" w:eastAsia="Arial Unicode MS" w:hAnsi="Arial Unicode MS"/>
+          <w:rtl w:val="0"/>
+        </w:rPr>
+        <w:t xml:space="preserve"> → </w:t>
+      </w:r>
+      <w:r>
+        <w:rPr>
+          <w:b w:val="1"/>
+          <w:rtl w:val="0"/>
+        </w:rPr>
+        <w:t xml:space="preserve">validasi schema</w:t>
+      </w:r>
+      <w:r>
+        <w:rPr>
+          <w:rFonts w:ascii="Arial Unicode MS" w:cs="Arial Unicode MS" w:eastAsia="Arial Unicode MS" w:hAnsi="Arial Unicode MS"/>
+          <w:rtl w:val="0"/>
+        </w:rPr>
+        <w:t xml:space="preserve"> (guard) → </w:t>
+      </w:r>
+      <w:r>
+        <w:rPr>
+          <w:b w:val="1"/>
+          <w:rtl w:val="0"/>
+        </w:rPr>
+        <w:t xml:space="preserve">rules transform</w:t>
+      </w:r>
+      <w:r>
+        <w:rPr>
+          <w:rFonts w:ascii="Arial Unicode MS" w:cs="Arial Unicode MS" w:eastAsia="Arial Unicode MS" w:hAnsi="Arial Unicode MS"/>
+          <w:rtl w:val="0"/>
+        </w:rPr>
+        <w:t xml:space="preserve"> → simpan DB.</w:t>
+        <w:br w:type="textWrapping"/>
+      </w:r>
+    </w:p>
+    <w:p>
+      <w:pPr>
+        <w:numPr>
+          <w:ilvl w:val="0"/>
+          <w:numId w:val="4"/>
+        </w:numPr>
+        <w:spacing w:after="0" w:afterAutospacing="0" w:before="0" w:beforeAutospacing="0" w:lineRule="auto"/>
+        <w:ind w:left="720" w:hanging="360"/>
+      </w:pPr>
+      <w:r>
+        <w:rPr>
+          <w:b w:val="1"/>
+          <w:rtl w:val="0"/>
+        </w:rPr>
+        <w:t xml:space="preserve">Interceptors</w:t>
+      </w:r>
+      <w:r>
+        <w:rPr>
+          <w:rFonts w:ascii="Arial Unicode MS" w:cs="Arial Unicode MS" w:eastAsia="Arial Unicode MS" w:hAnsi="Arial Unicode MS"/>
+          <w:rtl w:val="0"/>
+        </w:rPr>
+        <w:t xml:space="preserve"> simpan respons pertama (idempotency) → </w:t>
+      </w:r>
+      <w:r>
+        <w:rPr>
+          <w:b w:val="1"/>
+          <w:rtl w:val="0"/>
+        </w:rPr>
+        <w:t xml:space="preserve">Gateway</w:t>
+      </w:r>
+      <w:r>
+        <w:rPr>
+          <w:rtl w:val="0"/>
+        </w:rPr>
+        <w:t xml:space="preserve"> kirim </w:t>
+      </w:r>
+      <w:r>
+        <w:rPr>
+          <w:b w:val="1"/>
+          <w:rtl w:val="0"/>
+        </w:rPr>
+        <w:t xml:space="preserve">201</w:t>
+      </w:r>
+      <w:r>
+        <w:rPr>
+          <w:rtl w:val="0"/>
+        </w:rPr>
+        <w:t xml:space="preserve"> (first) atau </w:t>
+      </w:r>
+      <w:r>
+        <w:rPr>
+          <w:b w:val="1"/>
+          <w:rtl w:val="0"/>
+        </w:rPr>
+        <w:t xml:space="preserve">200 + Idempotency-Replayed:true</w:t>
+      </w:r>
+      <w:r>
+        <w:rPr>
+          <w:rtl w:val="0"/>
+        </w:rPr>
+        <w:t xml:space="preserve"> (replay).</w:t>
+        <w:br w:type="textWrapping"/>
+      </w:r>
+    </w:p>
+    <w:p>
+      <w:pPr>
+        <w:numPr>
+          <w:ilvl w:val="0"/>
+          <w:numId w:val="4"/>
+        </w:numPr>
+        <w:spacing w:after="240" w:before="0" w:beforeAutospacing="0" w:lineRule="auto"/>
+        <w:ind w:left="720" w:hanging="360"/>
+      </w:pPr>
+      <w:r>
+        <w:rPr>
+          <w:rtl w:val="0"/>
+        </w:rPr>
+        <w:t xml:space="preserve">Semua jejak terekam via </w:t>
+      </w:r>
+      <w:r>
+        <w:rPr>
+          <w:b w:val="1"/>
+          <w:rtl w:val="0"/>
+        </w:rPr>
+        <w:t xml:space="preserve">OTel</w:t>
+      </w:r>
+      <w:r>
+        <w:rPr>
+          <w:rtl w:val="0"/>
+        </w:rPr>
+        <w:t xml:space="preserve"> (RPC &amp; DB) + </w:t>
+      </w:r>
+      <w:r>
+        <w:rPr>
+          <w:b w:val="1"/>
+          <w:rtl w:val="0"/>
+        </w:rPr>
+        <w:t xml:space="preserve">/metrics</w:t>
+      </w:r>
+      <w:r>
+        <w:rPr>
+          <w:rtl w:val="0"/>
+        </w:rPr>
+        <w:t xml:space="preserve"> untuk Prometheus.</w:t>
+      </w:r>
+    </w:p>
+    <w:p>
+      <w:pPr>
+        <w:rPr/>
+      </w:pPr>
+      <w:r>
+        <w:rPr>
+          <w:rtl w:val="0"/>
+        </w:rPr>
+      </w:r>
+    </w:p>
     <w:sectPr>
+      <w:type w:val="nextPage"/>
       <w:pgSz w:h="16834" w:w="11909" w:orient="portrait"/>
       <w:pgMar w:bottom="1440" w:top="1440" w:left="1440" w:right="1440" w:header="720" w:footer="720"/>
       <w:pgNumType w:start="1"/>
@@ -3020,8 +6364,8 @@
   <w:abstractNum w:abstractNumId="1">
     <w:lvl w:ilvl="0">
       <w:start w:val="1"/>
-      <w:numFmt w:val="decimal"/>
-      <w:lvlText w:val="%1."/>
+      <w:numFmt w:val="bullet"/>
+      <w:lvlText w:val="●"/>
       <w:lvlJc w:val="left"/>
       <w:pPr>
         <w:ind w:left="720" w:hanging="360"/>
@@ -3044,8 +6388,8 @@
     </w:lvl>
     <w:lvl w:ilvl="2">
       <w:start w:val="1"/>
-      <w:numFmt w:val="lowerRoman"/>
-      <w:lvlText w:val="%3."/>
+      <w:numFmt w:val="bullet"/>
+      <w:lvlText w:val="■"/>
       <w:lvlJc w:val="left"/>
       <w:pPr>
         <w:ind w:left="2160" w:hanging="360"/>
@@ -3056,8 +6400,8 @@
     </w:lvl>
     <w:lvl w:ilvl="3">
       <w:start w:val="1"/>
-      <w:numFmt w:val="decimal"/>
-      <w:lvlText w:val="%4."/>
+      <w:numFmt w:val="bullet"/>
+      <w:lvlText w:val="●"/>
       <w:lvlJc w:val="left"/>
       <w:pPr>
         <w:ind w:left="2880" w:hanging="360"/>
@@ -3068,8 +6412,8 @@
     </w:lvl>
     <w:lvl w:ilvl="4">
       <w:start w:val="1"/>
-      <w:numFmt w:val="lowerLetter"/>
-      <w:lvlText w:val="%5."/>
+      <w:numFmt w:val="bullet"/>
+      <w:lvlText w:val="○"/>
       <w:lvlJc w:val="left"/>
       <w:pPr>
         <w:ind w:left="3600" w:hanging="360"/>
@@ -3080,8 +6424,8 @@
     </w:lvl>
     <w:lvl w:ilvl="5">
       <w:start w:val="1"/>
-      <w:numFmt w:val="lowerRoman"/>
-      <w:lvlText w:val="%6."/>
+      <w:numFmt w:val="bullet"/>
+      <w:lvlText w:val="■"/>
       <w:lvlJc w:val="left"/>
       <w:pPr>
         <w:ind w:left="4320" w:hanging="360"/>
@@ -3092,8 +6436,8 @@
     </w:lvl>
     <w:lvl w:ilvl="6">
       <w:start w:val="1"/>
-      <w:numFmt w:val="decimal"/>
-      <w:lvlText w:val="%7."/>
+      <w:numFmt w:val="bullet"/>
+      <w:lvlText w:val="●"/>
       <w:lvlJc w:val="left"/>
       <w:pPr>
         <w:ind w:left="5040" w:hanging="360"/>
@@ -3104,8 +6448,8 @@
     </w:lvl>
     <w:lvl w:ilvl="7">
       <w:start w:val="1"/>
-      <w:numFmt w:val="lowerLetter"/>
-      <w:lvlText w:val="%8."/>
+      <w:numFmt w:val="bullet"/>
+      <w:lvlText w:val="○"/>
       <w:lvlJc w:val="left"/>
       <w:pPr>
         <w:ind w:left="5760" w:hanging="360"/>
@@ -3116,8 +6460,8 @@
     </w:lvl>
     <w:lvl w:ilvl="8">
       <w:start w:val="1"/>
-      <w:numFmt w:val="lowerRoman"/>
-      <w:lvlText w:val="%9."/>
+      <w:numFmt w:val="bullet"/>
+      <w:lvlText w:val="■"/>
       <w:lvlJc w:val="left"/>
       <w:pPr>
         <w:ind w:left="6480" w:hanging="360"/>
@@ -3130,8 +6474,8 @@
   <w:abstractNum w:abstractNumId="2">
     <w:lvl w:ilvl="0">
       <w:start w:val="1"/>
-      <w:numFmt w:val="decimal"/>
-      <w:lvlText w:val="%1."/>
+      <w:numFmt w:val="bullet"/>
+      <w:lvlText w:val="●"/>
       <w:lvlJc w:val="left"/>
       <w:pPr>
         <w:ind w:left="720" w:hanging="360"/>
@@ -3166,8 +6510,8 @@
     </w:lvl>
     <w:lvl w:ilvl="3">
       <w:start w:val="1"/>
-      <w:numFmt w:val="decimal"/>
-      <w:lvlText w:val="%4."/>
+      <w:numFmt w:val="bullet"/>
+      <w:lvlText w:val="●"/>
       <w:lvlJc w:val="left"/>
       <w:pPr>
         <w:ind w:left="2880" w:hanging="360"/>
@@ -3178,8 +6522,8 @@
     </w:lvl>
     <w:lvl w:ilvl="4">
       <w:start w:val="1"/>
-      <w:numFmt w:val="lowerLetter"/>
-      <w:lvlText w:val="%5."/>
+      <w:numFmt w:val="bullet"/>
+      <w:lvlText w:val="○"/>
       <w:lvlJc w:val="left"/>
       <w:pPr>
         <w:ind w:left="3600" w:hanging="360"/>
@@ -3190,8 +6534,8 @@
     </w:lvl>
     <w:lvl w:ilvl="5">
       <w:start w:val="1"/>
-      <w:numFmt w:val="lowerRoman"/>
-      <w:lvlText w:val="%6."/>
+      <w:numFmt w:val="bullet"/>
+      <w:lvlText w:val="■"/>
       <w:lvlJc w:val="left"/>
       <w:pPr>
         <w:ind w:left="4320" w:hanging="360"/>
@@ -3202,8 +6546,8 @@
     </w:lvl>
     <w:lvl w:ilvl="6">
       <w:start w:val="1"/>
-      <w:numFmt w:val="decimal"/>
-      <w:lvlText w:val="%7."/>
+      <w:numFmt w:val="bullet"/>
+      <w:lvlText w:val="●"/>
       <w:lvlJc w:val="left"/>
       <w:pPr>
         <w:ind w:left="5040" w:hanging="360"/>
@@ -3214,8 +6558,8 @@
     </w:lvl>
     <w:lvl w:ilvl="7">
       <w:start w:val="1"/>
-      <w:numFmt w:val="lowerLetter"/>
-      <w:lvlText w:val="%8."/>
+      <w:numFmt w:val="bullet"/>
+      <w:lvlText w:val="○"/>
       <w:lvlJc w:val="left"/>
       <w:pPr>
         <w:ind w:left="5760" w:hanging="360"/>
@@ -3226,8 +6570,8 @@
     </w:lvl>
     <w:lvl w:ilvl="8">
       <w:start w:val="1"/>
-      <w:numFmt w:val="lowerRoman"/>
-      <w:lvlText w:val="%9."/>
+      <w:numFmt w:val="bullet"/>
+      <w:lvlText w:val="■"/>
       <w:lvlJc w:val="left"/>
       <w:pPr>
         <w:ind w:left="6480" w:hanging="360"/>
@@ -3264,8 +6608,8 @@
     </w:lvl>
     <w:lvl w:ilvl="2">
       <w:start w:val="1"/>
-      <w:numFmt w:val="bullet"/>
-      <w:lvlText w:val="■"/>
+      <w:numFmt w:val="lowerRoman"/>
+      <w:lvlText w:val="%3."/>
       <w:lvlJc w:val="left"/>
       <w:pPr>
         <w:ind w:left="2160" w:hanging="360"/>
@@ -3350,8 +6694,8 @@
   <w:abstractNum w:abstractNumId="4">
     <w:lvl w:ilvl="0">
       <w:start w:val="1"/>
-      <w:numFmt w:val="bullet"/>
-      <w:lvlText w:val="●"/>
+      <w:numFmt w:val="decimal"/>
+      <w:lvlText w:val="%1."/>
       <w:lvlJc w:val="left"/>
       <w:pPr>
         <w:ind w:left="720" w:hanging="360"/>
@@ -3362,8 +6706,8 @@
     </w:lvl>
     <w:lvl w:ilvl="1">
       <w:start w:val="1"/>
-      <w:numFmt w:val="bullet"/>
-      <w:lvlText w:val="○"/>
+      <w:numFmt w:val="lowerLetter"/>
+      <w:lvlText w:val="%2."/>
       <w:lvlJc w:val="left"/>
       <w:pPr>
         <w:ind w:left="1440" w:hanging="360"/>
@@ -3374,8 +6718,8 @@
     </w:lvl>
     <w:lvl w:ilvl="2">
       <w:start w:val="1"/>
-      <w:numFmt w:val="bullet"/>
-      <w:lvlText w:val="■"/>
+      <w:numFmt w:val="lowerRoman"/>
+      <w:lvlText w:val="%3."/>
       <w:lvlJc w:val="left"/>
       <w:pPr>
         <w:ind w:left="2160" w:hanging="360"/>
@@ -3386,8 +6730,8 @@
     </w:lvl>
     <w:lvl w:ilvl="3">
       <w:start w:val="1"/>
-      <w:numFmt w:val="bullet"/>
-      <w:lvlText w:val="●"/>
+      <w:numFmt w:val="decimal"/>
+      <w:lvlText w:val="%4."/>
       <w:lvlJc w:val="left"/>
       <w:pPr>
         <w:ind w:left="2880" w:hanging="360"/>
@@ -3398,8 +6742,8 @@
     </w:lvl>
     <w:lvl w:ilvl="4">
       <w:start w:val="1"/>
-      <w:numFmt w:val="bullet"/>
-      <w:lvlText w:val="○"/>
+      <w:numFmt w:val="lowerLetter"/>
+      <w:lvlText w:val="%5."/>
       <w:lvlJc w:val="left"/>
       <w:pPr>
         <w:ind w:left="3600" w:hanging="360"/>
@@ -3410,8 +6754,8 @@
     </w:lvl>
     <w:lvl w:ilvl="5">
       <w:start w:val="1"/>
-      <w:numFmt w:val="bullet"/>
-      <w:lvlText w:val="■"/>
+      <w:numFmt w:val="lowerRoman"/>
+      <w:lvlText w:val="%6."/>
       <w:lvlJc w:val="left"/>
       <w:pPr>
         <w:ind w:left="4320" w:hanging="360"/>
@@ -3422,8 +6766,8 @@
     </w:lvl>
     <w:lvl w:ilvl="6">
       <w:start w:val="1"/>
-      <w:numFmt w:val="bullet"/>
-      <w:lvlText w:val="●"/>
+      <w:numFmt w:val="decimal"/>
+      <w:lvlText w:val="%7."/>
       <w:lvlJc w:val="left"/>
       <w:pPr>
         <w:ind w:left="5040" w:hanging="360"/>
@@ -3434,8 +6778,8 @@
     </w:lvl>
     <w:lvl w:ilvl="7">
       <w:start w:val="1"/>
-      <w:numFmt w:val="bullet"/>
-      <w:lvlText w:val="○"/>
+      <w:numFmt w:val="lowerLetter"/>
+      <w:lvlText w:val="%8."/>
       <w:lvlJc w:val="left"/>
       <w:pPr>
         <w:ind w:left="5760" w:hanging="360"/>
@@ -3446,8 +6790,8 @@
     </w:lvl>
     <w:lvl w:ilvl="8">
       <w:start w:val="1"/>
-      <w:numFmt w:val="bullet"/>
-      <w:lvlText w:val="■"/>
+      <w:numFmt w:val="lowerRoman"/>
+      <w:lvlText w:val="%9."/>
       <w:lvlJc w:val="left"/>
       <w:pPr>
         <w:ind w:left="6480" w:hanging="360"/>
@@ -3484,8 +6828,8 @@
     </w:lvl>
     <w:lvl w:ilvl="2">
       <w:start w:val="1"/>
-      <w:numFmt w:val="bullet"/>
-      <w:lvlText w:val="■"/>
+      <w:numFmt w:val="decimal"/>
+      <w:lvlText w:val="%3."/>
       <w:lvlJc w:val="left"/>
       <w:pPr>
         <w:ind w:left="2160" w:hanging="360"/>
@@ -3678,6 +7022,1106 @@
     </w:lvl>
   </w:abstractNum>
   <w:abstractNum w:abstractNumId="7">
+    <w:lvl w:ilvl="0">
+      <w:start w:val="1"/>
+      <w:numFmt w:val="decimal"/>
+      <w:lvlText w:val="%1."/>
+      <w:lvlJc w:val="left"/>
+      <w:pPr>
+        <w:ind w:left="720" w:hanging="360"/>
+      </w:pPr>
+      <w:rPr>
+        <w:u w:val="none"/>
+      </w:rPr>
+    </w:lvl>
+    <w:lvl w:ilvl="1">
+      <w:start w:val="1"/>
+      <w:numFmt w:val="bullet"/>
+      <w:lvlText w:val="○"/>
+      <w:lvlJc w:val="left"/>
+      <w:pPr>
+        <w:ind w:left="1440" w:hanging="360"/>
+      </w:pPr>
+      <w:rPr>
+        <w:u w:val="none"/>
+      </w:rPr>
+    </w:lvl>
+    <w:lvl w:ilvl="2">
+      <w:start w:val="1"/>
+      <w:numFmt w:val="bullet"/>
+      <w:lvlText w:val="■"/>
+      <w:lvlJc w:val="left"/>
+      <w:pPr>
+        <w:ind w:left="2160" w:hanging="360"/>
+      </w:pPr>
+      <w:rPr>
+        <w:u w:val="none"/>
+      </w:rPr>
+    </w:lvl>
+    <w:lvl w:ilvl="3">
+      <w:start w:val="1"/>
+      <w:numFmt w:val="decimal"/>
+      <w:lvlText w:val="%4."/>
+      <w:lvlJc w:val="left"/>
+      <w:pPr>
+        <w:ind w:left="2880" w:hanging="360"/>
+      </w:pPr>
+      <w:rPr>
+        <w:u w:val="none"/>
+      </w:rPr>
+    </w:lvl>
+    <w:lvl w:ilvl="4">
+      <w:start w:val="1"/>
+      <w:numFmt w:val="lowerLetter"/>
+      <w:lvlText w:val="%5."/>
+      <w:lvlJc w:val="left"/>
+      <w:pPr>
+        <w:ind w:left="3600" w:hanging="360"/>
+      </w:pPr>
+      <w:rPr>
+        <w:u w:val="none"/>
+      </w:rPr>
+    </w:lvl>
+    <w:lvl w:ilvl="5">
+      <w:start w:val="1"/>
+      <w:numFmt w:val="lowerRoman"/>
+      <w:lvlText w:val="%6."/>
+      <w:lvlJc w:val="left"/>
+      <w:pPr>
+        <w:ind w:left="4320" w:hanging="360"/>
+      </w:pPr>
+      <w:rPr>
+        <w:u w:val="none"/>
+      </w:rPr>
+    </w:lvl>
+    <w:lvl w:ilvl="6">
+      <w:start w:val="1"/>
+      <w:numFmt w:val="decimal"/>
+      <w:lvlText w:val="%7."/>
+      <w:lvlJc w:val="left"/>
+      <w:pPr>
+        <w:ind w:left="5040" w:hanging="360"/>
+      </w:pPr>
+      <w:rPr>
+        <w:u w:val="none"/>
+      </w:rPr>
+    </w:lvl>
+    <w:lvl w:ilvl="7">
+      <w:start w:val="1"/>
+      <w:numFmt w:val="lowerLetter"/>
+      <w:lvlText w:val="%8."/>
+      <w:lvlJc w:val="left"/>
+      <w:pPr>
+        <w:ind w:left="5760" w:hanging="360"/>
+      </w:pPr>
+      <w:rPr>
+        <w:u w:val="none"/>
+      </w:rPr>
+    </w:lvl>
+    <w:lvl w:ilvl="8">
+      <w:start w:val="1"/>
+      <w:numFmt w:val="lowerRoman"/>
+      <w:lvlText w:val="%9."/>
+      <w:lvlJc w:val="left"/>
+      <w:pPr>
+        <w:ind w:left="6480" w:hanging="360"/>
+      </w:pPr>
+      <w:rPr>
+        <w:u w:val="none"/>
+      </w:rPr>
+    </w:lvl>
+  </w:abstractNum>
+  <w:abstractNum w:abstractNumId="8">
+    <w:lvl w:ilvl="0">
+      <w:start w:val="1"/>
+      <w:numFmt w:val="decimal"/>
+      <w:lvlText w:val="%1."/>
+      <w:lvlJc w:val="left"/>
+      <w:pPr>
+        <w:ind w:left="720" w:hanging="360"/>
+      </w:pPr>
+      <w:rPr>
+        <w:u w:val="none"/>
+      </w:rPr>
+    </w:lvl>
+    <w:lvl w:ilvl="1">
+      <w:start w:val="1"/>
+      <w:numFmt w:val="bullet"/>
+      <w:lvlText w:val="○"/>
+      <w:lvlJc w:val="left"/>
+      <w:pPr>
+        <w:ind w:left="1440" w:hanging="360"/>
+      </w:pPr>
+      <w:rPr>
+        <w:u w:val="none"/>
+      </w:rPr>
+    </w:lvl>
+    <w:lvl w:ilvl="2">
+      <w:start w:val="1"/>
+      <w:numFmt w:val="bullet"/>
+      <w:lvlText w:val="■"/>
+      <w:lvlJc w:val="left"/>
+      <w:pPr>
+        <w:ind w:left="2160" w:hanging="360"/>
+      </w:pPr>
+      <w:rPr>
+        <w:u w:val="none"/>
+      </w:rPr>
+    </w:lvl>
+    <w:lvl w:ilvl="3">
+      <w:start w:val="1"/>
+      <w:numFmt w:val="decimal"/>
+      <w:lvlText w:val="%4."/>
+      <w:lvlJc w:val="left"/>
+      <w:pPr>
+        <w:ind w:left="2880" w:hanging="360"/>
+      </w:pPr>
+      <w:rPr>
+        <w:u w:val="none"/>
+      </w:rPr>
+    </w:lvl>
+    <w:lvl w:ilvl="4">
+      <w:start w:val="1"/>
+      <w:numFmt w:val="lowerLetter"/>
+      <w:lvlText w:val="%5."/>
+      <w:lvlJc w:val="left"/>
+      <w:pPr>
+        <w:ind w:left="3600" w:hanging="360"/>
+      </w:pPr>
+      <w:rPr>
+        <w:u w:val="none"/>
+      </w:rPr>
+    </w:lvl>
+    <w:lvl w:ilvl="5">
+      <w:start w:val="1"/>
+      <w:numFmt w:val="lowerRoman"/>
+      <w:lvlText w:val="%6."/>
+      <w:lvlJc w:val="left"/>
+      <w:pPr>
+        <w:ind w:left="4320" w:hanging="360"/>
+      </w:pPr>
+      <w:rPr>
+        <w:u w:val="none"/>
+      </w:rPr>
+    </w:lvl>
+    <w:lvl w:ilvl="6">
+      <w:start w:val="1"/>
+      <w:numFmt w:val="decimal"/>
+      <w:lvlText w:val="%7."/>
+      <w:lvlJc w:val="left"/>
+      <w:pPr>
+        <w:ind w:left="5040" w:hanging="360"/>
+      </w:pPr>
+      <w:rPr>
+        <w:u w:val="none"/>
+      </w:rPr>
+    </w:lvl>
+    <w:lvl w:ilvl="7">
+      <w:start w:val="1"/>
+      <w:numFmt w:val="lowerLetter"/>
+      <w:lvlText w:val="%8."/>
+      <w:lvlJc w:val="left"/>
+      <w:pPr>
+        <w:ind w:left="5760" w:hanging="360"/>
+      </w:pPr>
+      <w:rPr>
+        <w:u w:val="none"/>
+      </w:rPr>
+    </w:lvl>
+    <w:lvl w:ilvl="8">
+      <w:start w:val="1"/>
+      <w:numFmt w:val="lowerRoman"/>
+      <w:lvlText w:val="%9."/>
+      <w:lvlJc w:val="left"/>
+      <w:pPr>
+        <w:ind w:left="6480" w:hanging="360"/>
+      </w:pPr>
+      <w:rPr>
+        <w:u w:val="none"/>
+      </w:rPr>
+    </w:lvl>
+  </w:abstractNum>
+  <w:abstractNum w:abstractNumId="9">
+    <w:lvl w:ilvl="0">
+      <w:start w:val="1"/>
+      <w:numFmt w:val="bullet"/>
+      <w:lvlText w:val="●"/>
+      <w:lvlJc w:val="left"/>
+      <w:pPr>
+        <w:ind w:left="720" w:hanging="360"/>
+      </w:pPr>
+      <w:rPr>
+        <w:u w:val="none"/>
+      </w:rPr>
+    </w:lvl>
+    <w:lvl w:ilvl="1">
+      <w:start w:val="1"/>
+      <w:numFmt w:val="bullet"/>
+      <w:lvlText w:val="○"/>
+      <w:lvlJc w:val="left"/>
+      <w:pPr>
+        <w:ind w:left="1440" w:hanging="360"/>
+      </w:pPr>
+      <w:rPr>
+        <w:u w:val="none"/>
+      </w:rPr>
+    </w:lvl>
+    <w:lvl w:ilvl="2">
+      <w:start w:val="1"/>
+      <w:numFmt w:val="bullet"/>
+      <w:lvlText w:val="■"/>
+      <w:lvlJc w:val="left"/>
+      <w:pPr>
+        <w:ind w:left="2160" w:hanging="360"/>
+      </w:pPr>
+      <w:rPr>
+        <w:u w:val="none"/>
+      </w:rPr>
+    </w:lvl>
+    <w:lvl w:ilvl="3">
+      <w:start w:val="1"/>
+      <w:numFmt w:val="bullet"/>
+      <w:lvlText w:val="●"/>
+      <w:lvlJc w:val="left"/>
+      <w:pPr>
+        <w:ind w:left="2880" w:hanging="360"/>
+      </w:pPr>
+      <w:rPr>
+        <w:u w:val="none"/>
+      </w:rPr>
+    </w:lvl>
+    <w:lvl w:ilvl="4">
+      <w:start w:val="1"/>
+      <w:numFmt w:val="bullet"/>
+      <w:lvlText w:val="○"/>
+      <w:lvlJc w:val="left"/>
+      <w:pPr>
+        <w:ind w:left="3600" w:hanging="360"/>
+      </w:pPr>
+      <w:rPr>
+        <w:u w:val="none"/>
+      </w:rPr>
+    </w:lvl>
+    <w:lvl w:ilvl="5">
+      <w:start w:val="1"/>
+      <w:numFmt w:val="bullet"/>
+      <w:lvlText w:val="■"/>
+      <w:lvlJc w:val="left"/>
+      <w:pPr>
+        <w:ind w:left="4320" w:hanging="360"/>
+      </w:pPr>
+      <w:rPr>
+        <w:u w:val="none"/>
+      </w:rPr>
+    </w:lvl>
+    <w:lvl w:ilvl="6">
+      <w:start w:val="1"/>
+      <w:numFmt w:val="bullet"/>
+      <w:lvlText w:val="●"/>
+      <w:lvlJc w:val="left"/>
+      <w:pPr>
+        <w:ind w:left="5040" w:hanging="360"/>
+      </w:pPr>
+      <w:rPr>
+        <w:u w:val="none"/>
+      </w:rPr>
+    </w:lvl>
+    <w:lvl w:ilvl="7">
+      <w:start w:val="1"/>
+      <w:numFmt w:val="bullet"/>
+      <w:lvlText w:val="○"/>
+      <w:lvlJc w:val="left"/>
+      <w:pPr>
+        <w:ind w:left="5760" w:hanging="360"/>
+      </w:pPr>
+      <w:rPr>
+        <w:u w:val="none"/>
+      </w:rPr>
+    </w:lvl>
+    <w:lvl w:ilvl="8">
+      <w:start w:val="1"/>
+      <w:numFmt w:val="bullet"/>
+      <w:lvlText w:val="■"/>
+      <w:lvlJc w:val="left"/>
+      <w:pPr>
+        <w:ind w:left="6480" w:hanging="360"/>
+      </w:pPr>
+      <w:rPr>
+        <w:u w:val="none"/>
+      </w:rPr>
+    </w:lvl>
+  </w:abstractNum>
+  <w:abstractNum w:abstractNumId="10">
+    <w:lvl w:ilvl="0">
+      <w:start w:val="1"/>
+      <w:numFmt w:val="bullet"/>
+      <w:lvlText w:val="●"/>
+      <w:lvlJc w:val="left"/>
+      <w:pPr>
+        <w:ind w:left="720" w:hanging="360"/>
+      </w:pPr>
+      <w:rPr>
+        <w:u w:val="none"/>
+      </w:rPr>
+    </w:lvl>
+    <w:lvl w:ilvl="1">
+      <w:start w:val="1"/>
+      <w:numFmt w:val="bullet"/>
+      <w:lvlText w:val="○"/>
+      <w:lvlJc w:val="left"/>
+      <w:pPr>
+        <w:ind w:left="1440" w:hanging="360"/>
+      </w:pPr>
+      <w:rPr>
+        <w:u w:val="none"/>
+      </w:rPr>
+    </w:lvl>
+    <w:lvl w:ilvl="2">
+      <w:start w:val="1"/>
+      <w:numFmt w:val="bullet"/>
+      <w:lvlText w:val="■"/>
+      <w:lvlJc w:val="left"/>
+      <w:pPr>
+        <w:ind w:left="2160" w:hanging="360"/>
+      </w:pPr>
+      <w:rPr>
+        <w:u w:val="none"/>
+      </w:rPr>
+    </w:lvl>
+    <w:lvl w:ilvl="3">
+      <w:start w:val="1"/>
+      <w:numFmt w:val="bullet"/>
+      <w:lvlText w:val="●"/>
+      <w:lvlJc w:val="left"/>
+      <w:pPr>
+        <w:ind w:left="2880" w:hanging="360"/>
+      </w:pPr>
+      <w:rPr>
+        <w:u w:val="none"/>
+      </w:rPr>
+    </w:lvl>
+    <w:lvl w:ilvl="4">
+      <w:start w:val="1"/>
+      <w:numFmt w:val="bullet"/>
+      <w:lvlText w:val="○"/>
+      <w:lvlJc w:val="left"/>
+      <w:pPr>
+        <w:ind w:left="3600" w:hanging="360"/>
+      </w:pPr>
+      <w:rPr>
+        <w:u w:val="none"/>
+      </w:rPr>
+    </w:lvl>
+    <w:lvl w:ilvl="5">
+      <w:start w:val="1"/>
+      <w:numFmt w:val="bullet"/>
+      <w:lvlText w:val="■"/>
+      <w:lvlJc w:val="left"/>
+      <w:pPr>
+        <w:ind w:left="4320" w:hanging="360"/>
+      </w:pPr>
+      <w:rPr>
+        <w:u w:val="none"/>
+      </w:rPr>
+    </w:lvl>
+    <w:lvl w:ilvl="6">
+      <w:start w:val="1"/>
+      <w:numFmt w:val="bullet"/>
+      <w:lvlText w:val="●"/>
+      <w:lvlJc w:val="left"/>
+      <w:pPr>
+        <w:ind w:left="5040" w:hanging="360"/>
+      </w:pPr>
+      <w:rPr>
+        <w:u w:val="none"/>
+      </w:rPr>
+    </w:lvl>
+    <w:lvl w:ilvl="7">
+      <w:start w:val="1"/>
+      <w:numFmt w:val="bullet"/>
+      <w:lvlText w:val="○"/>
+      <w:lvlJc w:val="left"/>
+      <w:pPr>
+        <w:ind w:left="5760" w:hanging="360"/>
+      </w:pPr>
+      <w:rPr>
+        <w:u w:val="none"/>
+      </w:rPr>
+    </w:lvl>
+    <w:lvl w:ilvl="8">
+      <w:start w:val="1"/>
+      <w:numFmt w:val="bullet"/>
+      <w:lvlText w:val="■"/>
+      <w:lvlJc w:val="left"/>
+      <w:pPr>
+        <w:ind w:left="6480" w:hanging="360"/>
+      </w:pPr>
+      <w:rPr>
+        <w:u w:val="none"/>
+      </w:rPr>
+    </w:lvl>
+  </w:abstractNum>
+  <w:abstractNum w:abstractNumId="11">
+    <w:lvl w:ilvl="0">
+      <w:start w:val="1"/>
+      <w:numFmt w:val="bullet"/>
+      <w:lvlText w:val="●"/>
+      <w:lvlJc w:val="left"/>
+      <w:pPr>
+        <w:ind w:left="720" w:hanging="360"/>
+      </w:pPr>
+      <w:rPr>
+        <w:u w:val="none"/>
+      </w:rPr>
+    </w:lvl>
+    <w:lvl w:ilvl="1">
+      <w:start w:val="1"/>
+      <w:numFmt w:val="bullet"/>
+      <w:lvlText w:val="○"/>
+      <w:lvlJc w:val="left"/>
+      <w:pPr>
+        <w:ind w:left="1440" w:hanging="360"/>
+      </w:pPr>
+      <w:rPr>
+        <w:u w:val="none"/>
+      </w:rPr>
+    </w:lvl>
+    <w:lvl w:ilvl="2">
+      <w:start w:val="1"/>
+      <w:numFmt w:val="bullet"/>
+      <w:lvlText w:val="■"/>
+      <w:lvlJc w:val="left"/>
+      <w:pPr>
+        <w:ind w:left="2160" w:hanging="360"/>
+      </w:pPr>
+      <w:rPr>
+        <w:u w:val="none"/>
+      </w:rPr>
+    </w:lvl>
+    <w:lvl w:ilvl="3">
+      <w:start w:val="1"/>
+      <w:numFmt w:val="bullet"/>
+      <w:lvlText w:val="●"/>
+      <w:lvlJc w:val="left"/>
+      <w:pPr>
+        <w:ind w:left="2880" w:hanging="360"/>
+      </w:pPr>
+      <w:rPr>
+        <w:u w:val="none"/>
+      </w:rPr>
+    </w:lvl>
+    <w:lvl w:ilvl="4">
+      <w:start w:val="1"/>
+      <w:numFmt w:val="bullet"/>
+      <w:lvlText w:val="○"/>
+      <w:lvlJc w:val="left"/>
+      <w:pPr>
+        <w:ind w:left="3600" w:hanging="360"/>
+      </w:pPr>
+      <w:rPr>
+        <w:u w:val="none"/>
+      </w:rPr>
+    </w:lvl>
+    <w:lvl w:ilvl="5">
+      <w:start w:val="1"/>
+      <w:numFmt w:val="bullet"/>
+      <w:lvlText w:val="■"/>
+      <w:lvlJc w:val="left"/>
+      <w:pPr>
+        <w:ind w:left="4320" w:hanging="360"/>
+      </w:pPr>
+      <w:rPr>
+        <w:u w:val="none"/>
+      </w:rPr>
+    </w:lvl>
+    <w:lvl w:ilvl="6">
+      <w:start w:val="1"/>
+      <w:numFmt w:val="bullet"/>
+      <w:lvlText w:val="●"/>
+      <w:lvlJc w:val="left"/>
+      <w:pPr>
+        <w:ind w:left="5040" w:hanging="360"/>
+      </w:pPr>
+      <w:rPr>
+        <w:u w:val="none"/>
+      </w:rPr>
+    </w:lvl>
+    <w:lvl w:ilvl="7">
+      <w:start w:val="1"/>
+      <w:numFmt w:val="bullet"/>
+      <w:lvlText w:val="○"/>
+      <w:lvlJc w:val="left"/>
+      <w:pPr>
+        <w:ind w:left="5760" w:hanging="360"/>
+      </w:pPr>
+      <w:rPr>
+        <w:u w:val="none"/>
+      </w:rPr>
+    </w:lvl>
+    <w:lvl w:ilvl="8">
+      <w:start w:val="1"/>
+      <w:numFmt w:val="bullet"/>
+      <w:lvlText w:val="■"/>
+      <w:lvlJc w:val="left"/>
+      <w:pPr>
+        <w:ind w:left="6480" w:hanging="360"/>
+      </w:pPr>
+      <w:rPr>
+        <w:u w:val="none"/>
+      </w:rPr>
+    </w:lvl>
+  </w:abstractNum>
+  <w:abstractNum w:abstractNumId="12">
+    <w:lvl w:ilvl="0">
+      <w:start w:val="1"/>
+      <w:numFmt w:val="bullet"/>
+      <w:lvlText w:val="●"/>
+      <w:lvlJc w:val="left"/>
+      <w:pPr>
+        <w:ind w:left="720" w:hanging="360"/>
+      </w:pPr>
+      <w:rPr>
+        <w:u w:val="none"/>
+      </w:rPr>
+    </w:lvl>
+    <w:lvl w:ilvl="1">
+      <w:start w:val="1"/>
+      <w:numFmt w:val="bullet"/>
+      <w:lvlText w:val="○"/>
+      <w:lvlJc w:val="left"/>
+      <w:pPr>
+        <w:ind w:left="1440" w:hanging="360"/>
+      </w:pPr>
+      <w:rPr>
+        <w:u w:val="none"/>
+      </w:rPr>
+    </w:lvl>
+    <w:lvl w:ilvl="2">
+      <w:start w:val="1"/>
+      <w:numFmt w:val="bullet"/>
+      <w:lvlText w:val="■"/>
+      <w:lvlJc w:val="left"/>
+      <w:pPr>
+        <w:ind w:left="2160" w:hanging="360"/>
+      </w:pPr>
+      <w:rPr>
+        <w:u w:val="none"/>
+      </w:rPr>
+    </w:lvl>
+    <w:lvl w:ilvl="3">
+      <w:start w:val="1"/>
+      <w:numFmt w:val="bullet"/>
+      <w:lvlText w:val="●"/>
+      <w:lvlJc w:val="left"/>
+      <w:pPr>
+        <w:ind w:left="2880" w:hanging="360"/>
+      </w:pPr>
+      <w:rPr>
+        <w:u w:val="none"/>
+      </w:rPr>
+    </w:lvl>
+    <w:lvl w:ilvl="4">
+      <w:start w:val="1"/>
+      <w:numFmt w:val="bullet"/>
+      <w:lvlText w:val="○"/>
+      <w:lvlJc w:val="left"/>
+      <w:pPr>
+        <w:ind w:left="3600" w:hanging="360"/>
+      </w:pPr>
+      <w:rPr>
+        <w:u w:val="none"/>
+      </w:rPr>
+    </w:lvl>
+    <w:lvl w:ilvl="5">
+      <w:start w:val="1"/>
+      <w:numFmt w:val="bullet"/>
+      <w:lvlText w:val="■"/>
+      <w:lvlJc w:val="left"/>
+      <w:pPr>
+        <w:ind w:left="4320" w:hanging="360"/>
+      </w:pPr>
+      <w:rPr>
+        <w:u w:val="none"/>
+      </w:rPr>
+    </w:lvl>
+    <w:lvl w:ilvl="6">
+      <w:start w:val="1"/>
+      <w:numFmt w:val="bullet"/>
+      <w:lvlText w:val="●"/>
+      <w:lvlJc w:val="left"/>
+      <w:pPr>
+        <w:ind w:left="5040" w:hanging="360"/>
+      </w:pPr>
+      <w:rPr>
+        <w:u w:val="none"/>
+      </w:rPr>
+    </w:lvl>
+    <w:lvl w:ilvl="7">
+      <w:start w:val="1"/>
+      <w:numFmt w:val="bullet"/>
+      <w:lvlText w:val="○"/>
+      <w:lvlJc w:val="left"/>
+      <w:pPr>
+        <w:ind w:left="5760" w:hanging="360"/>
+      </w:pPr>
+      <w:rPr>
+        <w:u w:val="none"/>
+      </w:rPr>
+    </w:lvl>
+    <w:lvl w:ilvl="8">
+      <w:start w:val="1"/>
+      <w:numFmt w:val="bullet"/>
+      <w:lvlText w:val="■"/>
+      <w:lvlJc w:val="left"/>
+      <w:pPr>
+        <w:ind w:left="6480" w:hanging="360"/>
+      </w:pPr>
+      <w:rPr>
+        <w:u w:val="none"/>
+      </w:rPr>
+    </w:lvl>
+  </w:abstractNum>
+  <w:abstractNum w:abstractNumId="13">
+    <w:lvl w:ilvl="0">
+      <w:start w:val="1"/>
+      <w:numFmt w:val="bullet"/>
+      <w:lvlText w:val="●"/>
+      <w:lvlJc w:val="left"/>
+      <w:pPr>
+        <w:ind w:left="720" w:hanging="360"/>
+      </w:pPr>
+      <w:rPr>
+        <w:u w:val="none"/>
+      </w:rPr>
+    </w:lvl>
+    <w:lvl w:ilvl="1">
+      <w:start w:val="1"/>
+      <w:numFmt w:val="bullet"/>
+      <w:lvlText w:val="○"/>
+      <w:lvlJc w:val="left"/>
+      <w:pPr>
+        <w:ind w:left="1440" w:hanging="360"/>
+      </w:pPr>
+      <w:rPr>
+        <w:u w:val="none"/>
+      </w:rPr>
+    </w:lvl>
+    <w:lvl w:ilvl="2">
+      <w:start w:val="1"/>
+      <w:numFmt w:val="bullet"/>
+      <w:lvlText w:val="■"/>
+      <w:lvlJc w:val="left"/>
+      <w:pPr>
+        <w:ind w:left="2160" w:hanging="360"/>
+      </w:pPr>
+      <w:rPr>
+        <w:u w:val="none"/>
+      </w:rPr>
+    </w:lvl>
+    <w:lvl w:ilvl="3">
+      <w:start w:val="1"/>
+      <w:numFmt w:val="bullet"/>
+      <w:lvlText w:val="●"/>
+      <w:lvlJc w:val="left"/>
+      <w:pPr>
+        <w:ind w:left="2880" w:hanging="360"/>
+      </w:pPr>
+      <w:rPr>
+        <w:u w:val="none"/>
+      </w:rPr>
+    </w:lvl>
+    <w:lvl w:ilvl="4">
+      <w:start w:val="1"/>
+      <w:numFmt w:val="bullet"/>
+      <w:lvlText w:val="○"/>
+      <w:lvlJc w:val="left"/>
+      <w:pPr>
+        <w:ind w:left="3600" w:hanging="360"/>
+      </w:pPr>
+      <w:rPr>
+        <w:u w:val="none"/>
+      </w:rPr>
+    </w:lvl>
+    <w:lvl w:ilvl="5">
+      <w:start w:val="1"/>
+      <w:numFmt w:val="bullet"/>
+      <w:lvlText w:val="■"/>
+      <w:lvlJc w:val="left"/>
+      <w:pPr>
+        <w:ind w:left="4320" w:hanging="360"/>
+      </w:pPr>
+      <w:rPr>
+        <w:u w:val="none"/>
+      </w:rPr>
+    </w:lvl>
+    <w:lvl w:ilvl="6">
+      <w:start w:val="1"/>
+      <w:numFmt w:val="bullet"/>
+      <w:lvlText w:val="●"/>
+      <w:lvlJc w:val="left"/>
+      <w:pPr>
+        <w:ind w:left="5040" w:hanging="360"/>
+      </w:pPr>
+      <w:rPr>
+        <w:u w:val="none"/>
+      </w:rPr>
+    </w:lvl>
+    <w:lvl w:ilvl="7">
+      <w:start w:val="1"/>
+      <w:numFmt w:val="bullet"/>
+      <w:lvlText w:val="○"/>
+      <w:lvlJc w:val="left"/>
+      <w:pPr>
+        <w:ind w:left="5760" w:hanging="360"/>
+      </w:pPr>
+      <w:rPr>
+        <w:u w:val="none"/>
+      </w:rPr>
+    </w:lvl>
+    <w:lvl w:ilvl="8">
+      <w:start w:val="1"/>
+      <w:numFmt w:val="bullet"/>
+      <w:lvlText w:val="■"/>
+      <w:lvlJc w:val="left"/>
+      <w:pPr>
+        <w:ind w:left="6480" w:hanging="360"/>
+      </w:pPr>
+      <w:rPr>
+        <w:u w:val="none"/>
+      </w:rPr>
+    </w:lvl>
+  </w:abstractNum>
+  <w:abstractNum w:abstractNumId="14">
+    <w:lvl w:ilvl="0">
+      <w:start w:val="1"/>
+      <w:numFmt w:val="bullet"/>
+      <w:lvlText w:val="●"/>
+      <w:lvlJc w:val="left"/>
+      <w:pPr>
+        <w:ind w:left="720" w:hanging="360"/>
+      </w:pPr>
+      <w:rPr>
+        <w:u w:val="none"/>
+      </w:rPr>
+    </w:lvl>
+    <w:lvl w:ilvl="1">
+      <w:start w:val="1"/>
+      <w:numFmt w:val="bullet"/>
+      <w:lvlText w:val="○"/>
+      <w:lvlJc w:val="left"/>
+      <w:pPr>
+        <w:ind w:left="1440" w:hanging="360"/>
+      </w:pPr>
+      <w:rPr>
+        <w:u w:val="none"/>
+      </w:rPr>
+    </w:lvl>
+    <w:lvl w:ilvl="2">
+      <w:start w:val="1"/>
+      <w:numFmt w:val="bullet"/>
+      <w:lvlText w:val="■"/>
+      <w:lvlJc w:val="left"/>
+      <w:pPr>
+        <w:ind w:left="2160" w:hanging="360"/>
+      </w:pPr>
+      <w:rPr>
+        <w:u w:val="none"/>
+      </w:rPr>
+    </w:lvl>
+    <w:lvl w:ilvl="3">
+      <w:start w:val="1"/>
+      <w:numFmt w:val="bullet"/>
+      <w:lvlText w:val="●"/>
+      <w:lvlJc w:val="left"/>
+      <w:pPr>
+        <w:ind w:left="2880" w:hanging="360"/>
+      </w:pPr>
+      <w:rPr>
+        <w:u w:val="none"/>
+      </w:rPr>
+    </w:lvl>
+    <w:lvl w:ilvl="4">
+      <w:start w:val="1"/>
+      <w:numFmt w:val="bullet"/>
+      <w:lvlText w:val="○"/>
+      <w:lvlJc w:val="left"/>
+      <w:pPr>
+        <w:ind w:left="3600" w:hanging="360"/>
+      </w:pPr>
+      <w:rPr>
+        <w:u w:val="none"/>
+      </w:rPr>
+    </w:lvl>
+    <w:lvl w:ilvl="5">
+      <w:start w:val="1"/>
+      <w:numFmt w:val="bullet"/>
+      <w:lvlText w:val="■"/>
+      <w:lvlJc w:val="left"/>
+      <w:pPr>
+        <w:ind w:left="4320" w:hanging="360"/>
+      </w:pPr>
+      <w:rPr>
+        <w:u w:val="none"/>
+      </w:rPr>
+    </w:lvl>
+    <w:lvl w:ilvl="6">
+      <w:start w:val="1"/>
+      <w:numFmt w:val="bullet"/>
+      <w:lvlText w:val="●"/>
+      <w:lvlJc w:val="left"/>
+      <w:pPr>
+        <w:ind w:left="5040" w:hanging="360"/>
+      </w:pPr>
+      <w:rPr>
+        <w:u w:val="none"/>
+      </w:rPr>
+    </w:lvl>
+    <w:lvl w:ilvl="7">
+      <w:start w:val="1"/>
+      <w:numFmt w:val="bullet"/>
+      <w:lvlText w:val="○"/>
+      <w:lvlJc w:val="left"/>
+      <w:pPr>
+        <w:ind w:left="5760" w:hanging="360"/>
+      </w:pPr>
+      <w:rPr>
+        <w:u w:val="none"/>
+      </w:rPr>
+    </w:lvl>
+    <w:lvl w:ilvl="8">
+      <w:start w:val="1"/>
+      <w:numFmt w:val="bullet"/>
+      <w:lvlText w:val="■"/>
+      <w:lvlJc w:val="left"/>
+      <w:pPr>
+        <w:ind w:left="6480" w:hanging="360"/>
+      </w:pPr>
+      <w:rPr>
+        <w:u w:val="none"/>
+      </w:rPr>
+    </w:lvl>
+  </w:abstractNum>
+  <w:abstractNum w:abstractNumId="15">
+    <w:lvl w:ilvl="0">
+      <w:start w:val="1"/>
+      <w:numFmt w:val="bullet"/>
+      <w:lvlText w:val="●"/>
+      <w:lvlJc w:val="left"/>
+      <w:pPr>
+        <w:ind w:left="720" w:hanging="360"/>
+      </w:pPr>
+      <w:rPr>
+        <w:u w:val="none"/>
+      </w:rPr>
+    </w:lvl>
+    <w:lvl w:ilvl="1">
+      <w:start w:val="1"/>
+      <w:numFmt w:val="bullet"/>
+      <w:lvlText w:val="○"/>
+      <w:lvlJc w:val="left"/>
+      <w:pPr>
+        <w:ind w:left="1440" w:hanging="360"/>
+      </w:pPr>
+      <w:rPr>
+        <w:u w:val="none"/>
+      </w:rPr>
+    </w:lvl>
+    <w:lvl w:ilvl="2">
+      <w:start w:val="1"/>
+      <w:numFmt w:val="bullet"/>
+      <w:lvlText w:val="■"/>
+      <w:lvlJc w:val="left"/>
+      <w:pPr>
+        <w:ind w:left="2160" w:hanging="360"/>
+      </w:pPr>
+      <w:rPr>
+        <w:u w:val="none"/>
+      </w:rPr>
+    </w:lvl>
+    <w:lvl w:ilvl="3">
+      <w:start w:val="1"/>
+      <w:numFmt w:val="bullet"/>
+      <w:lvlText w:val="●"/>
+      <w:lvlJc w:val="left"/>
+      <w:pPr>
+        <w:ind w:left="2880" w:hanging="360"/>
+      </w:pPr>
+      <w:rPr>
+        <w:u w:val="none"/>
+      </w:rPr>
+    </w:lvl>
+    <w:lvl w:ilvl="4">
+      <w:start w:val="1"/>
+      <w:numFmt w:val="bullet"/>
+      <w:lvlText w:val="○"/>
+      <w:lvlJc w:val="left"/>
+      <w:pPr>
+        <w:ind w:left="3600" w:hanging="360"/>
+      </w:pPr>
+      <w:rPr>
+        <w:u w:val="none"/>
+      </w:rPr>
+    </w:lvl>
+    <w:lvl w:ilvl="5">
+      <w:start w:val="1"/>
+      <w:numFmt w:val="bullet"/>
+      <w:lvlText w:val="■"/>
+      <w:lvlJc w:val="left"/>
+      <w:pPr>
+        <w:ind w:left="4320" w:hanging="360"/>
+      </w:pPr>
+      <w:rPr>
+        <w:u w:val="none"/>
+      </w:rPr>
+    </w:lvl>
+    <w:lvl w:ilvl="6">
+      <w:start w:val="1"/>
+      <w:numFmt w:val="bullet"/>
+      <w:lvlText w:val="●"/>
+      <w:lvlJc w:val="left"/>
+      <w:pPr>
+        <w:ind w:left="5040" w:hanging="360"/>
+      </w:pPr>
+      <w:rPr>
+        <w:u w:val="none"/>
+      </w:rPr>
+    </w:lvl>
+    <w:lvl w:ilvl="7">
+      <w:start w:val="1"/>
+      <w:numFmt w:val="bullet"/>
+      <w:lvlText w:val="○"/>
+      <w:lvlJc w:val="left"/>
+      <w:pPr>
+        <w:ind w:left="5760" w:hanging="360"/>
+      </w:pPr>
+      <w:rPr>
+        <w:u w:val="none"/>
+      </w:rPr>
+    </w:lvl>
+    <w:lvl w:ilvl="8">
+      <w:start w:val="1"/>
+      <w:numFmt w:val="bullet"/>
+      <w:lvlText w:val="■"/>
+      <w:lvlJc w:val="left"/>
+      <w:pPr>
+        <w:ind w:left="6480" w:hanging="360"/>
+      </w:pPr>
+      <w:rPr>
+        <w:u w:val="none"/>
+      </w:rPr>
+    </w:lvl>
+  </w:abstractNum>
+  <w:abstractNum w:abstractNumId="16">
+    <w:lvl w:ilvl="0">
+      <w:start w:val="1"/>
+      <w:numFmt w:val="bullet"/>
+      <w:lvlText w:val="●"/>
+      <w:lvlJc w:val="left"/>
+      <w:pPr>
+        <w:ind w:left="720" w:hanging="360"/>
+      </w:pPr>
+      <w:rPr>
+        <w:u w:val="none"/>
+      </w:rPr>
+    </w:lvl>
+    <w:lvl w:ilvl="1">
+      <w:start w:val="1"/>
+      <w:numFmt w:val="bullet"/>
+      <w:lvlText w:val="○"/>
+      <w:lvlJc w:val="left"/>
+      <w:pPr>
+        <w:ind w:left="1440" w:hanging="360"/>
+      </w:pPr>
+      <w:rPr>
+        <w:u w:val="none"/>
+      </w:rPr>
+    </w:lvl>
+    <w:lvl w:ilvl="2">
+      <w:start w:val="1"/>
+      <w:numFmt w:val="bullet"/>
+      <w:lvlText w:val="■"/>
+      <w:lvlJc w:val="left"/>
+      <w:pPr>
+        <w:ind w:left="2160" w:hanging="360"/>
+      </w:pPr>
+      <w:rPr>
+        <w:u w:val="none"/>
+      </w:rPr>
+    </w:lvl>
+    <w:lvl w:ilvl="3">
+      <w:start w:val="1"/>
+      <w:numFmt w:val="bullet"/>
+      <w:lvlText w:val="●"/>
+      <w:lvlJc w:val="left"/>
+      <w:pPr>
+        <w:ind w:left="2880" w:hanging="360"/>
+      </w:pPr>
+      <w:rPr>
+        <w:u w:val="none"/>
+      </w:rPr>
+    </w:lvl>
+    <w:lvl w:ilvl="4">
+      <w:start w:val="1"/>
+      <w:numFmt w:val="bullet"/>
+      <w:lvlText w:val="○"/>
+      <w:lvlJc w:val="left"/>
+      <w:pPr>
+        <w:ind w:left="3600" w:hanging="360"/>
+      </w:pPr>
+      <w:rPr>
+        <w:u w:val="none"/>
+      </w:rPr>
+    </w:lvl>
+    <w:lvl w:ilvl="5">
+      <w:start w:val="1"/>
+      <w:numFmt w:val="bullet"/>
+      <w:lvlText w:val="■"/>
+      <w:lvlJc w:val="left"/>
+      <w:pPr>
+        <w:ind w:left="4320" w:hanging="360"/>
+      </w:pPr>
+      <w:rPr>
+        <w:u w:val="none"/>
+      </w:rPr>
+    </w:lvl>
+    <w:lvl w:ilvl="6">
+      <w:start w:val="1"/>
+      <w:numFmt w:val="bullet"/>
+      <w:lvlText w:val="●"/>
+      <w:lvlJc w:val="left"/>
+      <w:pPr>
+        <w:ind w:left="5040" w:hanging="360"/>
+      </w:pPr>
+      <w:rPr>
+        <w:u w:val="none"/>
+      </w:rPr>
+    </w:lvl>
+    <w:lvl w:ilvl="7">
+      <w:start w:val="1"/>
+      <w:numFmt w:val="bullet"/>
+      <w:lvlText w:val="○"/>
+      <w:lvlJc w:val="left"/>
+      <w:pPr>
+        <w:ind w:left="5760" w:hanging="360"/>
+      </w:pPr>
+      <w:rPr>
+        <w:u w:val="none"/>
+      </w:rPr>
+    </w:lvl>
+    <w:lvl w:ilvl="8">
+      <w:start w:val="1"/>
+      <w:numFmt w:val="bullet"/>
+      <w:lvlText w:val="■"/>
+      <w:lvlJc w:val="left"/>
+      <w:pPr>
+        <w:ind w:left="6480" w:hanging="360"/>
+      </w:pPr>
+      <w:rPr>
+        <w:u w:val="none"/>
+      </w:rPr>
+    </w:lvl>
+  </w:abstractNum>
+  <w:abstractNum w:abstractNumId="17">
     <w:lvl w:ilvl="0">
       <w:start w:val="1"/>
       <w:numFmt w:val="bullet"/>
@@ -3807,6 +8251,36 @@
   </w:num>
   <w:num w:numId="7">
     <w:abstractNumId w:val="7"/>
+  </w:num>
+  <w:num w:numId="8">
+    <w:abstractNumId w:val="8"/>
+  </w:num>
+  <w:num w:numId="9">
+    <w:abstractNumId w:val="9"/>
+  </w:num>
+  <w:num w:numId="10">
+    <w:abstractNumId w:val="10"/>
+  </w:num>
+  <w:num w:numId="11">
+    <w:abstractNumId w:val="11"/>
+  </w:num>
+  <w:num w:numId="12">
+    <w:abstractNumId w:val="12"/>
+  </w:num>
+  <w:num w:numId="13">
+    <w:abstractNumId w:val="13"/>
+  </w:num>
+  <w:num w:numId="14">
+    <w:abstractNumId w:val="14"/>
+  </w:num>
+  <w:num w:numId="15">
+    <w:abstractNumId w:val="15"/>
+  </w:num>
+  <w:num w:numId="16">
+    <w:abstractNumId w:val="16"/>
+  </w:num>
+  <w:num w:numId="17">
+    <w:abstractNumId w:val="17"/>
   </w:num>
 </w:numbering>
 </file>
